--- a/eng/docx/43.content.docx
+++ b/eng/docx/43.content.docx
@@ -136,13 +136,6 @@
         <w:rPr>
           <w:lang w:val="en_US" w:bidi="en_US"/>
         </w:rPr>
-      </w:r>
-      <w:r>
-        <w:rPr>
-          <w:i/>
-          <w:lang w:val="en_US" w:bidi="en_US"/>
-        </w:rPr>
-        <w:t>John 1:1, John 1:1 (#2), John 1:1–2, John 1:3, John 1:4, John 1:6, John 1:7, John 1:8–11, John 1:12, John 1:13, John 1:14, John 1:16, John 1:17, John 1:18, John 1:18 (#2), John 1:22–23, John 1:29, John 1:31, John 1:32–33, John 1:37, John 1:40, John 1:41, John 1:42, John 1:44, John 1:49, John 1:51, John 2:1–2, John 2:3–5, John 2:7–8, John 2:10, John 2:11, John 2:14, John 2:15, John 2:16, John 2:18, John 2:19, John 2:21, John 2:23, John 2:24–25, John 3:1, John 3:2, John 3:3–4, John 3:4, John 3:10, John 3:13, John 3:14–15, John 3:16, John 3:17, John 3:19, John 3:20, John 3:21, John 3:30, John 3:33, John 3:35, John 3:36, John 3:36 (#2), John 4:1–3, John 4:5, John 4:7, John 4:7 (#2), John 4:8, John 4:9, John 4:10, John 4:11, John 4:14–15, John 4:15, John 4:16, John 4:17, John 4:18, John 4:20, John 4:23–24, John 4:25–26, John 4:28–29, John 4:30, John 4:34, John 4:36, John 4:39, John 4:42, John 4:45, John 4:46–47, John 4:48, John 4:50, John 4:53, John 5:2, John 5:3–4, John 5:5–6, John 5:7, John 5:8–9, John 5:10, John 5:14, John 5:15, John 5:17, John 5:18, John 5:19, John 5:20, John 5:22–23, John 5:23, John 5:24, John 5:26, John 5:28–29, John 5:30, John 5:36, John 5:37, John 5:39, John 5:39 (#2), John 5:44, John 5:45, John 5:46–47, John 6:1, John 6:2, John 6:4–5, John 6:5–6, John 6:7, John 6:8–9, John 6:10, John 6:11, John 6:11 (#2), John 6:13, John 6:14–15, John 6:18, John 6:19, John 6:20, John 6:26, John 6:27, John 6:29, John 6:35, John 6:37, John 6:39–40, John 6:44, John 6:46, John 6:51, John 6:53, John 6:56, John 6:57, John 6:60, John 6:64, John 6:67–68, John 6:70–71, John 7:1, John 7:3–4, John 7:6, John 7:7, John 7:10, John 7:12, John 7:13, John 7:14, John 7:17, John 7:18, John 7:19, John 7:23, John 7:24, John 7:27, John 7:32, John 7:35–36, John 7:37–39, John 7:45–46, John 7:50–51, John 8:2–3, John 8:4–6, John 8:7, John 8:9, John 8:11, John 8:13, John 8:17–18, John 8:23–24, John 8:24, John 8:26–27, John 8:29, John 8:31, John 8:33, John 8:34, John 8:37, John 8:39–40, John 8:42, John 8:44, John 8:44 (#2), John 8:47, John 8:51, John 8:52, John 8:52–53, John 8:58, John 9:2, John 9:3, John 9:6–7, John 9:7, John 9:9, John 9:13, John 9:14, John 9:15, John 9:16, John 9:17, John 9:18, John 9:20, John 9:21, John 9:22, John 9:24, John 9:25, John 9:27, John 9:31, John 9:34, John 9:35, John 9:35–36, John 9:38, John 9:41, John 10:1, John 10:2, John 10:3–4, John 10:5, John 10:7–8, John 10:9, John 10:11, John 10:16, John 10:17, John 10:18, John 10:18 (#2), John 10:19–21, John 10:24, John 10:25–26, John 10:28, John 10:29, John 10:29 (#2), John 10:33, John 10:34–36, John 10:37–38, John 10:38, John 10:39, John 10:40, John 10:41–42, John 11:1–2, John 11:4, John 11:6, John 11:8, John 11:9, John 11:10, John 11:12–13, John 11:13, John 11:15, John 11:16, John 11:17, John 11:20, John 11:22, John 11:24, John 11:25–26, John 11:27, John 11:29, John 11:31, John 11:33–35, John 11:36, John 11:39, John 11:40, John 11:41, John 11:42, John 11:44, John 11:45–46, John 11:50, John 11:53, John 11:54, John 11:57, John 12:1, John 12:3, John 12:4–6, John 12:7–8, John 12:9, John 12:10–11, John 12:13, John 12:14–15, John 12:17–18, John 12:23, John 12:24, John 12:25, John 12:26, John 12:28, John 12:30, John 12:31, John 12:32–33, John 12:34–35, John 12:35–36, John 12:37–38, John 12:39–40, John 12:41, John 12:42–43, John 12:44–45, John 12:47, John 12:48, John 12:49, John 12:50, John 13:1, John 13:2, John 13:3, John 13:3 (#2), John 13:4–5, John 13:8, John 13:11, John 13:14–15, John 13:16, John 13:18, John 13:19, John 13:20, John 13:24, John 13:26, John 13:27, John 13:30, John 13:31, John 13:33, John 13:34, John 13:35, John 13:38, John 14:1–3, John 14:2, John 14:3, John 14:6, John 14:8, John 14:10, John 14:11, John 14:12, John 14:13, John 14:15, John 14:17, John 14:17 (#2), John 14:17 (#3), John 14:21, John 14:26, John 14:28, John 14:30, John 15:1, John 15:1 (#2), John 15:2, John 15:3, John 15:5, John 15:5 (#2), John 15:6, John 15:7, John 15:8, John 15:10, John 15:13, John 15:14, John 15:15, John 15:19, John 15:24, John 15:26–27, John 15:27, John 16:1, John 16:3, John 16:4, John 16:7, John 16:8, John 16:13, John 16:14, John 16:15, John 16:17–18, John 16:20, John 16:22, John 16:24, John 16:27, John 16:28, John 16:32, John 16:32 (#2), John 16:33, John 17:2, John 17:3, John 17:4, John 17:5, John 17:6, John 17:8, John 17:9, John 17:11, John 17:12, John 17:15, John 17:19, John 17:20, John 17:21, John 17:23, John 17:24, John 17:26, John 18:1, John 18:2, John 18:3, John 18:4, John 18:6, John 18:8–9, John 18:10–11, John 18:13, John 18:13 (#2), John 18:16, John 18:19–21, John 18:24, John 18:25–26, John 18:27, John 18:28, John 18:29–30, John 18:31, John 18:33–35, John 18:36, John 18:37, John 18:38, John 18:39–40, John 19:2–3, John 19:4, John 19:5, John 19:6, John 19:7–8, John 19:9, John 19:11, John 19:12, John 19:15–16, John 19:17–18, John 19:18, John 19:19, John 19:20, John 19:23, John 19:23–24, John 19:24, John 19:25–26, John 19:26, John 19:27, John 19:28, John 19:29–30, John 19:31, John 19:33, John 19:34, John 19:35, John 19:36–37, John 19:38, John 19:39, John 19:40–41, John 20:1, John 20:1 (#2), John 20:2, John 20:3–4, John 20:6–7, John 20:8, John 20:12, John 20:13, John 20:14, John 20:15, John 20:16, John 20:17, John 20:17 (#2), John 20:18, John 20:19, John 20:20, John 20:21, John 20:22–23, John 20:24, John 20:25, John 20:26, John 20:27, John 20:28, John 20:29, John 20:30, John 20:31, John 21:1, John 21:2, John 21:3, John 21:6, John 21:6 (#2), John 21:7, John 21:8, John 21:10, John 21:14, John 21:15, John 21:17, John 21:17 (#2), John 21:18, John 21:19, John 21:21, John 21:22, John 21:24</w:t>
       </w:r>
       <w:r>
         <w:rPr>

--- a/eng/docx/43.content.docx
+++ b/eng/docx/43.content.docx
@@ -123,19 +123,6 @@
           <w:lang w:val="en_US" w:bidi="en_US"/>
         </w:rPr>
         <w:t>JHN</w:t>
-      </w:r>
-      <w:r>
-        <w:rPr>
-          <w:lang w:val="en_US" w:bidi="en_US"/>
-        </w:rPr>
-      </w:r>
-    </w:p>
-    <w:p>
-      <w:pPr/>
-      <w:r>
-        <w:rPr>
-          <w:lang w:val="en_US" w:bidi="en_US"/>
-        </w:rPr>
       </w:r>
       <w:r>
         <w:rPr>

--- a/eng/docx/43.content.docx
+++ b/eng/docx/43.content.docx
@@ -19,7 +19,7 @@
         <w:rPr>
           <w:lang w:val="en_US" w:bidi="en_US"/>
         </w:rPr>
-        <w:t>Resource: Translation Questions (unfoldingWord)</w:t>
+        <w:t>Resource: unfoldingWord® Translation Questions</w:t>
       </w:r>
       <w:r>
         <w:rPr>
@@ -85,7 +85,7 @@
         <w:rPr>
           <w:lang w:val="en_US" w:bidi="en_US"/>
         </w:rPr>
-        <w:t>Translation Questions (unfoldingWord)</w:t>
+        <w:t>unfoldingWord® Translation Questions</w:t>
       </w:r>
     </w:p>
     <w:p>

--- a/eng/docx/43.content.docx
+++ b/eng/docx/43.content.docx
@@ -185,7 +185,7 @@
         <w:rPr>
           <w:lang w:val="en_US" w:bidi="en_US"/>
         </w:rPr>
-        <w:t>John 1:1</w:t>
+        <w:t>John 1:1 (#1)</w:t>
       </w:r>
       <w:r>
         <w:rPr>
@@ -311,7 +311,7 @@
         <w:rPr>
           <w:lang w:val="en_US" w:bidi="en_US"/>
         </w:rPr>
-        <w:t>John 1:1–2</w:t>
+        <w:t>John 1:1–2 (#1)</w:t>
       </w:r>
       <w:r>
         <w:rPr>
@@ -374,7 +374,7 @@
         <w:rPr>
           <w:lang w:val="en_US" w:bidi="en_US"/>
         </w:rPr>
-        <w:t>John 1:3</w:t>
+        <w:t>John 1:3 (#1)</w:t>
       </w:r>
       <w:r>
         <w:rPr>
@@ -437,7 +437,7 @@
         <w:rPr>
           <w:lang w:val="en_US" w:bidi="en_US"/>
         </w:rPr>
-        <w:t>John 1:4</w:t>
+        <w:t>John 1:4 (#1)</w:t>
       </w:r>
       <w:r>
         <w:rPr>
@@ -500,7 +500,7 @@
         <w:rPr>
           <w:lang w:val="en_US" w:bidi="en_US"/>
         </w:rPr>
-        <w:t>John 1:6</w:t>
+        <w:t>John 1:6 (#1)</w:t>
       </w:r>
       <w:r>
         <w:rPr>
@@ -563,7 +563,7 @@
         <w:rPr>
           <w:lang w:val="en_US" w:bidi="en_US"/>
         </w:rPr>
-        <w:t>John 1:7</w:t>
+        <w:t>John 1:7 (#1)</w:t>
       </w:r>
       <w:r>
         <w:rPr>
@@ -626,7 +626,7 @@
         <w:rPr>
           <w:lang w:val="en_US" w:bidi="en_US"/>
         </w:rPr>
-        <w:t>John 1:8–11</w:t>
+        <w:t>John 1:8–11 (#1)</w:t>
       </w:r>
       <w:r>
         <w:rPr>
@@ -689,7 +689,7 @@
         <w:rPr>
           <w:lang w:val="en_US" w:bidi="en_US"/>
         </w:rPr>
-        <w:t>John 1:12</w:t>
+        <w:t>John 1:12 (#1)</w:t>
       </w:r>
       <w:r>
         <w:rPr>
@@ -752,7 +752,7 @@
         <w:rPr>
           <w:lang w:val="en_US" w:bidi="en_US"/>
         </w:rPr>
-        <w:t>John 1:13</w:t>
+        <w:t>John 1:13 (#1)</w:t>
       </w:r>
       <w:r>
         <w:rPr>
@@ -815,7 +815,7 @@
         <w:rPr>
           <w:lang w:val="en_US" w:bidi="en_US"/>
         </w:rPr>
-        <w:t>John 1:14</w:t>
+        <w:t>John 1:14 (#1)</w:t>
       </w:r>
       <w:r>
         <w:rPr>
@@ -878,7 +878,7 @@
         <w:rPr>
           <w:lang w:val="en_US" w:bidi="en_US"/>
         </w:rPr>
-        <w:t>John 1:16</w:t>
+        <w:t>John 1:16 (#1)</w:t>
       </w:r>
       <w:r>
         <w:rPr>
@@ -941,7 +941,7 @@
         <w:rPr>
           <w:lang w:val="en_US" w:bidi="en_US"/>
         </w:rPr>
-        <w:t>John 1:17</w:t>
+        <w:t>John 1:17 (#1)</w:t>
       </w:r>
       <w:r>
         <w:rPr>
@@ -1004,7 +1004,70 @@
         <w:rPr>
           <w:lang w:val="en_US" w:bidi="en_US"/>
         </w:rPr>
-        <w:t>John 1:18</w:t>
+        <w:t>John 1:18 (#2)</w:t>
+      </w:r>
+      <w:r>
+        <w:rPr>
+          <w:lang w:val="en_US" w:bidi="en_US"/>
+        </w:rPr>
+      </w:r>
+    </w:p>
+    <w:p>
+      <w:pPr/>
+      <w:r>
+        <w:rPr>
+          <w:lang w:val="en_US" w:bidi="en_US"/>
+        </w:rPr>
+      </w:r>
+      <w:r>
+        <w:rPr>
+          <w:b/>
+          <w:lang w:val="en_US" w:bidi="en_US"/>
+        </w:rPr>
+        <w:t>Who has made God known to us?</w:t>
+      </w:r>
+    </w:p>
+    <w:p>
+      <w:pPr/>
+      <w:r>
+        <w:rPr>
+          <w:lang w:val="en_US" w:bidi="en_US"/>
+        </w:rPr>
+      </w:r>
+      <w:r>
+        <w:rPr>
+          <w:lang w:val="en_US" w:bidi="en_US"/>
+        </w:rPr>
+        <w:t>The one who is in the bosom of the Father has made him known to us.</w:t>
+      </w:r>
+      <w:r>
+        <w:rPr>
+          <w:lang w:val="en_US" w:bidi="en_US"/>
+        </w:rPr>
+      </w:r>
+      <w:r>
+        <w:rPr>
+          <w:lang w:val="en_US" w:bidi="en_US"/>
+        </w:rPr>
+      </w:r>
+    </w:p>
+    <w:p>
+      <w:pPr/>
+      <w:r>
+        <w:rPr>
+          <w:lang w:val="en_US" w:bidi="en_US"/>
+        </w:rPr>
+      </w:r>
+    </w:p>
+    <w:p>
+      <w:pPr>
+        <w:pStyle w:val="Heading2"/>
+      </w:pPr>
+      <w:r>
+        <w:rPr>
+          <w:lang w:val="en_US" w:bidi="en_US"/>
+        </w:rPr>
+        <w:t>John 1:18 (#1)</w:t>
       </w:r>
       <w:r>
         <w:rPr>
@@ -1067,70 +1130,7 @@
         <w:rPr>
           <w:lang w:val="en_US" w:bidi="en_US"/>
         </w:rPr>
-        <w:t>John 1:18 (#2)</w:t>
-      </w:r>
-      <w:r>
-        <w:rPr>
-          <w:lang w:val="en_US" w:bidi="en_US"/>
-        </w:rPr>
-      </w:r>
-    </w:p>
-    <w:p>
-      <w:pPr/>
-      <w:r>
-        <w:rPr>
-          <w:lang w:val="en_US" w:bidi="en_US"/>
-        </w:rPr>
-      </w:r>
-      <w:r>
-        <w:rPr>
-          <w:b/>
-          <w:lang w:val="en_US" w:bidi="en_US"/>
-        </w:rPr>
-        <w:t>Who has made God known to us?</w:t>
-      </w:r>
-    </w:p>
-    <w:p>
-      <w:pPr/>
-      <w:r>
-        <w:rPr>
-          <w:lang w:val="en_US" w:bidi="en_US"/>
-        </w:rPr>
-      </w:r>
-      <w:r>
-        <w:rPr>
-          <w:lang w:val="en_US" w:bidi="en_US"/>
-        </w:rPr>
-        <w:t>The one who is in the bosom of the Father has made him known to us.</w:t>
-      </w:r>
-      <w:r>
-        <w:rPr>
-          <w:lang w:val="en_US" w:bidi="en_US"/>
-        </w:rPr>
-      </w:r>
-      <w:r>
-        <w:rPr>
-          <w:lang w:val="en_US" w:bidi="en_US"/>
-        </w:rPr>
-      </w:r>
-    </w:p>
-    <w:p>
-      <w:pPr/>
-      <w:r>
-        <w:rPr>
-          <w:lang w:val="en_US" w:bidi="en_US"/>
-        </w:rPr>
-      </w:r>
-    </w:p>
-    <w:p>
-      <w:pPr>
-        <w:pStyle w:val="Heading2"/>
-      </w:pPr>
-      <w:r>
-        <w:rPr>
-          <w:lang w:val="en_US" w:bidi="en_US"/>
-        </w:rPr>
-        <w:t>John 1:22–23</w:t>
+        <w:t>John 1:22–23 (#1)</w:t>
       </w:r>
       <w:r>
         <w:rPr>
@@ -1193,7 +1193,7 @@
         <w:rPr>
           <w:lang w:val="en_US" w:bidi="en_US"/>
         </w:rPr>
-        <w:t>John 1:29</w:t>
+        <w:t>John 1:29 (#1)</w:t>
       </w:r>
       <w:r>
         <w:rPr>
@@ -1256,7 +1256,7 @@
         <w:rPr>
           <w:lang w:val="en_US" w:bidi="en_US"/>
         </w:rPr>
-        <w:t>John 1:31</w:t>
+        <w:t>John 1:31 (#1)</w:t>
       </w:r>
       <w:r>
         <w:rPr>
@@ -1319,7 +1319,7 @@
         <w:rPr>
           <w:lang w:val="en_US" w:bidi="en_US"/>
         </w:rPr>
-        <w:t>John 1:32–33</w:t>
+        <w:t>John 1:32–33 (#1)</w:t>
       </w:r>
       <w:r>
         <w:rPr>
@@ -1382,7 +1382,7 @@
         <w:rPr>
           <w:lang w:val="en_US" w:bidi="en_US"/>
         </w:rPr>
-        <w:t>John 1:37</w:t>
+        <w:t>John 1:37 (#1)</w:t>
       </w:r>
       <w:r>
         <w:rPr>
@@ -1445,7 +1445,7 @@
         <w:rPr>
           <w:lang w:val="en_US" w:bidi="en_US"/>
         </w:rPr>
-        <w:t>John 1:40</w:t>
+        <w:t>John 1:40 (#1)</w:t>
       </w:r>
       <w:r>
         <w:rPr>
@@ -1508,7 +1508,7 @@
         <w:rPr>
           <w:lang w:val="en_US" w:bidi="en_US"/>
         </w:rPr>
-        <w:t>John 1:41</w:t>
+        <w:t>John 1:41 (#1)</w:t>
       </w:r>
       <w:r>
         <w:rPr>
@@ -1571,7 +1571,7 @@
         <w:rPr>
           <w:lang w:val="en_US" w:bidi="en_US"/>
         </w:rPr>
-        <w:t>John 1:42</w:t>
+        <w:t>John 1:42 (#1)</w:t>
       </w:r>
       <w:r>
         <w:rPr>
@@ -1605,36 +1605,36 @@
         <w:rPr>
           <w:lang w:val="en_US" w:bidi="en_US"/>
         </w:rPr>
-        <w:t>Jesus said Simon would be called “Cephas” (which means ‘Peter’).</w:t>
-      </w:r>
-      <w:r>
-        <w:rPr>
-          <w:lang w:val="en_US" w:bidi="en_US"/>
-        </w:rPr>
-      </w:r>
-      <w:r>
-        <w:rPr>
-          <w:lang w:val="en_US" w:bidi="en_US"/>
-        </w:rPr>
-      </w:r>
-    </w:p>
-    <w:p>
-      <w:pPr/>
-      <w:r>
-        <w:rPr>
-          <w:lang w:val="en_US" w:bidi="en_US"/>
-        </w:rPr>
-      </w:r>
-    </w:p>
-    <w:p>
-      <w:pPr>
-        <w:pStyle w:val="Heading2"/>
-      </w:pPr>
-      <w:r>
-        <w:rPr>
-          <w:lang w:val="en_US" w:bidi="en_US"/>
-        </w:rPr>
-        <w:t>John 1:44</w:t>
+        <w:t>Jesus said Simon would be called “Cephas” (which means “Peter”).</w:t>
+      </w:r>
+      <w:r>
+        <w:rPr>
+          <w:lang w:val="en_US" w:bidi="en_US"/>
+        </w:rPr>
+      </w:r>
+      <w:r>
+        <w:rPr>
+          <w:lang w:val="en_US" w:bidi="en_US"/>
+        </w:rPr>
+      </w:r>
+    </w:p>
+    <w:p>
+      <w:pPr/>
+      <w:r>
+        <w:rPr>
+          <w:lang w:val="en_US" w:bidi="en_US"/>
+        </w:rPr>
+      </w:r>
+    </w:p>
+    <w:p>
+      <w:pPr>
+        <w:pStyle w:val="Heading2"/>
+      </w:pPr>
+      <w:r>
+        <w:rPr>
+          <w:lang w:val="en_US" w:bidi="en_US"/>
+        </w:rPr>
+        <w:t>John 1:44 (#1)</w:t>
       </w:r>
       <w:r>
         <w:rPr>
@@ -1697,7 +1697,7 @@
         <w:rPr>
           <w:lang w:val="en_US" w:bidi="en_US"/>
         </w:rPr>
-        <w:t>John 1:49</w:t>
+        <w:t>John 1:49 (#1)</w:t>
       </w:r>
       <w:r>
         <w:rPr>
@@ -1760,7 +1760,7 @@
         <w:rPr>
           <w:lang w:val="en_US" w:bidi="en_US"/>
         </w:rPr>
-        <w:t>John 1:51</w:t>
+        <w:t>John 1:51 (#1)</w:t>
       </w:r>
       <w:r>
         <w:rPr>
@@ -1823,7 +1823,7 @@
         <w:rPr>
           <w:lang w:val="en_US" w:bidi="en_US"/>
         </w:rPr>
-        <w:t>John 2:1–2</w:t>
+        <w:t>John 2:1–2 (#1)</w:t>
       </w:r>
       <w:r>
         <w:rPr>
@@ -1886,7 +1886,7 @@
         <w:rPr>
           <w:lang w:val="en_US" w:bidi="en_US"/>
         </w:rPr>
-        <w:t>John 2:3–5</w:t>
+        <w:t>John 2:3–5 (#1)</w:t>
       </w:r>
       <w:r>
         <w:rPr>
@@ -1949,7 +1949,7 @@
         <w:rPr>
           <w:lang w:val="en_US" w:bidi="en_US"/>
         </w:rPr>
-        <w:t>John 2:7–8</w:t>
+        <w:t>John 2:7–8 (#1)</w:t>
       </w:r>
       <w:r>
         <w:rPr>
@@ -2012,7 +2012,7 @@
         <w:rPr>
           <w:lang w:val="en_US" w:bidi="en_US"/>
         </w:rPr>
-        <w:t>John 2:10</w:t>
+        <w:t>John 2:10 (#1)</w:t>
       </w:r>
       <w:r>
         <w:rPr>
@@ -2075,7 +2075,7 @@
         <w:rPr>
           <w:lang w:val="en_US" w:bidi="en_US"/>
         </w:rPr>
-        <w:t>John 2:11</w:t>
+        <w:t>John 2:11 (#1)</w:t>
       </w:r>
       <w:r>
         <w:rPr>
@@ -2138,7 +2138,7 @@
         <w:rPr>
           <w:lang w:val="en_US" w:bidi="en_US"/>
         </w:rPr>
-        <w:t>John 2:14</w:t>
+        <w:t>John 2:14 (#1)</w:t>
       </w:r>
       <w:r>
         <w:rPr>
@@ -2201,7 +2201,7 @@
         <w:rPr>
           <w:lang w:val="en_US" w:bidi="en_US"/>
         </w:rPr>
-        <w:t>John 2:15</w:t>
+        <w:t>John 2:15 (#1)</w:t>
       </w:r>
       <w:r>
         <w:rPr>
@@ -2264,7 +2264,7 @@
         <w:rPr>
           <w:lang w:val="en_US" w:bidi="en_US"/>
         </w:rPr>
-        <w:t>John 2:16</w:t>
+        <w:t>John 2:16 (#1)</w:t>
       </w:r>
       <w:r>
         <w:rPr>
@@ -2327,7 +2327,7 @@
         <w:rPr>
           <w:lang w:val="en_US" w:bidi="en_US"/>
         </w:rPr>
-        <w:t>John 2:18</w:t>
+        <w:t>John 2:18 (#1)</w:t>
       </w:r>
       <w:r>
         <w:rPr>
@@ -2390,7 +2390,7 @@
         <w:rPr>
           <w:lang w:val="en_US" w:bidi="en_US"/>
         </w:rPr>
-        <w:t>John 2:19</w:t>
+        <w:t>John 2:19 (#1)</w:t>
       </w:r>
       <w:r>
         <w:rPr>
@@ -2453,27 +2453,27 @@
         <w:rPr>
           <w:lang w:val="en_US" w:bidi="en_US"/>
         </w:rPr>
-        <w:t>John 2:21</w:t>
-      </w:r>
-      <w:r>
-        <w:rPr>
-          <w:lang w:val="en_US" w:bidi="en_US"/>
-        </w:rPr>
-      </w:r>
-    </w:p>
-    <w:p>
-      <w:pPr/>
-      <w:r>
-        <w:rPr>
-          <w:lang w:val="en_US" w:bidi="en_US"/>
-        </w:rPr>
-      </w:r>
-      <w:r>
-        <w:rPr>
-          <w:b/>
-          <w:lang w:val="en_US" w:bidi="en_US"/>
-        </w:rPr>
-        <w:t>What temple was Jesus refering to?</w:t>
+        <w:t>John 2:21 (#1)</w:t>
+      </w:r>
+      <w:r>
+        <w:rPr>
+          <w:lang w:val="en_US" w:bidi="en_US"/>
+        </w:rPr>
+      </w:r>
+    </w:p>
+    <w:p>
+      <w:pPr/>
+      <w:r>
+        <w:rPr>
+          <w:lang w:val="en_US" w:bidi="en_US"/>
+        </w:rPr>
+      </w:r>
+      <w:r>
+        <w:rPr>
+          <w:b/>
+          <w:lang w:val="en_US" w:bidi="en_US"/>
+        </w:rPr>
+        <w:t>What temple was Jesus referring to?</w:t>
       </w:r>
     </w:p>
     <w:p>
@@ -2516,7 +2516,7 @@
         <w:rPr>
           <w:lang w:val="en_US" w:bidi="en_US"/>
         </w:rPr>
-        <w:t>John 2:23</w:t>
+        <w:t>John 2:23 (#1)</w:t>
       </w:r>
       <w:r>
         <w:rPr>
@@ -2579,7 +2579,7 @@
         <w:rPr>
           <w:lang w:val="en_US" w:bidi="en_US"/>
         </w:rPr>
-        <w:t>John 2:24–25</w:t>
+        <w:t>John 2:24–25 (#1)</w:t>
       </w:r>
       <w:r>
         <w:rPr>
@@ -2613,36 +2613,36 @@
         <w:rPr>
           <w:lang w:val="en_US" w:bidi="en_US"/>
         </w:rPr>
-        <w:t>He would not trust himself to the people because he knew all people, what was in mankind, and because he didn’t need anyone to testify concerning mankind.</w:t>
-      </w:r>
-      <w:r>
-        <w:rPr>
-          <w:lang w:val="en_US" w:bidi="en_US"/>
-        </w:rPr>
-      </w:r>
-      <w:r>
-        <w:rPr>
-          <w:lang w:val="en_US" w:bidi="en_US"/>
-        </w:rPr>
-      </w:r>
-    </w:p>
-    <w:p>
-      <w:pPr/>
-      <w:r>
-        <w:rPr>
-          <w:lang w:val="en_US" w:bidi="en_US"/>
-        </w:rPr>
-      </w:r>
-    </w:p>
-    <w:p>
-      <w:pPr>
-        <w:pStyle w:val="Heading2"/>
-      </w:pPr>
-      <w:r>
-        <w:rPr>
-          <w:lang w:val="en_US" w:bidi="en_US"/>
-        </w:rPr>
-        <w:t>John 3:1</w:t>
+        <w:t>He would not trust himself to the people because he knew all people, what was in mankind, and because he did not need anyone to testify concerning mankind.</w:t>
+      </w:r>
+      <w:r>
+        <w:rPr>
+          <w:lang w:val="en_US" w:bidi="en_US"/>
+        </w:rPr>
+      </w:r>
+      <w:r>
+        <w:rPr>
+          <w:lang w:val="en_US" w:bidi="en_US"/>
+        </w:rPr>
+      </w:r>
+    </w:p>
+    <w:p>
+      <w:pPr/>
+      <w:r>
+        <w:rPr>
+          <w:lang w:val="en_US" w:bidi="en_US"/>
+        </w:rPr>
+      </w:r>
+    </w:p>
+    <w:p>
+      <w:pPr>
+        <w:pStyle w:val="Heading2"/>
+      </w:pPr>
+      <w:r>
+        <w:rPr>
+          <w:lang w:val="en_US" w:bidi="en_US"/>
+        </w:rPr>
+        <w:t>John 3:1 (#1)</w:t>
       </w:r>
       <w:r>
         <w:rPr>
@@ -2705,7 +2705,7 @@
         <w:rPr>
           <w:lang w:val="en_US" w:bidi="en_US"/>
         </w:rPr>
-        <w:t>John 3:2</w:t>
+        <w:t>John 3:2 (#1)</w:t>
       </w:r>
       <w:r>
         <w:rPr>
@@ -2768,7 +2768,7 @@
         <w:rPr>
           <w:lang w:val="en_US" w:bidi="en_US"/>
         </w:rPr>
-        <w:t>John 3:3–4</w:t>
+        <w:t>John 3:3–4 (#1)</w:t>
       </w:r>
       <w:r>
         <w:rPr>
@@ -2831,7 +2831,7 @@
         <w:rPr>
           <w:lang w:val="en_US" w:bidi="en_US"/>
         </w:rPr>
-        <w:t>John 3:4</w:t>
+        <w:t>John 3:4 (#1)</w:t>
       </w:r>
       <w:r>
         <w:rPr>
@@ -2894,7 +2894,7 @@
         <w:rPr>
           <w:lang w:val="en_US" w:bidi="en_US"/>
         </w:rPr>
-        <w:t>John 3:10</w:t>
+        <w:t>John 3:10 (#1)</w:t>
       </w:r>
       <w:r>
         <w:rPr>
@@ -2957,7 +2957,7 @@
         <w:rPr>
           <w:lang w:val="en_US" w:bidi="en_US"/>
         </w:rPr>
-        <w:t>John 3:13</w:t>
+        <w:t>John 3:13 (#1)</w:t>
       </w:r>
       <w:r>
         <w:rPr>
@@ -3020,7 +3020,7 @@
         <w:rPr>
           <w:lang w:val="en_US" w:bidi="en_US"/>
         </w:rPr>
-        <w:t>John 3:14–15</w:t>
+        <w:t>John 3:14–15 (#1)</w:t>
       </w:r>
       <w:r>
         <w:rPr>
@@ -3083,7 +3083,7 @@
         <w:rPr>
           <w:lang w:val="en_US" w:bidi="en_US"/>
         </w:rPr>
-        <w:t>John 3:16</w:t>
+        <w:t>John 3:16 (#1)</w:t>
       </w:r>
       <w:r>
         <w:rPr>
@@ -3146,7 +3146,7 @@
         <w:rPr>
           <w:lang w:val="en_US" w:bidi="en_US"/>
         </w:rPr>
-        <w:t>John 3:17</w:t>
+        <w:t>John 3:17 (#1)</w:t>
       </w:r>
       <w:r>
         <w:rPr>
@@ -3209,7 +3209,7 @@
         <w:rPr>
           <w:lang w:val="en_US" w:bidi="en_US"/>
         </w:rPr>
-        <w:t>John 3:19</w:t>
+        <w:t>John 3:19 (#1)</w:t>
       </w:r>
       <w:r>
         <w:rPr>
@@ -3272,70 +3272,70 @@
         <w:rPr>
           <w:lang w:val="en_US" w:bidi="en_US"/>
         </w:rPr>
-        <w:t>John 3:20</w:t>
-      </w:r>
-      <w:r>
-        <w:rPr>
-          <w:lang w:val="en_US" w:bidi="en_US"/>
-        </w:rPr>
-      </w:r>
-    </w:p>
-    <w:p>
-      <w:pPr/>
-      <w:r>
-        <w:rPr>
-          <w:lang w:val="en_US" w:bidi="en_US"/>
-        </w:rPr>
-      </w:r>
-      <w:r>
-        <w:rPr>
-          <w:b/>
-          <w:lang w:val="en_US" w:bidi="en_US"/>
-        </w:rPr>
-        <w:t>Why won’t those who do evil come into the light?</w:t>
-      </w:r>
-    </w:p>
-    <w:p>
-      <w:pPr/>
-      <w:r>
-        <w:rPr>
-          <w:lang w:val="en_US" w:bidi="en_US"/>
-        </w:rPr>
-      </w:r>
-      <w:r>
-        <w:rPr>
-          <w:lang w:val="en_US" w:bidi="en_US"/>
-        </w:rPr>
-        <w:t>Those who do evil hate the light and won’t come into it, because they don’t want their deeds exposed.</w:t>
-      </w:r>
-      <w:r>
-        <w:rPr>
-          <w:lang w:val="en_US" w:bidi="en_US"/>
-        </w:rPr>
-      </w:r>
-      <w:r>
-        <w:rPr>
-          <w:lang w:val="en_US" w:bidi="en_US"/>
-        </w:rPr>
-      </w:r>
-    </w:p>
-    <w:p>
-      <w:pPr/>
-      <w:r>
-        <w:rPr>
-          <w:lang w:val="en_US" w:bidi="en_US"/>
-        </w:rPr>
-      </w:r>
-    </w:p>
-    <w:p>
-      <w:pPr>
-        <w:pStyle w:val="Heading2"/>
-      </w:pPr>
-      <w:r>
-        <w:rPr>
-          <w:lang w:val="en_US" w:bidi="en_US"/>
-        </w:rPr>
-        <w:t>John 3:21</w:t>
+        <w:t>John 3:20 (#1)</w:t>
+      </w:r>
+      <w:r>
+        <w:rPr>
+          <w:lang w:val="en_US" w:bidi="en_US"/>
+        </w:rPr>
+      </w:r>
+    </w:p>
+    <w:p>
+      <w:pPr/>
+      <w:r>
+        <w:rPr>
+          <w:lang w:val="en_US" w:bidi="en_US"/>
+        </w:rPr>
+      </w:r>
+      <w:r>
+        <w:rPr>
+          <w:b/>
+          <w:lang w:val="en_US" w:bidi="en_US"/>
+        </w:rPr>
+        <w:t>Why wo not those who do evil come into the light?</w:t>
+      </w:r>
+    </w:p>
+    <w:p>
+      <w:pPr/>
+      <w:r>
+        <w:rPr>
+          <w:lang w:val="en_US" w:bidi="en_US"/>
+        </w:rPr>
+      </w:r>
+      <w:r>
+        <w:rPr>
+          <w:lang w:val="en_US" w:bidi="en_US"/>
+        </w:rPr>
+        <w:t>Those who do evil hate the light and will not come into it, because they do not want their deeds exposed.</w:t>
+      </w:r>
+      <w:r>
+        <w:rPr>
+          <w:lang w:val="en_US" w:bidi="en_US"/>
+        </w:rPr>
+      </w:r>
+      <w:r>
+        <w:rPr>
+          <w:lang w:val="en_US" w:bidi="en_US"/>
+        </w:rPr>
+      </w:r>
+    </w:p>
+    <w:p>
+      <w:pPr/>
+      <w:r>
+        <w:rPr>
+          <w:lang w:val="en_US" w:bidi="en_US"/>
+        </w:rPr>
+      </w:r>
+    </w:p>
+    <w:p>
+      <w:pPr>
+        <w:pStyle w:val="Heading2"/>
+      </w:pPr>
+      <w:r>
+        <w:rPr>
+          <w:lang w:val="en_US" w:bidi="en_US"/>
+        </w:rPr>
+        <w:t>John 3:21 (#1)</w:t>
       </w:r>
       <w:r>
         <w:rPr>
@@ -3398,7 +3398,7 @@
         <w:rPr>
           <w:lang w:val="en_US" w:bidi="en_US"/>
         </w:rPr>
-        <w:t>John 3:30</w:t>
+        <w:t>John 3:30 (#1)</w:t>
       </w:r>
       <w:r>
         <w:rPr>
@@ -3461,7 +3461,7 @@
         <w:rPr>
           <w:lang w:val="en_US" w:bidi="en_US"/>
         </w:rPr>
-        <w:t>John 3:33</w:t>
+        <w:t>John 3:33 (#1)</w:t>
       </w:r>
       <w:r>
         <w:rPr>
@@ -3524,7 +3524,7 @@
         <w:rPr>
           <w:lang w:val="en_US" w:bidi="en_US"/>
         </w:rPr>
-        <w:t>John 3:35</w:t>
+        <w:t>John 3:35 (#1)</w:t>
       </w:r>
       <w:r>
         <w:rPr>
@@ -3587,7 +3587,70 @@
         <w:rPr>
           <w:lang w:val="en_US" w:bidi="en_US"/>
         </w:rPr>
-        <w:t>John 3:36</w:t>
+        <w:t>John 3:36 (#2)</w:t>
+      </w:r>
+      <w:r>
+        <w:rPr>
+          <w:lang w:val="en_US" w:bidi="en_US"/>
+        </w:rPr>
+      </w:r>
+    </w:p>
+    <w:p>
+      <w:pPr/>
+      <w:r>
+        <w:rPr>
+          <w:lang w:val="en_US" w:bidi="en_US"/>
+        </w:rPr>
+      </w:r>
+      <w:r>
+        <w:rPr>
+          <w:b/>
+          <w:lang w:val="en_US" w:bidi="en_US"/>
+        </w:rPr>
+        <w:t>What happens to those who disobey the Son?</w:t>
+      </w:r>
+    </w:p>
+    <w:p>
+      <w:pPr/>
+      <w:r>
+        <w:rPr>
+          <w:lang w:val="en_US" w:bidi="en_US"/>
+        </w:rPr>
+      </w:r>
+      <w:r>
+        <w:rPr>
+          <w:lang w:val="en_US" w:bidi="en_US"/>
+        </w:rPr>
+        <w:t>They will not see life, but the wrath of God abides on them.</w:t>
+      </w:r>
+      <w:r>
+        <w:rPr>
+          <w:lang w:val="en_US" w:bidi="en_US"/>
+        </w:rPr>
+      </w:r>
+      <w:r>
+        <w:rPr>
+          <w:lang w:val="en_US" w:bidi="en_US"/>
+        </w:rPr>
+      </w:r>
+    </w:p>
+    <w:p>
+      <w:pPr/>
+      <w:r>
+        <w:rPr>
+          <w:lang w:val="en_US" w:bidi="en_US"/>
+        </w:rPr>
+      </w:r>
+    </w:p>
+    <w:p>
+      <w:pPr>
+        <w:pStyle w:val="Heading2"/>
+      </w:pPr>
+      <w:r>
+        <w:rPr>
+          <w:lang w:val="en_US" w:bidi="en_US"/>
+        </w:rPr>
+        <w:t>John 3:36 (#1)</w:t>
       </w:r>
       <w:r>
         <w:rPr>
@@ -3621,99 +3684,36 @@
         <w:rPr>
           <w:lang w:val="en_US" w:bidi="en_US"/>
         </w:rPr>
-        <w:t>They have eternal life.</w:t>
-      </w:r>
-      <w:r>
-        <w:rPr>
-          <w:lang w:val="en_US" w:bidi="en_US"/>
-        </w:rPr>
-      </w:r>
-      <w:r>
-        <w:rPr>
-          <w:lang w:val="en_US" w:bidi="en_US"/>
-        </w:rPr>
-      </w:r>
-    </w:p>
-    <w:p>
-      <w:pPr/>
-      <w:r>
-        <w:rPr>
-          <w:lang w:val="en_US" w:bidi="en_US"/>
-        </w:rPr>
-      </w:r>
-    </w:p>
-    <w:p>
-      <w:pPr>
-        <w:pStyle w:val="Heading2"/>
-      </w:pPr>
-      <w:r>
-        <w:rPr>
-          <w:lang w:val="en_US" w:bidi="en_US"/>
-        </w:rPr>
-        <w:t>John 3:36 (#2)</w:t>
-      </w:r>
-      <w:r>
-        <w:rPr>
-          <w:lang w:val="en_US" w:bidi="en_US"/>
-        </w:rPr>
-      </w:r>
-    </w:p>
-    <w:p>
-      <w:pPr/>
-      <w:r>
-        <w:rPr>
-          <w:lang w:val="en_US" w:bidi="en_US"/>
-        </w:rPr>
-      </w:r>
-      <w:r>
-        <w:rPr>
-          <w:b/>
-          <w:lang w:val="en_US" w:bidi="en_US"/>
-        </w:rPr>
-        <w:t>What happens to those who disobey the Son?</w:t>
-      </w:r>
-    </w:p>
-    <w:p>
-      <w:pPr/>
-      <w:r>
-        <w:rPr>
-          <w:lang w:val="en_US" w:bidi="en_US"/>
-        </w:rPr>
-      </w:r>
-      <w:r>
-        <w:rPr>
-          <w:lang w:val="en_US" w:bidi="en_US"/>
-        </w:rPr>
-        <w:t>They will not see life, but the wrath of God abides on them.</w:t>
-      </w:r>
-      <w:r>
-        <w:rPr>
-          <w:lang w:val="en_US" w:bidi="en_US"/>
-        </w:rPr>
-      </w:r>
-      <w:r>
-        <w:rPr>
-          <w:lang w:val="en_US" w:bidi="en_US"/>
-        </w:rPr>
-      </w:r>
-    </w:p>
-    <w:p>
-      <w:pPr/>
-      <w:r>
-        <w:rPr>
-          <w:lang w:val="en_US" w:bidi="en_US"/>
-        </w:rPr>
-      </w:r>
-    </w:p>
-    <w:p>
-      <w:pPr>
-        <w:pStyle w:val="Heading2"/>
-      </w:pPr>
-      <w:r>
-        <w:rPr>
-          <w:lang w:val="en_US" w:bidi="en_US"/>
-        </w:rPr>
-        <w:t>John 4:1–3</w:t>
+        <w:t>They have eternal light.</w:t>
+      </w:r>
+      <w:r>
+        <w:rPr>
+          <w:lang w:val="en_US" w:bidi="en_US"/>
+        </w:rPr>
+      </w:r>
+      <w:r>
+        <w:rPr>
+          <w:lang w:val="en_US" w:bidi="en_US"/>
+        </w:rPr>
+      </w:r>
+    </w:p>
+    <w:p>
+      <w:pPr/>
+      <w:r>
+        <w:rPr>
+          <w:lang w:val="en_US" w:bidi="en_US"/>
+        </w:rPr>
+      </w:r>
+    </w:p>
+    <w:p>
+      <w:pPr>
+        <w:pStyle w:val="Heading2"/>
+      </w:pPr>
+      <w:r>
+        <w:rPr>
+          <w:lang w:val="en_US" w:bidi="en_US"/>
+        </w:rPr>
+        <w:t>John 4:1–3 (#1)</w:t>
       </w:r>
       <w:r>
         <w:rPr>
@@ -3776,7 +3776,7 @@
         <w:rPr>
           <w:lang w:val="en_US" w:bidi="en_US"/>
         </w:rPr>
-        <w:t>John 4:5</w:t>
+        <w:t>John 4:5 (#1)</w:t>
       </w:r>
       <w:r>
         <w:rPr>
@@ -3839,7 +3839,7 @@
         <w:rPr>
           <w:lang w:val="en_US" w:bidi="en_US"/>
         </w:rPr>
-        <w:t>John 4:7</w:t>
+        <w:t>John 4:7 (#1)</w:t>
       </w:r>
       <w:r>
         <w:rPr>
@@ -3965,7 +3965,7 @@
         <w:rPr>
           <w:lang w:val="en_US" w:bidi="en_US"/>
         </w:rPr>
-        <w:t>John 4:8</w:t>
+        <w:t>John 4:8 (#1)</w:t>
       </w:r>
       <w:r>
         <w:rPr>
@@ -4028,27 +4028,27 @@
         <w:rPr>
           <w:lang w:val="en_US" w:bidi="en_US"/>
         </w:rPr>
-        <w:t>John 4:9</w:t>
-      </w:r>
-      <w:r>
-        <w:rPr>
-          <w:lang w:val="en_US" w:bidi="en_US"/>
-        </w:rPr>
-      </w:r>
-    </w:p>
-    <w:p>
-      <w:pPr/>
-      <w:r>
-        <w:rPr>
-          <w:lang w:val="en_US" w:bidi="en_US"/>
-        </w:rPr>
-      </w:r>
-      <w:r>
-        <w:rPr>
-          <w:b/>
-          <w:lang w:val="en_US" w:bidi="en_US"/>
-        </w:rPr>
-        <w:t>Why was the Samaritan woman suprised that Jesus would talk to her?</w:t>
+        <w:t>John 4:9 (#1)</w:t>
+      </w:r>
+      <w:r>
+        <w:rPr>
+          <w:lang w:val="en_US" w:bidi="en_US"/>
+        </w:rPr>
+      </w:r>
+    </w:p>
+    <w:p>
+      <w:pPr/>
+      <w:r>
+        <w:rPr>
+          <w:lang w:val="en_US" w:bidi="en_US"/>
+        </w:rPr>
+      </w:r>
+      <w:r>
+        <w:rPr>
+          <w:b/>
+          <w:lang w:val="en_US" w:bidi="en_US"/>
+        </w:rPr>
+        <w:t>Why was the Samaritan woman surprised that Jesus would talk to her?</w:t>
       </w:r>
     </w:p>
     <w:p>
@@ -4091,7 +4091,7 @@
         <w:rPr>
           <w:lang w:val="en_US" w:bidi="en_US"/>
         </w:rPr>
-        <w:t>John 4:10</w:t>
+        <w:t>John 4:10 (#1)</w:t>
       </w:r>
       <w:r>
         <w:rPr>
@@ -4154,27 +4154,27 @@
         <w:rPr>
           <w:lang w:val="en_US" w:bidi="en_US"/>
         </w:rPr>
-        <w:t>John 4:11</w:t>
-      </w:r>
-      <w:r>
-        <w:rPr>
-          <w:lang w:val="en_US" w:bidi="en_US"/>
-        </w:rPr>
-      </w:r>
-    </w:p>
-    <w:p>
-      <w:pPr/>
-      <w:r>
-        <w:rPr>
-          <w:lang w:val="en_US" w:bidi="en_US"/>
-        </w:rPr>
-      </w:r>
-      <w:r>
-        <w:rPr>
-          <w:b/>
-          <w:lang w:val="en_US" w:bidi="en_US"/>
-        </w:rPr>
-        <w:t>What statement does the woman make to indicate she doesn’t understand the spiritual nature of Jesus’ comments?</w:t>
+        <w:t>John 4:11 (#1)</w:t>
+      </w:r>
+      <w:r>
+        <w:rPr>
+          <w:lang w:val="en_US" w:bidi="en_US"/>
+        </w:rPr>
+      </w:r>
+    </w:p>
+    <w:p>
+      <w:pPr/>
+      <w:r>
+        <w:rPr>
+          <w:lang w:val="en_US" w:bidi="en_US"/>
+        </w:rPr>
+      </w:r>
+      <w:r>
+        <w:rPr>
+          <w:b/>
+          <w:lang w:val="en_US" w:bidi="en_US"/>
+        </w:rPr>
+        <w:t>What statement does the woman make to indicate she does not understand the spiritual nature of Jesus’ comments?</w:t>
       </w:r>
     </w:p>
     <w:p>
@@ -4217,7 +4217,7 @@
         <w:rPr>
           <w:lang w:val="en_US" w:bidi="en_US"/>
         </w:rPr>
-        <w:t>John 4:14–15</w:t>
+        <w:t>John 4:14–15 (#1)</w:t>
       </w:r>
       <w:r>
         <w:rPr>
@@ -4280,7 +4280,7 @@
         <w:rPr>
           <w:lang w:val="en_US" w:bidi="en_US"/>
         </w:rPr>
-        <w:t>John 4:15</w:t>
+        <w:t>John 4:15 (#1)</w:t>
       </w:r>
       <w:r>
         <w:rPr>
@@ -4314,36 +4314,36 @@
         <w:rPr>
           <w:lang w:val="en_US" w:bidi="en_US"/>
         </w:rPr>
-        <w:t>She wants the water so she won’t get thirsty and won't have to come to the well to draw water.</w:t>
-      </w:r>
-      <w:r>
-        <w:rPr>
-          <w:lang w:val="en_US" w:bidi="en_US"/>
-        </w:rPr>
-      </w:r>
-      <w:r>
-        <w:rPr>
-          <w:lang w:val="en_US" w:bidi="en_US"/>
-        </w:rPr>
-      </w:r>
-    </w:p>
-    <w:p>
-      <w:pPr/>
-      <w:r>
-        <w:rPr>
-          <w:lang w:val="en_US" w:bidi="en_US"/>
-        </w:rPr>
-      </w:r>
-    </w:p>
-    <w:p>
-      <w:pPr>
-        <w:pStyle w:val="Heading2"/>
-      </w:pPr>
-      <w:r>
-        <w:rPr>
-          <w:lang w:val="en_US" w:bidi="en_US"/>
-        </w:rPr>
-        <w:t>John 4:16</w:t>
+        <w:t>She wants the water so she will not get thirsty and will not have to come to the well to draw water.</w:t>
+      </w:r>
+      <w:r>
+        <w:rPr>
+          <w:lang w:val="en_US" w:bidi="en_US"/>
+        </w:rPr>
+      </w:r>
+      <w:r>
+        <w:rPr>
+          <w:lang w:val="en_US" w:bidi="en_US"/>
+        </w:rPr>
+      </w:r>
+    </w:p>
+    <w:p>
+      <w:pPr/>
+      <w:r>
+        <w:rPr>
+          <w:lang w:val="en_US" w:bidi="en_US"/>
+        </w:rPr>
+      </w:r>
+    </w:p>
+    <w:p>
+      <w:pPr>
+        <w:pStyle w:val="Heading2"/>
+      </w:pPr>
+      <w:r>
+        <w:rPr>
+          <w:lang w:val="en_US" w:bidi="en_US"/>
+        </w:rPr>
+        <w:t>John 4:16 (#1)</w:t>
       </w:r>
       <w:r>
         <w:rPr>
@@ -4406,7 +4406,7 @@
         <w:rPr>
           <w:lang w:val="en_US" w:bidi="en_US"/>
         </w:rPr>
-        <w:t>John 4:17</w:t>
+        <w:t>John 4:17 (#1)</w:t>
       </w:r>
       <w:r>
         <w:rPr>
@@ -4469,7 +4469,7 @@
         <w:rPr>
           <w:lang w:val="en_US" w:bidi="en_US"/>
         </w:rPr>
-        <w:t>John 4:18</w:t>
+        <w:t>John 4:18 (#1)</w:t>
       </w:r>
       <w:r>
         <w:rPr>
@@ -4532,27 +4532,27 @@
         <w:rPr>
           <w:lang w:val="en_US" w:bidi="en_US"/>
         </w:rPr>
-        <w:t>John 4:20</w:t>
-      </w:r>
-      <w:r>
-        <w:rPr>
-          <w:lang w:val="en_US" w:bidi="en_US"/>
-        </w:rPr>
-      </w:r>
-    </w:p>
-    <w:p>
-      <w:pPr/>
-      <w:r>
-        <w:rPr>
-          <w:lang w:val="en_US" w:bidi="en_US"/>
-        </w:rPr>
-      </w:r>
-      <w:r>
-        <w:rPr>
-          <w:b/>
-          <w:lang w:val="en_US" w:bidi="en_US"/>
-        </w:rPr>
-        <w:t>What controvery does the woman bring up to Jesus concerning worship?</w:t>
+        <w:t>John 4:20 (#1)</w:t>
+      </w:r>
+      <w:r>
+        <w:rPr>
+          <w:lang w:val="en_US" w:bidi="en_US"/>
+        </w:rPr>
+      </w:r>
+    </w:p>
+    <w:p>
+      <w:pPr/>
+      <w:r>
+        <w:rPr>
+          <w:lang w:val="en_US" w:bidi="en_US"/>
+        </w:rPr>
+      </w:r>
+      <w:r>
+        <w:rPr>
+          <w:b/>
+          <w:lang w:val="en_US" w:bidi="en_US"/>
+        </w:rPr>
+        <w:t>What controversy does the woman bring up to Jesus concerning worship?</w:t>
       </w:r>
     </w:p>
     <w:p>
@@ -4595,7 +4595,7 @@
         <w:rPr>
           <w:lang w:val="en_US" w:bidi="en_US"/>
         </w:rPr>
-        <w:t>John 4:23–24</w:t>
+        <w:t>John 4:23–24 (#1)</w:t>
       </w:r>
       <w:r>
         <w:rPr>
@@ -4658,7 +4658,7 @@
         <w:rPr>
           <w:lang w:val="en_US" w:bidi="en_US"/>
         </w:rPr>
-        <w:t>John 4:25–26</w:t>
+        <w:t>John 4:25–26 (#1)</w:t>
       </w:r>
       <w:r>
         <w:rPr>
@@ -4721,7 +4721,7 @@
         <w:rPr>
           <w:lang w:val="en_US" w:bidi="en_US"/>
         </w:rPr>
-        <w:t>John 4:28–29</w:t>
+        <w:t>John 4:28–29 (#1)</w:t>
       </w:r>
       <w:r>
         <w:rPr>
@@ -4784,7 +4784,7 @@
         <w:rPr>
           <w:lang w:val="en_US" w:bidi="en_US"/>
         </w:rPr>
-        <w:t>John 4:30</w:t>
+        <w:t>John 4:30 (#1)</w:t>
       </w:r>
       <w:r>
         <w:rPr>
@@ -4847,7 +4847,7 @@
         <w:rPr>
           <w:lang w:val="en_US" w:bidi="en_US"/>
         </w:rPr>
-        <w:t>John 4:34</w:t>
+        <w:t>John 4:34 (#1)</w:t>
       </w:r>
       <w:r>
         <w:rPr>
@@ -4910,7 +4910,7 @@
         <w:rPr>
           <w:lang w:val="en_US" w:bidi="en_US"/>
         </w:rPr>
-        <w:t>John 4:36</w:t>
+        <w:t>John 4:36 (#1)</w:t>
       </w:r>
       <w:r>
         <w:rPr>
@@ -4973,7 +4973,7 @@
         <w:rPr>
           <w:lang w:val="en_US" w:bidi="en_US"/>
         </w:rPr>
-        <w:t>John 4:39</w:t>
+        <w:t>John 4:39 (#1)</w:t>
       </w:r>
       <w:r>
         <w:rPr>
@@ -5036,7 +5036,7 @@
         <w:rPr>
           <w:lang w:val="en_US" w:bidi="en_US"/>
         </w:rPr>
-        <w:t>John 4:42</w:t>
+        <w:t>John 4:42 (#1)</w:t>
       </w:r>
       <w:r>
         <w:rPr>
@@ -5099,7 +5099,7 @@
         <w:rPr>
           <w:lang w:val="en_US" w:bidi="en_US"/>
         </w:rPr>
-        <w:t>John 4:45</w:t>
+        <w:t>John 4:45 (#1)</w:t>
       </w:r>
       <w:r>
         <w:rPr>
@@ -5162,7 +5162,7 @@
         <w:rPr>
           <w:lang w:val="en_US" w:bidi="en_US"/>
         </w:rPr>
-        <w:t>John 4:46–47</w:t>
+        <w:t>John 4:46–47 (#1)</w:t>
       </w:r>
       <w:r>
         <w:rPr>
@@ -5225,7 +5225,7 @@
         <w:rPr>
           <w:lang w:val="en_US" w:bidi="en_US"/>
         </w:rPr>
-        <w:t>John 4:48</w:t>
+        <w:t>John 4:48 (#1)</w:t>
       </w:r>
       <w:r>
         <w:rPr>
@@ -5259,56 +5259,56 @@
         <w:rPr>
           <w:lang w:val="en_US" w:bidi="en_US"/>
         </w:rPr>
-        <w:t>Jesus told him people would not believe unless they saw signs and wonders</w:t>
-      </w:r>
-      <w:r>
-        <w:rPr>
-          <w:lang w:val="en_US" w:bidi="en_US"/>
-        </w:rPr>
-      </w:r>
-      <w:r>
-        <w:rPr>
-          <w:lang w:val="en_US" w:bidi="en_US"/>
-        </w:rPr>
-      </w:r>
-    </w:p>
-    <w:p>
-      <w:pPr/>
-      <w:r>
-        <w:rPr>
-          <w:lang w:val="en_US" w:bidi="en_US"/>
-        </w:rPr>
-      </w:r>
-    </w:p>
-    <w:p>
-      <w:pPr>
-        <w:pStyle w:val="Heading2"/>
-      </w:pPr>
-      <w:r>
-        <w:rPr>
-          <w:lang w:val="en_US" w:bidi="en_US"/>
-        </w:rPr>
-        <w:t>John 4:50</w:t>
-      </w:r>
-      <w:r>
-        <w:rPr>
-          <w:lang w:val="en_US" w:bidi="en_US"/>
-        </w:rPr>
-      </w:r>
-    </w:p>
-    <w:p>
-      <w:pPr/>
-      <w:r>
-        <w:rPr>
-          <w:lang w:val="en_US" w:bidi="en_US"/>
-        </w:rPr>
-      </w:r>
-      <w:r>
-        <w:rPr>
-          <w:b/>
-          <w:lang w:val="en_US" w:bidi="en_US"/>
-        </w:rPr>
-        <w:t>What did the royal official do when Jesus didn’t go with him but told him, “Go; your son lives”?</w:t>
+        <w:t>Jesus told him people would not believe unless they saw signs and wonders.</w:t>
+      </w:r>
+      <w:r>
+        <w:rPr>
+          <w:lang w:val="en_US" w:bidi="en_US"/>
+        </w:rPr>
+      </w:r>
+      <w:r>
+        <w:rPr>
+          <w:lang w:val="en_US" w:bidi="en_US"/>
+        </w:rPr>
+      </w:r>
+    </w:p>
+    <w:p>
+      <w:pPr/>
+      <w:r>
+        <w:rPr>
+          <w:lang w:val="en_US" w:bidi="en_US"/>
+        </w:rPr>
+      </w:r>
+    </w:p>
+    <w:p>
+      <w:pPr>
+        <w:pStyle w:val="Heading2"/>
+      </w:pPr>
+      <w:r>
+        <w:rPr>
+          <w:lang w:val="en_US" w:bidi="en_US"/>
+        </w:rPr>
+        <w:t>John 4:50 (#1)</w:t>
+      </w:r>
+      <w:r>
+        <w:rPr>
+          <w:lang w:val="en_US" w:bidi="en_US"/>
+        </w:rPr>
+      </w:r>
+    </w:p>
+    <w:p>
+      <w:pPr/>
+      <w:r>
+        <w:rPr>
+          <w:lang w:val="en_US" w:bidi="en_US"/>
+        </w:rPr>
+      </w:r>
+      <w:r>
+        <w:rPr>
+          <w:b/>
+          <w:lang w:val="en_US" w:bidi="en_US"/>
+        </w:rPr>
+        <w:t>What did the royal official do when Jesus did not go with him but told him, “Go; your son lives”?</w:t>
       </w:r>
     </w:p>
     <w:p>
@@ -5351,7 +5351,7 @@
         <w:rPr>
           <w:lang w:val="en_US" w:bidi="en_US"/>
         </w:rPr>
-        <w:t>John 4:53</w:t>
+        <w:t>John 4:53 (#1)</w:t>
       </w:r>
       <w:r>
         <w:rPr>
@@ -5414,7 +5414,7 @@
         <w:rPr>
           <w:lang w:val="en_US" w:bidi="en_US"/>
         </w:rPr>
-        <w:t>John 5:2</w:t>
+        <w:t>John 5:2 (#1)</w:t>
       </w:r>
       <w:r>
         <w:rPr>
@@ -5477,7 +5477,7 @@
         <w:rPr>
           <w:lang w:val="en_US" w:bidi="en_US"/>
         </w:rPr>
-        <w:t>John 5:3–4</w:t>
+        <w:t>John 5:3–4 (#1)</w:t>
       </w:r>
       <w:r>
         <w:rPr>
@@ -5511,56 +5511,56 @@
         <w:rPr>
           <w:lang w:val="en_US" w:bidi="en_US"/>
         </w:rPr>
-        <w:t>A great number of people who were sick, blind, lame, or paralyzed were lying in the porticos of Bethesda</w:t>
-      </w:r>
-      <w:r>
-        <w:rPr>
-          <w:lang w:val="en_US" w:bidi="en_US"/>
-        </w:rPr>
-      </w:r>
-      <w:r>
-        <w:rPr>
-          <w:lang w:val="en_US" w:bidi="en_US"/>
-        </w:rPr>
-      </w:r>
-    </w:p>
-    <w:p>
-      <w:pPr/>
-      <w:r>
-        <w:rPr>
-          <w:lang w:val="en_US" w:bidi="en_US"/>
-        </w:rPr>
-      </w:r>
-    </w:p>
-    <w:p>
-      <w:pPr>
-        <w:pStyle w:val="Heading2"/>
-      </w:pPr>
-      <w:r>
-        <w:rPr>
-          <w:lang w:val="en_US" w:bidi="en_US"/>
-        </w:rPr>
-        <w:t>John 5:5–6</w:t>
-      </w:r>
-      <w:r>
-        <w:rPr>
-          <w:lang w:val="en_US" w:bidi="en_US"/>
-        </w:rPr>
-      </w:r>
-    </w:p>
-    <w:p>
-      <w:pPr/>
-      <w:r>
-        <w:rPr>
-          <w:lang w:val="en_US" w:bidi="en_US"/>
-        </w:rPr>
-      </w:r>
-      <w:r>
-        <w:rPr>
-          <w:b/>
-          <w:lang w:val="en_US" w:bidi="en_US"/>
-        </w:rPr>
-        <w:t>At Bethesda, who did Jesus ask, “Do you want to be well?”</w:t>
+        <w:t>A great number of people who were sick, blind, lame, or paralyzed were lying in the porticos of Bethesda.</w:t>
+      </w:r>
+      <w:r>
+        <w:rPr>
+          <w:lang w:val="en_US" w:bidi="en_US"/>
+        </w:rPr>
+      </w:r>
+      <w:r>
+        <w:rPr>
+          <w:lang w:val="en_US" w:bidi="en_US"/>
+        </w:rPr>
+      </w:r>
+    </w:p>
+    <w:p>
+      <w:pPr/>
+      <w:r>
+        <w:rPr>
+          <w:lang w:val="en_US" w:bidi="en_US"/>
+        </w:rPr>
+      </w:r>
+    </w:p>
+    <w:p>
+      <w:pPr>
+        <w:pStyle w:val="Heading2"/>
+      </w:pPr>
+      <w:r>
+        <w:rPr>
+          <w:lang w:val="en_US" w:bidi="en_US"/>
+        </w:rPr>
+        <w:t>John 5:5–6 (#1)</w:t>
+      </w:r>
+      <w:r>
+        <w:rPr>
+          <w:lang w:val="en_US" w:bidi="en_US"/>
+        </w:rPr>
+      </w:r>
+    </w:p>
+    <w:p>
+      <w:pPr/>
+      <w:r>
+        <w:rPr>
+          <w:lang w:val="en_US" w:bidi="en_US"/>
+        </w:rPr>
+      </w:r>
+      <w:r>
+        <w:rPr>
+          <w:b/>
+          <w:lang w:val="en_US" w:bidi="en_US"/>
+        </w:rPr>
+        <w:t>At Bethesda, who did Jesus ask, “Do you want to be well?”?</w:t>
       </w:r>
     </w:p>
     <w:p>
@@ -5603,27 +5603,27 @@
         <w:rPr>
           <w:lang w:val="en_US" w:bidi="en_US"/>
         </w:rPr>
-        <w:t>John 5:7</w:t>
-      </w:r>
-      <w:r>
-        <w:rPr>
-          <w:lang w:val="en_US" w:bidi="en_US"/>
-        </w:rPr>
-      </w:r>
-    </w:p>
-    <w:p>
-      <w:pPr/>
-      <w:r>
-        <w:rPr>
-          <w:lang w:val="en_US" w:bidi="en_US"/>
-        </w:rPr>
-      </w:r>
-      <w:r>
-        <w:rPr>
-          <w:b/>
-          <w:lang w:val="en_US" w:bidi="en_US"/>
-        </w:rPr>
-        <w:t>What was the sick man’s response to Jesus’ question, “Do you want to be well?”</w:t>
+        <w:t>John 5:7 (#1)</w:t>
+      </w:r>
+      <w:r>
+        <w:rPr>
+          <w:lang w:val="en_US" w:bidi="en_US"/>
+        </w:rPr>
+      </w:r>
+    </w:p>
+    <w:p>
+      <w:pPr/>
+      <w:r>
+        <w:rPr>
+          <w:lang w:val="en_US" w:bidi="en_US"/>
+        </w:rPr>
+      </w:r>
+      <w:r>
+        <w:rPr>
+          <w:b/>
+          <w:lang w:val="en_US" w:bidi="en_US"/>
+        </w:rPr>
+        <w:t>What was the sick man’s response to Jesus’ question, “Do you want to be well?”?</w:t>
       </w:r>
     </w:p>
     <w:p>
@@ -5666,7 +5666,7 @@
         <w:rPr>
           <w:lang w:val="en_US" w:bidi="en_US"/>
         </w:rPr>
-        <w:t>John 5:8–9</w:t>
+        <w:t>John 5:8–9 (#1)</w:t>
       </w:r>
       <w:r>
         <w:rPr>
@@ -5700,36 +5700,36 @@
         <w:rPr>
           <w:lang w:val="en_US" w:bidi="en_US"/>
         </w:rPr>
-        <w:t>Immediately the man was healed, took up his bed, and walked</w:t>
-      </w:r>
-      <w:r>
-        <w:rPr>
-          <w:lang w:val="en_US" w:bidi="en_US"/>
-        </w:rPr>
-      </w:r>
-      <w:r>
-        <w:rPr>
-          <w:lang w:val="en_US" w:bidi="en_US"/>
-        </w:rPr>
-      </w:r>
-    </w:p>
-    <w:p>
-      <w:pPr/>
-      <w:r>
-        <w:rPr>
-          <w:lang w:val="en_US" w:bidi="en_US"/>
-        </w:rPr>
-      </w:r>
-    </w:p>
-    <w:p>
-      <w:pPr>
-        <w:pStyle w:val="Heading2"/>
-      </w:pPr>
-      <w:r>
-        <w:rPr>
-          <w:lang w:val="en_US" w:bidi="en_US"/>
-        </w:rPr>
-        <w:t>John 5:10</w:t>
+        <w:t>Immediately the man was healed, took up his bed, and walked.</w:t>
+      </w:r>
+      <w:r>
+        <w:rPr>
+          <w:lang w:val="en_US" w:bidi="en_US"/>
+        </w:rPr>
+      </w:r>
+      <w:r>
+        <w:rPr>
+          <w:lang w:val="en_US" w:bidi="en_US"/>
+        </w:rPr>
+      </w:r>
+    </w:p>
+    <w:p>
+      <w:pPr/>
+      <w:r>
+        <w:rPr>
+          <w:lang w:val="en_US" w:bidi="en_US"/>
+        </w:rPr>
+      </w:r>
+    </w:p>
+    <w:p>
+      <w:pPr>
+        <w:pStyle w:val="Heading2"/>
+      </w:pPr>
+      <w:r>
+        <w:rPr>
+          <w:lang w:val="en_US" w:bidi="en_US"/>
+        </w:rPr>
+        <w:t>John 5:10 (#1)</w:t>
       </w:r>
       <w:r>
         <w:rPr>
@@ -5792,7 +5792,7 @@
         <w:rPr>
           <w:lang w:val="en_US" w:bidi="en_US"/>
         </w:rPr>
-        <w:t>John 5:14</w:t>
+        <w:t>John 5:14 (#1)</w:t>
       </w:r>
       <w:r>
         <w:rPr>
@@ -5855,7 +5855,7 @@
         <w:rPr>
           <w:lang w:val="en_US" w:bidi="en_US"/>
         </w:rPr>
-        <w:t>John 5:15</w:t>
+        <w:t>John 5:15 (#1)</w:t>
       </w:r>
       <w:r>
         <w:rPr>
@@ -5918,7 +5918,7 @@
         <w:rPr>
           <w:lang w:val="en_US" w:bidi="en_US"/>
         </w:rPr>
-        <w:t>John 5:17</w:t>
+        <w:t>John 5:17 (#1)</w:t>
       </w:r>
       <w:r>
         <w:rPr>
@@ -5981,7 +5981,7 @@
         <w:rPr>
           <w:lang w:val="en_US" w:bidi="en_US"/>
         </w:rPr>
-        <w:t>John 5:18</w:t>
+        <w:t>John 5:18 (#1)</w:t>
       </w:r>
       <w:r>
         <w:rPr>
@@ -6044,7 +6044,7 @@
         <w:rPr>
           <w:lang w:val="en_US" w:bidi="en_US"/>
         </w:rPr>
-        <w:t>John 5:19</w:t>
+        <w:t>John 5:19 (#1)</w:t>
       </w:r>
       <w:r>
         <w:rPr>
@@ -6107,7 +6107,7 @@
         <w:rPr>
           <w:lang w:val="en_US" w:bidi="en_US"/>
         </w:rPr>
-        <w:t>John 5:20</w:t>
+        <w:t>John 5:20 (#1)</w:t>
       </w:r>
       <w:r>
         <w:rPr>
@@ -6170,7 +6170,7 @@
         <w:rPr>
           <w:lang w:val="en_US" w:bidi="en_US"/>
         </w:rPr>
-        <w:t>John 5:22–23</w:t>
+        <w:t>John 5:22–23 (#1)</w:t>
       </w:r>
       <w:r>
         <w:rPr>
@@ -6233,70 +6233,70 @@
         <w:rPr>
           <w:lang w:val="en_US" w:bidi="en_US"/>
         </w:rPr>
-        <w:t>John 5:23</w:t>
-      </w:r>
-      <w:r>
-        <w:rPr>
-          <w:lang w:val="en_US" w:bidi="en_US"/>
-        </w:rPr>
-      </w:r>
-    </w:p>
-    <w:p>
-      <w:pPr/>
-      <w:r>
-        <w:rPr>
-          <w:lang w:val="en_US" w:bidi="en_US"/>
-        </w:rPr>
-      </w:r>
-      <w:r>
-        <w:rPr>
-          <w:b/>
-          <w:lang w:val="en_US" w:bidi="en_US"/>
-        </w:rPr>
-        <w:t>What happens if you don’t honor the Son?</w:t>
-      </w:r>
-    </w:p>
-    <w:p>
-      <w:pPr/>
-      <w:r>
-        <w:rPr>
-          <w:lang w:val="en_US" w:bidi="en_US"/>
-        </w:rPr>
-      </w:r>
-      <w:r>
-        <w:rPr>
-          <w:lang w:val="en_US" w:bidi="en_US"/>
-        </w:rPr>
-        <w:t>If you don’t honor the Son, you don’t honor the Father who sent him.</w:t>
-      </w:r>
-      <w:r>
-        <w:rPr>
-          <w:lang w:val="en_US" w:bidi="en_US"/>
-        </w:rPr>
-      </w:r>
-      <w:r>
-        <w:rPr>
-          <w:lang w:val="en_US" w:bidi="en_US"/>
-        </w:rPr>
-      </w:r>
-    </w:p>
-    <w:p>
-      <w:pPr/>
-      <w:r>
-        <w:rPr>
-          <w:lang w:val="en_US" w:bidi="en_US"/>
-        </w:rPr>
-      </w:r>
-    </w:p>
-    <w:p>
-      <w:pPr>
-        <w:pStyle w:val="Heading2"/>
-      </w:pPr>
-      <w:r>
-        <w:rPr>
-          <w:lang w:val="en_US" w:bidi="en_US"/>
-        </w:rPr>
-        <w:t>John 5:24</w:t>
+        <w:t>John 5:23 (#1)</w:t>
+      </w:r>
+      <w:r>
+        <w:rPr>
+          <w:lang w:val="en_US" w:bidi="en_US"/>
+        </w:rPr>
+      </w:r>
+    </w:p>
+    <w:p>
+      <w:pPr/>
+      <w:r>
+        <w:rPr>
+          <w:lang w:val="en_US" w:bidi="en_US"/>
+        </w:rPr>
+      </w:r>
+      <w:r>
+        <w:rPr>
+          <w:b/>
+          <w:lang w:val="en_US" w:bidi="en_US"/>
+        </w:rPr>
+        <w:t>What happens if you do not honor the Son?</w:t>
+      </w:r>
+    </w:p>
+    <w:p>
+      <w:pPr/>
+      <w:r>
+        <w:rPr>
+          <w:lang w:val="en_US" w:bidi="en_US"/>
+        </w:rPr>
+      </w:r>
+      <w:r>
+        <w:rPr>
+          <w:lang w:val="en_US" w:bidi="en_US"/>
+        </w:rPr>
+        <w:t>If you do not honor the Son, you do not honor the Father who sent him.</w:t>
+      </w:r>
+      <w:r>
+        <w:rPr>
+          <w:lang w:val="en_US" w:bidi="en_US"/>
+        </w:rPr>
+      </w:r>
+      <w:r>
+        <w:rPr>
+          <w:lang w:val="en_US" w:bidi="en_US"/>
+        </w:rPr>
+      </w:r>
+    </w:p>
+    <w:p>
+      <w:pPr/>
+      <w:r>
+        <w:rPr>
+          <w:lang w:val="en_US" w:bidi="en_US"/>
+        </w:rPr>
+      </w:r>
+    </w:p>
+    <w:p>
+      <w:pPr>
+        <w:pStyle w:val="Heading2"/>
+      </w:pPr>
+      <w:r>
+        <w:rPr>
+          <w:lang w:val="en_US" w:bidi="en_US"/>
+        </w:rPr>
+        <w:t>John 5:24 (#1)</w:t>
       </w:r>
       <w:r>
         <w:rPr>
@@ -6359,7 +6359,7 @@
         <w:rPr>
           <w:lang w:val="en_US" w:bidi="en_US"/>
         </w:rPr>
-        <w:t>John 5:26</w:t>
+        <w:t>John 5:26 (#1)</w:t>
       </w:r>
       <w:r>
         <w:rPr>
@@ -6422,7 +6422,7 @@
         <w:rPr>
           <w:lang w:val="en_US" w:bidi="en_US"/>
         </w:rPr>
-        <w:t>John 5:28–29</w:t>
+        <w:t>John 5:28–29 (#1)</w:t>
       </w:r>
       <w:r>
         <w:rPr>
@@ -6485,7 +6485,7 @@
         <w:rPr>
           <w:lang w:val="en_US" w:bidi="en_US"/>
         </w:rPr>
-        <w:t>John 5:30</w:t>
+        <w:t>John 5:30 (#1)</w:t>
       </w:r>
       <w:r>
         <w:rPr>
@@ -6548,27 +6548,27 @@
         <w:rPr>
           <w:lang w:val="en_US" w:bidi="en_US"/>
         </w:rPr>
-        <w:t>John 5:36</w:t>
-      </w:r>
-      <w:r>
-        <w:rPr>
-          <w:lang w:val="en_US" w:bidi="en_US"/>
-        </w:rPr>
-      </w:r>
-    </w:p>
-    <w:p>
-      <w:pPr/>
-      <w:r>
-        <w:rPr>
-          <w:lang w:val="en_US" w:bidi="en_US"/>
-        </w:rPr>
-      </w:r>
-      <w:r>
-        <w:rPr>
-          <w:b/>
-          <w:lang w:val="en_US" w:bidi="en_US"/>
-        </w:rPr>
-        <w:t>What testimony, greater than John's, did Jesus have by which to prove he was sent from the Father?</w:t>
+        <w:t>John 5:36 (#1)</w:t>
+      </w:r>
+      <w:r>
+        <w:rPr>
+          <w:lang w:val="en_US" w:bidi="en_US"/>
+        </w:rPr>
+      </w:r>
+    </w:p>
+    <w:p>
+      <w:pPr/>
+      <w:r>
+        <w:rPr>
+          <w:lang w:val="en_US" w:bidi="en_US"/>
+        </w:rPr>
+      </w:r>
+      <w:r>
+        <w:rPr>
+          <w:b/>
+          <w:lang w:val="en_US" w:bidi="en_US"/>
+        </w:rPr>
+        <w:t>What testimony, greater than John’s, did Jesus have by which to prove he was sent from the Father?</w:t>
       </w:r>
     </w:p>
     <w:p>
@@ -6611,7 +6611,7 @@
         <w:rPr>
           <w:lang w:val="en_US" w:bidi="en_US"/>
         </w:rPr>
-        <w:t>John 5:37</w:t>
+        <w:t>John 5:37 (#1)</w:t>
       </w:r>
       <w:r>
         <w:rPr>
@@ -6674,7 +6674,7 @@
         <w:rPr>
           <w:lang w:val="en_US" w:bidi="en_US"/>
         </w:rPr>
-        <w:t>John 5:39</w:t>
+        <w:t>John 5:39 (#1)</w:t>
       </w:r>
       <w:r>
         <w:rPr>
@@ -6800,7 +6800,7 @@
         <w:rPr>
           <w:lang w:val="en_US" w:bidi="en_US"/>
         </w:rPr>
-        <w:t>John 5:44</w:t>
+        <w:t>John 5:44 (#1)</w:t>
       </w:r>
       <w:r>
         <w:rPr>
@@ -6863,7 +6863,7 @@
         <w:rPr>
           <w:lang w:val="en_US" w:bidi="en_US"/>
         </w:rPr>
-        <w:t>John 5:45</w:t>
+        <w:t>John 5:45 (#1)</w:t>
       </w:r>
       <w:r>
         <w:rPr>
@@ -6926,7 +6926,7 @@
         <w:rPr>
           <w:lang w:val="en_US" w:bidi="en_US"/>
         </w:rPr>
-        <w:t>John 5:46–47</w:t>
+        <w:t>John 5:46–47 (#1)</w:t>
       </w:r>
       <w:r>
         <w:rPr>
@@ -6989,7 +6989,7 @@
         <w:rPr>
           <w:lang w:val="en_US" w:bidi="en_US"/>
         </w:rPr>
-        <w:t>John 6:1</w:t>
+        <w:t>John 6:1 (#1)</w:t>
       </w:r>
       <w:r>
         <w:rPr>
@@ -7052,7 +7052,7 @@
         <w:rPr>
           <w:lang w:val="en_US" w:bidi="en_US"/>
         </w:rPr>
-        <w:t>John 6:2</w:t>
+        <w:t>John 6:2 (#1)</w:t>
       </w:r>
       <w:r>
         <w:rPr>
@@ -7115,7 +7115,7 @@
         <w:rPr>
           <w:lang w:val="en_US" w:bidi="en_US"/>
         </w:rPr>
-        <w:t>John 6:4–5</w:t>
+        <w:t>John 6:4–5 (#1)</w:t>
       </w:r>
       <w:r>
         <w:rPr>
@@ -7178,27 +7178,27 @@
         <w:rPr>
           <w:lang w:val="en_US" w:bidi="en_US"/>
         </w:rPr>
-        <w:t>John 6:5–6</w:t>
-      </w:r>
-      <w:r>
-        <w:rPr>
-          <w:lang w:val="en_US" w:bidi="en_US"/>
-        </w:rPr>
-      </w:r>
-    </w:p>
-    <w:p>
-      <w:pPr/>
-      <w:r>
-        <w:rPr>
-          <w:lang w:val="en_US" w:bidi="en_US"/>
-        </w:rPr>
-      </w:r>
-      <w:r>
-        <w:rPr>
-          <w:b/>
-          <w:lang w:val="en_US" w:bidi="en_US"/>
-        </w:rPr>
-        <w:t>Why did Jesus ask Philip, “Where are we going to buy bread so that these may eat?”</w:t>
+        <w:t>John 6:5–6 (#1)</w:t>
+      </w:r>
+      <w:r>
+        <w:rPr>
+          <w:lang w:val="en_US" w:bidi="en_US"/>
+        </w:rPr>
+      </w:r>
+    </w:p>
+    <w:p>
+      <w:pPr/>
+      <w:r>
+        <w:rPr>
+          <w:lang w:val="en_US" w:bidi="en_US"/>
+        </w:rPr>
+      </w:r>
+      <w:r>
+        <w:rPr>
+          <w:b/>
+          <w:lang w:val="en_US" w:bidi="en_US"/>
+        </w:rPr>
+        <w:t>Why did Jesus ask Philip, “Where are we going to buy bread so that these may eat?”?</w:t>
       </w:r>
     </w:p>
     <w:p>
@@ -7241,27 +7241,27 @@
         <w:rPr>
           <w:lang w:val="en_US" w:bidi="en_US"/>
         </w:rPr>
-        <w:t>John 6:7</w:t>
-      </w:r>
-      <w:r>
-        <w:rPr>
-          <w:lang w:val="en_US" w:bidi="en_US"/>
-        </w:rPr>
-      </w:r>
-    </w:p>
-    <w:p>
-      <w:pPr/>
-      <w:r>
-        <w:rPr>
-          <w:lang w:val="en_US" w:bidi="en_US"/>
-        </w:rPr>
-      </w:r>
-      <w:r>
-        <w:rPr>
-          <w:b/>
-          <w:lang w:val="en_US" w:bidi="en_US"/>
-        </w:rPr>
-        <w:t>What was Philip’s response to Jesus’ question, “Where are we going to buy bread so that these may eat?”</w:t>
+        <w:t>John 6:7 (#1)</w:t>
+      </w:r>
+      <w:r>
+        <w:rPr>
+          <w:lang w:val="en_US" w:bidi="en_US"/>
+        </w:rPr>
+      </w:r>
+    </w:p>
+    <w:p>
+      <w:pPr/>
+      <w:r>
+        <w:rPr>
+          <w:lang w:val="en_US" w:bidi="en_US"/>
+        </w:rPr>
+      </w:r>
+      <w:r>
+        <w:rPr>
+          <w:b/>
+          <w:lang w:val="en_US" w:bidi="en_US"/>
+        </w:rPr>
+        <w:t>What was Philip’s response to Jesus’ question, “Where are we going to buy bread so that these may eat?”?</w:t>
       </w:r>
     </w:p>
     <w:p>
@@ -7304,27 +7304,27 @@
         <w:rPr>
           <w:lang w:val="en_US" w:bidi="en_US"/>
         </w:rPr>
-        <w:t>John 6:8–9</w:t>
-      </w:r>
-      <w:r>
-        <w:rPr>
-          <w:lang w:val="en_US" w:bidi="en_US"/>
-        </w:rPr>
-      </w:r>
-    </w:p>
-    <w:p>
-      <w:pPr/>
-      <w:r>
-        <w:rPr>
-          <w:lang w:val="en_US" w:bidi="en_US"/>
-        </w:rPr>
-      </w:r>
-      <w:r>
-        <w:rPr>
-          <w:b/>
-          <w:lang w:val="en_US" w:bidi="en_US"/>
-        </w:rPr>
-        <w:t>What was Andrew’s response to Jesus’ question, “Where are we going to buy bread so that these may eat?”</w:t>
+        <w:t>John 6:8–9 (#1)</w:t>
+      </w:r>
+      <w:r>
+        <w:rPr>
+          <w:lang w:val="en_US" w:bidi="en_US"/>
+        </w:rPr>
+      </w:r>
+    </w:p>
+    <w:p>
+      <w:pPr/>
+      <w:r>
+        <w:rPr>
+          <w:lang w:val="en_US" w:bidi="en_US"/>
+        </w:rPr>
+      </w:r>
+      <w:r>
+        <w:rPr>
+          <w:b/>
+          <w:lang w:val="en_US" w:bidi="en_US"/>
+        </w:rPr>
+        <w:t>What was Andrew’s response to Jesus’ question, “Where are we going to buy bread so that these may eat?”?</w:t>
       </w:r>
     </w:p>
     <w:p>
@@ -7367,7 +7367,7 @@
         <w:rPr>
           <w:lang w:val="en_US" w:bidi="en_US"/>
         </w:rPr>
-        <w:t>John 6:10</w:t>
+        <w:t>John 6:10 (#1)</w:t>
       </w:r>
       <w:r>
         <w:rPr>
@@ -7430,7 +7430,7 @@
         <w:rPr>
           <w:lang w:val="en_US" w:bidi="en_US"/>
         </w:rPr>
-        <w:t>John 6:11</w:t>
+        <w:t>John 6:11 (#1)</w:t>
       </w:r>
       <w:r>
         <w:rPr>
@@ -7556,7 +7556,7 @@
         <w:rPr>
           <w:lang w:val="en_US" w:bidi="en_US"/>
         </w:rPr>
-        <w:t>John 6:13</w:t>
+        <w:t>John 6:13 (#1)</w:t>
       </w:r>
       <w:r>
         <w:rPr>
@@ -7619,7 +7619,7 @@
         <w:rPr>
           <w:lang w:val="en_US" w:bidi="en_US"/>
         </w:rPr>
-        <w:t>John 6:14–15</w:t>
+        <w:t>John 6:14–15 (#1)</w:t>
       </w:r>
       <w:r>
         <w:rPr>
@@ -7682,7 +7682,7 @@
         <w:rPr>
           <w:lang w:val="en_US" w:bidi="en_US"/>
         </w:rPr>
-        <w:t>John 6:18</w:t>
+        <w:t>John 6:18 (#1)</w:t>
       </w:r>
       <w:r>
         <w:rPr>
@@ -7745,7 +7745,7 @@
         <w:rPr>
           <w:lang w:val="en_US" w:bidi="en_US"/>
         </w:rPr>
-        <w:t>John 6:19</w:t>
+        <w:t>John 6:19 (#1)</w:t>
       </w:r>
       <w:r>
         <w:rPr>
@@ -7808,7 +7808,7 @@
         <w:rPr>
           <w:lang w:val="en_US" w:bidi="en_US"/>
         </w:rPr>
-        <w:t>John 6:20</w:t>
+        <w:t>John 6:20 (#1)</w:t>
       </w:r>
       <w:r>
         <w:rPr>
@@ -7871,7 +7871,7 @@
         <w:rPr>
           <w:lang w:val="en_US" w:bidi="en_US"/>
         </w:rPr>
-        <w:t>John 6:26</w:t>
+        <w:t>John 6:26 (#1)</w:t>
       </w:r>
       <w:r>
         <w:rPr>
@@ -7934,7 +7934,7 @@
         <w:rPr>
           <w:lang w:val="en_US" w:bidi="en_US"/>
         </w:rPr>
-        <w:t>John 6:27</w:t>
+        <w:t>John 6:27 (#1)</w:t>
       </w:r>
       <w:r>
         <w:rPr>
@@ -7997,7 +7997,7 @@
         <w:rPr>
           <w:lang w:val="en_US" w:bidi="en_US"/>
         </w:rPr>
-        <w:t>John 6:29</w:t>
+        <w:t>John 6:29 (#1)</w:t>
       </w:r>
       <w:r>
         <w:rPr>
@@ -8060,7 +8060,7 @@
         <w:rPr>
           <w:lang w:val="en_US" w:bidi="en_US"/>
         </w:rPr>
-        <w:t>John 6:35</w:t>
+        <w:t>John 6:35 (#1)</w:t>
       </w:r>
       <w:r>
         <w:rPr>
@@ -8123,7 +8123,7 @@
         <w:rPr>
           <w:lang w:val="en_US" w:bidi="en_US"/>
         </w:rPr>
-        <w:t>John 6:37</w:t>
+        <w:t>John 6:37 (#1)</w:t>
       </w:r>
       <w:r>
         <w:rPr>
@@ -8186,7 +8186,7 @@
         <w:rPr>
           <w:lang w:val="en_US" w:bidi="en_US"/>
         </w:rPr>
-        <w:t>John 6:39–40</w:t>
+        <w:t>John 6:39–40 (#1)</w:t>
       </w:r>
       <w:r>
         <w:rPr>
@@ -8249,7 +8249,7 @@
         <w:rPr>
           <w:lang w:val="en_US" w:bidi="en_US"/>
         </w:rPr>
-        <w:t>John 6:44</w:t>
+        <w:t>John 6:44 (#1)</w:t>
       </w:r>
       <w:r>
         <w:rPr>
@@ -8312,7 +8312,7 @@
         <w:rPr>
           <w:lang w:val="en_US" w:bidi="en_US"/>
         </w:rPr>
-        <w:t>John 6:46</w:t>
+        <w:t>John 6:46 (#1)</w:t>
       </w:r>
       <w:r>
         <w:rPr>
@@ -8375,7 +8375,7 @@
         <w:rPr>
           <w:lang w:val="en_US" w:bidi="en_US"/>
         </w:rPr>
-        <w:t>John 6:51</w:t>
+        <w:t>John 6:51 (#1)</w:t>
       </w:r>
       <w:r>
         <w:rPr>
@@ -8438,7 +8438,7 @@
         <w:rPr>
           <w:lang w:val="en_US" w:bidi="en_US"/>
         </w:rPr>
-        <w:t>John 6:53</w:t>
+        <w:t>John 6:53 (#1)</w:t>
       </w:r>
       <w:r>
         <w:rPr>
@@ -8501,7 +8501,7 @@
         <w:rPr>
           <w:lang w:val="en_US" w:bidi="en_US"/>
         </w:rPr>
-        <w:t>John 6:56</w:t>
+        <w:t>John 6:56 (#1)</w:t>
       </w:r>
       <w:r>
         <w:rPr>
@@ -8564,7 +8564,7 @@
         <w:rPr>
           <w:lang w:val="en_US" w:bidi="en_US"/>
         </w:rPr>
-        <w:t>John 6:57</w:t>
+        <w:t>John 6:57 (#1)</w:t>
       </w:r>
       <w:r>
         <w:rPr>
@@ -8627,7 +8627,7 @@
         <w:rPr>
           <w:lang w:val="en_US" w:bidi="en_US"/>
         </w:rPr>
-        <w:t>John 6:60</w:t>
+        <w:t>John 6:60 (#1)</w:t>
       </w:r>
       <w:r>
         <w:rPr>
@@ -8690,7 +8690,7 @@
         <w:rPr>
           <w:lang w:val="en_US" w:bidi="en_US"/>
         </w:rPr>
-        <w:t>John 6:64</w:t>
+        <w:t>John 6:64 (#1)</w:t>
       </w:r>
       <w:r>
         <w:rPr>
@@ -8753,7 +8753,7 @@
         <w:rPr>
           <w:lang w:val="en_US" w:bidi="en_US"/>
         </w:rPr>
-        <w:t>John 6:67–68</w:t>
+        <w:t>John 6:67–68 (#1)</w:t>
       </w:r>
       <w:r>
         <w:rPr>
@@ -8816,7 +8816,7 @@
         <w:rPr>
           <w:lang w:val="en_US" w:bidi="en_US"/>
         </w:rPr>
-        <w:t>John 6:70–71</w:t>
+        <w:t>John 6:70–71 (#1)</w:t>
       </w:r>
       <w:r>
         <w:rPr>
@@ -8879,7 +8879,7 @@
         <w:rPr>
           <w:lang w:val="en_US" w:bidi="en_US"/>
         </w:rPr>
-        <w:t>John 7:1</w:t>
+        <w:t>John 7:1 (#1)</w:t>
       </w:r>
       <w:r>
         <w:rPr>
@@ -8913,36 +8913,36 @@
         <w:rPr>
           <w:lang w:val="en_US" w:bidi="en_US"/>
         </w:rPr>
-        <w:t>He wasn’t willing to go there, because the Jews wanted to kill him.</w:t>
-      </w:r>
-      <w:r>
-        <w:rPr>
-          <w:lang w:val="en_US" w:bidi="en_US"/>
-        </w:rPr>
-      </w:r>
-      <w:r>
-        <w:rPr>
-          <w:lang w:val="en_US" w:bidi="en_US"/>
-        </w:rPr>
-      </w:r>
-    </w:p>
-    <w:p>
-      <w:pPr/>
-      <w:r>
-        <w:rPr>
-          <w:lang w:val="en_US" w:bidi="en_US"/>
-        </w:rPr>
-      </w:r>
-    </w:p>
-    <w:p>
-      <w:pPr>
-        <w:pStyle w:val="Heading2"/>
-      </w:pPr>
-      <w:r>
-        <w:rPr>
-          <w:lang w:val="en_US" w:bidi="en_US"/>
-        </w:rPr>
-        <w:t>John 7:3–4</w:t>
+        <w:t>He was not willing to go there, because the Jews wanted to kill him.</w:t>
+      </w:r>
+      <w:r>
+        <w:rPr>
+          <w:lang w:val="en_US" w:bidi="en_US"/>
+        </w:rPr>
+      </w:r>
+      <w:r>
+        <w:rPr>
+          <w:lang w:val="en_US" w:bidi="en_US"/>
+        </w:rPr>
+      </w:r>
+    </w:p>
+    <w:p>
+      <w:pPr/>
+      <w:r>
+        <w:rPr>
+          <w:lang w:val="en_US" w:bidi="en_US"/>
+        </w:rPr>
+      </w:r>
+    </w:p>
+    <w:p>
+      <w:pPr>
+        <w:pStyle w:val="Heading2"/>
+      </w:pPr>
+      <w:r>
+        <w:rPr>
+          <w:lang w:val="en_US" w:bidi="en_US"/>
+        </w:rPr>
+        <w:t>John 7:3–4 (#1)</w:t>
       </w:r>
       <w:r>
         <w:rPr>
@@ -9005,7 +9005,7 @@
         <w:rPr>
           <w:lang w:val="en_US" w:bidi="en_US"/>
         </w:rPr>
-        <w:t>John 7:6</w:t>
+        <w:t>John 7:6 (#1)</w:t>
       </w:r>
       <w:r>
         <w:rPr>
@@ -9068,7 +9068,7 @@
         <w:rPr>
           <w:lang w:val="en_US" w:bidi="en_US"/>
         </w:rPr>
-        <w:t>John 7:7</w:t>
+        <w:t>John 7:7 (#1)</w:t>
       </w:r>
       <w:r>
         <w:rPr>
@@ -9131,7 +9131,7 @@
         <w:rPr>
           <w:lang w:val="en_US" w:bidi="en_US"/>
         </w:rPr>
-        <w:t>John 7:10</w:t>
+        <w:t>John 7:10 (#1)</w:t>
       </w:r>
       <w:r>
         <w:rPr>
@@ -9194,7 +9194,7 @@
         <w:rPr>
           <w:lang w:val="en_US" w:bidi="en_US"/>
         </w:rPr>
-        <w:t>John 7:12</w:t>
+        <w:t>John 7:12 (#1)</w:t>
       </w:r>
       <w:r>
         <w:rPr>
@@ -9257,7 +9257,7 @@
         <w:rPr>
           <w:lang w:val="en_US" w:bidi="en_US"/>
         </w:rPr>
-        <w:t>John 7:13</w:t>
+        <w:t>John 7:13 (#1)</w:t>
       </w:r>
       <w:r>
         <w:rPr>
@@ -9320,7 +9320,7 @@
         <w:rPr>
           <w:lang w:val="en_US" w:bidi="en_US"/>
         </w:rPr>
-        <w:t>John 7:14</w:t>
+        <w:t>John 7:14 (#1)</w:t>
       </w:r>
       <w:r>
         <w:rPr>
@@ -9354,36 +9354,36 @@
         <w:rPr>
           <w:lang w:val="en_US" w:bidi="en_US"/>
         </w:rPr>
-        <w:t>When the festival was half over, Jesus went up into the temple and began teaching</w:t>
-      </w:r>
-      <w:r>
-        <w:rPr>
-          <w:lang w:val="en_US" w:bidi="en_US"/>
-        </w:rPr>
-      </w:r>
-      <w:r>
-        <w:rPr>
-          <w:lang w:val="en_US" w:bidi="en_US"/>
-        </w:rPr>
-      </w:r>
-    </w:p>
-    <w:p>
-      <w:pPr/>
-      <w:r>
-        <w:rPr>
-          <w:lang w:val="en_US" w:bidi="en_US"/>
-        </w:rPr>
-      </w:r>
-    </w:p>
-    <w:p>
-      <w:pPr>
-        <w:pStyle w:val="Heading2"/>
-      </w:pPr>
-      <w:r>
-        <w:rPr>
-          <w:lang w:val="en_US" w:bidi="en_US"/>
-        </w:rPr>
-        <w:t>John 7:17</w:t>
+        <w:t>When the festival was half over, Jesus went up into the temple and began teaching.</w:t>
+      </w:r>
+      <w:r>
+        <w:rPr>
+          <w:lang w:val="en_US" w:bidi="en_US"/>
+        </w:rPr>
+      </w:r>
+      <w:r>
+        <w:rPr>
+          <w:lang w:val="en_US" w:bidi="en_US"/>
+        </w:rPr>
+      </w:r>
+    </w:p>
+    <w:p>
+      <w:pPr/>
+      <w:r>
+        <w:rPr>
+          <w:lang w:val="en_US" w:bidi="en_US"/>
+        </w:rPr>
+      </w:r>
+    </w:p>
+    <w:p>
+      <w:pPr>
+        <w:pStyle w:val="Heading2"/>
+      </w:pPr>
+      <w:r>
+        <w:rPr>
+          <w:lang w:val="en_US" w:bidi="en_US"/>
+        </w:rPr>
+        <w:t>John 7:17 (#1)</w:t>
       </w:r>
       <w:r>
         <w:rPr>
@@ -9446,7 +9446,7 @@
         <w:rPr>
           <w:lang w:val="en_US" w:bidi="en_US"/>
         </w:rPr>
-        <w:t>John 7:18</w:t>
+        <w:t>John 7:18 (#1)</w:t>
       </w:r>
       <w:r>
         <w:rPr>
@@ -9509,7 +9509,7 @@
         <w:rPr>
           <w:lang w:val="en_US" w:bidi="en_US"/>
         </w:rPr>
-        <w:t>John 7:19</w:t>
+        <w:t>John 7:19 (#1)</w:t>
       </w:r>
       <w:r>
         <w:rPr>
@@ -9572,7 +9572,7 @@
         <w:rPr>
           <w:lang w:val="en_US" w:bidi="en_US"/>
         </w:rPr>
-        <w:t>John 7:23</w:t>
+        <w:t>John 7:23 (#1)</w:t>
       </w:r>
       <w:r>
         <w:rPr>
@@ -9635,7 +9635,7 @@
         <w:rPr>
           <w:lang w:val="en_US" w:bidi="en_US"/>
         </w:rPr>
-        <w:t>John 7:24</w:t>
+        <w:t>John 7:24 (#1)</w:t>
       </w:r>
       <w:r>
         <w:rPr>
@@ -9698,7 +9698,7 @@
         <w:rPr>
           <w:lang w:val="en_US" w:bidi="en_US"/>
         </w:rPr>
-        <w:t>John 7:27</w:t>
+        <w:t>John 7:27 (#1)</w:t>
       </w:r>
       <w:r>
         <w:rPr>
@@ -9761,7 +9761,7 @@
         <w:rPr>
           <w:lang w:val="en_US" w:bidi="en_US"/>
         </w:rPr>
-        <w:t>John 7:32</w:t>
+        <w:t>John 7:32 (#1)</w:t>
       </w:r>
       <w:r>
         <w:rPr>
@@ -9824,7 +9824,7 @@
         <w:rPr>
           <w:lang w:val="en_US" w:bidi="en_US"/>
         </w:rPr>
-        <w:t>John 7:35–36</w:t>
+        <w:t>John 7:35–36 (#1)</w:t>
       </w:r>
       <w:r>
         <w:rPr>
@@ -9887,27 +9887,27 @@
         <w:rPr>
           <w:lang w:val="en_US" w:bidi="en_US"/>
         </w:rPr>
-        <w:t>John 7:37–39</w:t>
-      </w:r>
-      <w:r>
-        <w:rPr>
-          <w:lang w:val="en_US" w:bidi="en_US"/>
-        </w:rPr>
-      </w:r>
-    </w:p>
-    <w:p>
-      <w:pPr/>
-      <w:r>
-        <w:rPr>
-          <w:lang w:val="en_US" w:bidi="en_US"/>
-        </w:rPr>
-      </w:r>
-      <w:r>
-        <w:rPr>
-          <w:b/>
-          <w:lang w:val="en_US" w:bidi="en_US"/>
-        </w:rPr>
-        <w:t>What was Jesus refering to when he said, “If anyone is thirsty, let him come to me and drink. He who believes in me, as the scripture has said, from within him will flow rivers of living water.”</w:t>
+        <w:t>John 7:37–39 (#1)</w:t>
+      </w:r>
+      <w:r>
+        <w:rPr>
+          <w:lang w:val="en_US" w:bidi="en_US"/>
+        </w:rPr>
+      </w:r>
+    </w:p>
+    <w:p>
+      <w:pPr/>
+      <w:r>
+        <w:rPr>
+          <w:lang w:val="en_US" w:bidi="en_US"/>
+        </w:rPr>
+      </w:r>
+      <w:r>
+        <w:rPr>
+          <w:b/>
+          <w:lang w:val="en_US" w:bidi="en_US"/>
+        </w:rPr>
+        <w:t>What was Jesus referring to when he said, “If anyone is thirsty, let him come to me and drink. He who believes in me, as the scripture has said, from within him will flow rivers of living water”?</w:t>
       </w:r>
     </w:p>
     <w:p>
@@ -9950,27 +9950,27 @@
         <w:rPr>
           <w:lang w:val="en_US" w:bidi="en_US"/>
         </w:rPr>
-        <w:t>John 7:45–46</w:t>
-      </w:r>
-      <w:r>
-        <w:rPr>
-          <w:lang w:val="en_US" w:bidi="en_US"/>
-        </w:rPr>
-      </w:r>
-    </w:p>
-    <w:p>
-      <w:pPr/>
-      <w:r>
-        <w:rPr>
-          <w:lang w:val="en_US" w:bidi="en_US"/>
-        </w:rPr>
-      </w:r>
-      <w:r>
-        <w:rPr>
-          <w:b/>
-          <w:lang w:val="en_US" w:bidi="en_US"/>
-        </w:rPr>
-        <w:t>How did the officers answer the chief priests and Pharisees who said to them, “Why did you not bring him (Jesus)?”</w:t>
+        <w:t>John 7:45–46 (#1)</w:t>
+      </w:r>
+      <w:r>
+        <w:rPr>
+          <w:lang w:val="en_US" w:bidi="en_US"/>
+        </w:rPr>
+      </w:r>
+    </w:p>
+    <w:p>
+      <w:pPr/>
+      <w:r>
+        <w:rPr>
+          <w:lang w:val="en_US" w:bidi="en_US"/>
+        </w:rPr>
+      </w:r>
+      <w:r>
+        <w:rPr>
+          <w:b/>
+          <w:lang w:val="en_US" w:bidi="en_US"/>
+        </w:rPr>
+        <w:t>How did the officers answer the chief priests and Pharisees who said to them, “Why did you not bring him (Jesus)?”?</w:t>
       </w:r>
     </w:p>
     <w:p>
@@ -10013,27 +10013,27 @@
         <w:rPr>
           <w:lang w:val="en_US" w:bidi="en_US"/>
         </w:rPr>
-        <w:t>John 7:50–51</w:t>
-      </w:r>
-      <w:r>
-        <w:rPr>
-          <w:lang w:val="en_US" w:bidi="en_US"/>
-        </w:rPr>
-      </w:r>
-    </w:p>
-    <w:p>
-      <w:pPr/>
-      <w:r>
-        <w:rPr>
-          <w:lang w:val="en_US" w:bidi="en_US"/>
-        </w:rPr>
-      </w:r>
-      <w:r>
-        <w:rPr>
-          <w:b/>
-          <w:lang w:val="en_US" w:bidi="en_US"/>
-        </w:rPr>
-        <w:t>How did Nicodemus answer the Pharisees when the Pharisees asked the officers sent to arrest Jesus, “Have you also been led astray? Have any of the rulers believed in him, or any of the Pharisees?”</w:t>
+        <w:t>John 7:50–51 (#1)</w:t>
+      </w:r>
+      <w:r>
+        <w:rPr>
+          <w:lang w:val="en_US" w:bidi="en_US"/>
+        </w:rPr>
+      </w:r>
+    </w:p>
+    <w:p>
+      <w:pPr/>
+      <w:r>
+        <w:rPr>
+          <w:lang w:val="en_US" w:bidi="en_US"/>
+        </w:rPr>
+      </w:r>
+      <w:r>
+        <w:rPr>
+          <w:b/>
+          <w:lang w:val="en_US" w:bidi="en_US"/>
+        </w:rPr>
+        <w:t>How did Nicodemus answer the Pharisees when the Pharisees asked the officers sent to arrest Jesus, “Have you also been led astray? Have any of the rulers believed in him, or any of the Pharisees?”?</w:t>
       </w:r>
     </w:p>
     <w:p>
@@ -10076,7 +10076,7 @@
         <w:rPr>
           <w:lang w:val="en_US" w:bidi="en_US"/>
         </w:rPr>
-        <w:t>John 8:2–3</w:t>
+        <w:t>John 8:2–3 (#1)</w:t>
       </w:r>
       <w:r>
         <w:rPr>
@@ -10139,7 +10139,7 @@
         <w:rPr>
           <w:lang w:val="en_US" w:bidi="en_US"/>
         </w:rPr>
-        <w:t>John 8:4–6</w:t>
+        <w:t>John 8:4–6 (#1)</w:t>
       </w:r>
       <w:r>
         <w:rPr>
@@ -10202,7 +10202,7 @@
         <w:rPr>
           <w:lang w:val="en_US" w:bidi="en_US"/>
         </w:rPr>
-        <w:t>John 8:7</w:t>
+        <w:t>John 8:7 (#1)</w:t>
       </w:r>
       <w:r>
         <w:rPr>
@@ -10265,7 +10265,7 @@
         <w:rPr>
           <w:lang w:val="en_US" w:bidi="en_US"/>
         </w:rPr>
-        <w:t>John 8:9</w:t>
+        <w:t>John 8:9 (#1)</w:t>
       </w:r>
       <w:r>
         <w:rPr>
@@ -10328,7 +10328,7 @@
         <w:rPr>
           <w:lang w:val="en_US" w:bidi="en_US"/>
         </w:rPr>
-        <w:t>John 8:11</w:t>
+        <w:t>John 8:11 (#1)</w:t>
       </w:r>
       <w:r>
         <w:rPr>
@@ -10391,27 +10391,27 @@
         <w:rPr>
           <w:lang w:val="en_US" w:bidi="en_US"/>
         </w:rPr>
-        <w:t>John 8:13</w:t>
-      </w:r>
-      <w:r>
-        <w:rPr>
-          <w:lang w:val="en_US" w:bidi="en_US"/>
-        </w:rPr>
-      </w:r>
-    </w:p>
-    <w:p>
-      <w:pPr/>
-      <w:r>
-        <w:rPr>
-          <w:lang w:val="en_US" w:bidi="en_US"/>
-        </w:rPr>
-      </w:r>
-      <w:r>
-        <w:rPr>
-          <w:b/>
-          <w:lang w:val="en_US" w:bidi="en_US"/>
-        </w:rPr>
-        <w:t>What was the Pharisees complaint after Jesus said, “I am the light of the world; he who follows me will not walk in the darkness but will have the light of life.”</w:t>
+        <w:t>John 8:13 (#1)</w:t>
+      </w:r>
+      <w:r>
+        <w:rPr>
+          <w:lang w:val="en_US" w:bidi="en_US"/>
+        </w:rPr>
+      </w:r>
+    </w:p>
+    <w:p>
+      <w:pPr/>
+      <w:r>
+        <w:rPr>
+          <w:lang w:val="en_US" w:bidi="en_US"/>
+        </w:rPr>
+      </w:r>
+      <w:r>
+        <w:rPr>
+          <w:b/>
+          <w:lang w:val="en_US" w:bidi="en_US"/>
+        </w:rPr>
+        <w:t>What was the Pharisees complaint after Jesus said, “I am the light of the world; he who follows me will not walk in the darkness but will have the light of life”?</w:t>
       </w:r>
     </w:p>
     <w:p>
@@ -10454,7 +10454,7 @@
         <w:rPr>
           <w:lang w:val="en_US" w:bidi="en_US"/>
         </w:rPr>
-        <w:t>John 8:17–18</w:t>
+        <w:t>John 8:17–18 (#1)</w:t>
       </w:r>
       <w:r>
         <w:rPr>
@@ -10517,7 +10517,7 @@
         <w:rPr>
           <w:lang w:val="en_US" w:bidi="en_US"/>
         </w:rPr>
-        <w:t>John 8:23–24</w:t>
+        <w:t>John 8:23–24 (#1)</w:t>
       </w:r>
       <w:r>
         <w:rPr>
@@ -10580,7 +10580,7 @@
         <w:rPr>
           <w:lang w:val="en_US" w:bidi="en_US"/>
         </w:rPr>
-        <w:t>John 8:24</w:t>
+        <w:t>John 8:24 (#1)</w:t>
       </w:r>
       <w:r>
         <w:rPr>
@@ -10614,36 +10614,36 @@
         <w:rPr>
           <w:lang w:val="en_US" w:bidi="en_US"/>
         </w:rPr>
-        <w:t>Jesus said they would die in their sins unless they believed "that I am."</w:t>
-      </w:r>
-      <w:r>
-        <w:rPr>
-          <w:lang w:val="en_US" w:bidi="en_US"/>
-        </w:rPr>
-      </w:r>
-      <w:r>
-        <w:rPr>
-          <w:lang w:val="en_US" w:bidi="en_US"/>
-        </w:rPr>
-      </w:r>
-    </w:p>
-    <w:p>
-      <w:pPr/>
-      <w:r>
-        <w:rPr>
-          <w:lang w:val="en_US" w:bidi="en_US"/>
-        </w:rPr>
-      </w:r>
-    </w:p>
-    <w:p>
-      <w:pPr>
-        <w:pStyle w:val="Heading2"/>
-      </w:pPr>
-      <w:r>
-        <w:rPr>
-          <w:lang w:val="en_US" w:bidi="en_US"/>
-        </w:rPr>
-        <w:t>John 8:26–27</w:t>
+        <w:t>Jesus said they would die in their sins unless they believed “that I am.”</w:t>
+      </w:r>
+      <w:r>
+        <w:rPr>
+          <w:lang w:val="en_US" w:bidi="en_US"/>
+        </w:rPr>
+      </w:r>
+      <w:r>
+        <w:rPr>
+          <w:lang w:val="en_US" w:bidi="en_US"/>
+        </w:rPr>
+      </w:r>
+    </w:p>
+    <w:p>
+      <w:pPr/>
+      <w:r>
+        <w:rPr>
+          <w:lang w:val="en_US" w:bidi="en_US"/>
+        </w:rPr>
+      </w:r>
+    </w:p>
+    <w:p>
+      <w:pPr>
+        <w:pStyle w:val="Heading2"/>
+      </w:pPr>
+      <w:r>
+        <w:rPr>
+          <w:lang w:val="en_US" w:bidi="en_US"/>
+        </w:rPr>
+        <w:t>John 8:26–27 (#1)</w:t>
       </w:r>
       <w:r>
         <w:rPr>
@@ -10706,7 +10706,7 @@
         <w:rPr>
           <w:lang w:val="en_US" w:bidi="en_US"/>
         </w:rPr>
-        <w:t>John 8:29</w:t>
+        <w:t>John 8:29 (#1)</w:t>
       </w:r>
       <w:r>
         <w:rPr>
@@ -10740,36 +10740,36 @@
         <w:rPr>
           <w:lang w:val="en_US" w:bidi="en_US"/>
         </w:rPr>
-        <w:t>The Father was with Jesus and didn’t leave him alone because Jesus always did the things that were pleasing to the Father.</w:t>
-      </w:r>
-      <w:r>
-        <w:rPr>
-          <w:lang w:val="en_US" w:bidi="en_US"/>
-        </w:rPr>
-      </w:r>
-      <w:r>
-        <w:rPr>
-          <w:lang w:val="en_US" w:bidi="en_US"/>
-        </w:rPr>
-      </w:r>
-    </w:p>
-    <w:p>
-      <w:pPr/>
-      <w:r>
-        <w:rPr>
-          <w:lang w:val="en_US" w:bidi="en_US"/>
-        </w:rPr>
-      </w:r>
-    </w:p>
-    <w:p>
-      <w:pPr>
-        <w:pStyle w:val="Heading2"/>
-      </w:pPr>
-      <w:r>
-        <w:rPr>
-          <w:lang w:val="en_US" w:bidi="en_US"/>
-        </w:rPr>
-        <w:t>John 8:31</w:t>
+        <w:t>The Father was with Jesus and did not leave him alone because Jesus always did the things that were pleasing to the Father.</w:t>
+      </w:r>
+      <w:r>
+        <w:rPr>
+          <w:lang w:val="en_US" w:bidi="en_US"/>
+        </w:rPr>
+      </w:r>
+      <w:r>
+        <w:rPr>
+          <w:lang w:val="en_US" w:bidi="en_US"/>
+        </w:rPr>
+      </w:r>
+    </w:p>
+    <w:p>
+      <w:pPr/>
+      <w:r>
+        <w:rPr>
+          <w:lang w:val="en_US" w:bidi="en_US"/>
+        </w:rPr>
+      </w:r>
+    </w:p>
+    <w:p>
+      <w:pPr>
+        <w:pStyle w:val="Heading2"/>
+      </w:pPr>
+      <w:r>
+        <w:rPr>
+          <w:lang w:val="en_US" w:bidi="en_US"/>
+        </w:rPr>
+        <w:t>John 8:31 (#1)</w:t>
       </w:r>
       <w:r>
         <w:rPr>
@@ -10832,7 +10832,7 @@
         <w:rPr>
           <w:lang w:val="en_US" w:bidi="en_US"/>
         </w:rPr>
-        <w:t>John 8:33</w:t>
+        <w:t>John 8:33 (#1)</w:t>
       </w:r>
       <w:r>
         <w:rPr>
@@ -10895,70 +10895,70 @@
         <w:rPr>
           <w:lang w:val="en_US" w:bidi="en_US"/>
         </w:rPr>
-        <w:t>John 8:34</w:t>
-      </w:r>
-      <w:r>
-        <w:rPr>
-          <w:lang w:val="en_US" w:bidi="en_US"/>
-        </w:rPr>
-      </w:r>
-    </w:p>
-    <w:p>
-      <w:pPr/>
-      <w:r>
-        <w:rPr>
-          <w:lang w:val="en_US" w:bidi="en_US"/>
-        </w:rPr>
-      </w:r>
-      <w:r>
-        <w:rPr>
-          <w:b/>
-          <w:lang w:val="en_US" w:bidi="en_US"/>
-        </w:rPr>
-        <w:t>What was Jesus refering to when he said, “and you shall know the truth and the truth will set you free”?</w:t>
-      </w:r>
-    </w:p>
-    <w:p>
-      <w:pPr/>
-      <w:r>
-        <w:rPr>
-          <w:lang w:val="en_US" w:bidi="en_US"/>
-        </w:rPr>
-      </w:r>
-      <w:r>
-        <w:rPr>
-          <w:lang w:val="en_US" w:bidi="en_US"/>
-        </w:rPr>
-        <w:t>Jesus was refering to being set free from being slaves of sin.</w:t>
-      </w:r>
-      <w:r>
-        <w:rPr>
-          <w:lang w:val="en_US" w:bidi="en_US"/>
-        </w:rPr>
-      </w:r>
-      <w:r>
-        <w:rPr>
-          <w:lang w:val="en_US" w:bidi="en_US"/>
-        </w:rPr>
-      </w:r>
-    </w:p>
-    <w:p>
-      <w:pPr/>
-      <w:r>
-        <w:rPr>
-          <w:lang w:val="en_US" w:bidi="en_US"/>
-        </w:rPr>
-      </w:r>
-    </w:p>
-    <w:p>
-      <w:pPr>
-        <w:pStyle w:val="Heading2"/>
-      </w:pPr>
-      <w:r>
-        <w:rPr>
-          <w:lang w:val="en_US" w:bidi="en_US"/>
-        </w:rPr>
-        <w:t>John 8:37</w:t>
+        <w:t>John 8:34 (#1)</w:t>
+      </w:r>
+      <w:r>
+        <w:rPr>
+          <w:lang w:val="en_US" w:bidi="en_US"/>
+        </w:rPr>
+      </w:r>
+    </w:p>
+    <w:p>
+      <w:pPr/>
+      <w:r>
+        <w:rPr>
+          <w:lang w:val="en_US" w:bidi="en_US"/>
+        </w:rPr>
+      </w:r>
+      <w:r>
+        <w:rPr>
+          <w:b/>
+          <w:lang w:val="en_US" w:bidi="en_US"/>
+        </w:rPr>
+        <w:t>What was Jesus referring to when he said, “and you shall know the truth and the truth will set you free”?</w:t>
+      </w:r>
+    </w:p>
+    <w:p>
+      <w:pPr/>
+      <w:r>
+        <w:rPr>
+          <w:lang w:val="en_US" w:bidi="en_US"/>
+        </w:rPr>
+      </w:r>
+      <w:r>
+        <w:rPr>
+          <w:lang w:val="en_US" w:bidi="en_US"/>
+        </w:rPr>
+        <w:t>Jesus was referring to being set free from being slaves of sin.</w:t>
+      </w:r>
+      <w:r>
+        <w:rPr>
+          <w:lang w:val="en_US" w:bidi="en_US"/>
+        </w:rPr>
+      </w:r>
+      <w:r>
+        <w:rPr>
+          <w:lang w:val="en_US" w:bidi="en_US"/>
+        </w:rPr>
+      </w:r>
+    </w:p>
+    <w:p>
+      <w:pPr/>
+      <w:r>
+        <w:rPr>
+          <w:lang w:val="en_US" w:bidi="en_US"/>
+        </w:rPr>
+      </w:r>
+    </w:p>
+    <w:p>
+      <w:pPr>
+        <w:pStyle w:val="Heading2"/>
+      </w:pPr>
+      <w:r>
+        <w:rPr>
+          <w:lang w:val="en_US" w:bidi="en_US"/>
+        </w:rPr>
+        <w:t>John 8:37 (#1)</w:t>
       </w:r>
       <w:r>
         <w:rPr>
@@ -11021,7 +11021,7 @@
         <w:rPr>
           <w:lang w:val="en_US" w:bidi="en_US"/>
         </w:rPr>
-        <w:t>John 8:39–40</w:t>
+        <w:t>John 8:39–40 (#1)</w:t>
       </w:r>
       <w:r>
         <w:rPr>
@@ -11084,7 +11084,7 @@
         <w:rPr>
           <w:lang w:val="en_US" w:bidi="en_US"/>
         </w:rPr>
-        <w:t>John 8:42</w:t>
+        <w:t>John 8:42 (#1)</w:t>
       </w:r>
       <w:r>
         <w:rPr>
@@ -11147,7 +11147,7 @@
         <w:rPr>
           <w:lang w:val="en_US" w:bidi="en_US"/>
         </w:rPr>
-        <w:t>John 8:44</w:t>
+        <w:t>John 8:44 (#1)</w:t>
       </w:r>
       <w:r>
         <w:rPr>
@@ -11273,7 +11273,7 @@
         <w:rPr>
           <w:lang w:val="en_US" w:bidi="en_US"/>
         </w:rPr>
-        <w:t>John 8:47</w:t>
+        <w:t>John 8:47 (#1)</w:t>
       </w:r>
       <w:r>
         <w:rPr>
@@ -11336,7 +11336,7 @@
         <w:rPr>
           <w:lang w:val="en_US" w:bidi="en_US"/>
         </w:rPr>
-        <w:t>John 8:51</w:t>
+        <w:t>John 8:51 (#1)</w:t>
       </w:r>
       <w:r>
         <w:rPr>
@@ -11399,7 +11399,7 @@
         <w:rPr>
           <w:lang w:val="en_US" w:bidi="en_US"/>
         </w:rPr>
-        <w:t>John 8:52</w:t>
+        <w:t>John 8:52 (#1)</w:t>
       </w:r>
       <w:r>
         <w:rPr>
@@ -11462,7 +11462,7 @@
         <w:rPr>
           <w:lang w:val="en_US" w:bidi="en_US"/>
         </w:rPr>
-        <w:t>John 8:52–53</w:t>
+        <w:t>John 8:52–53 (#1)</w:t>
       </w:r>
       <w:r>
         <w:rPr>
@@ -11525,7 +11525,7 @@
         <w:rPr>
           <w:lang w:val="en_US" w:bidi="en_US"/>
         </w:rPr>
-        <w:t>John 8:58</w:t>
+        <w:t>John 8:58 (#1)</w:t>
       </w:r>
       <w:r>
         <w:rPr>
@@ -11588,7 +11588,7 @@
         <w:rPr>
           <w:lang w:val="en_US" w:bidi="en_US"/>
         </w:rPr>
-        <w:t>John 9:2</w:t>
+        <w:t>John 9:2 (#1)</w:t>
       </w:r>
       <w:r>
         <w:rPr>
@@ -11651,7 +11651,7 @@
         <w:rPr>
           <w:lang w:val="en_US" w:bidi="en_US"/>
         </w:rPr>
-        <w:t>John 9:3</w:t>
+        <w:t>John 9:3 (#1)</w:t>
       </w:r>
       <w:r>
         <w:rPr>
@@ -11714,7 +11714,7 @@
         <w:rPr>
           <w:lang w:val="en_US" w:bidi="en_US"/>
         </w:rPr>
-        <w:t>John 9:6–7</w:t>
+        <w:t>John 9:6–7 (#1)</w:t>
       </w:r>
       <w:r>
         <w:rPr>
@@ -11777,7 +11777,7 @@
         <w:rPr>
           <w:lang w:val="en_US" w:bidi="en_US"/>
         </w:rPr>
-        <w:t>John 9:7</w:t>
+        <w:t>John 9:7 (#1)</w:t>
       </w:r>
       <w:r>
         <w:rPr>
@@ -11840,7 +11840,7 @@
         <w:rPr>
           <w:lang w:val="en_US" w:bidi="en_US"/>
         </w:rPr>
-        <w:t>John 9:9</w:t>
+        <w:t>John 9:9 (#1)</w:t>
       </w:r>
       <w:r>
         <w:rPr>
@@ -11903,7 +11903,7 @@
         <w:rPr>
           <w:lang w:val="en_US" w:bidi="en_US"/>
         </w:rPr>
-        <w:t>John 9:13</w:t>
+        <w:t>John 9:13 (#1)</w:t>
       </w:r>
       <w:r>
         <w:rPr>
@@ -11966,7 +11966,7 @@
         <w:rPr>
           <w:lang w:val="en_US" w:bidi="en_US"/>
         </w:rPr>
-        <w:t>John 9:14</w:t>
+        <w:t>John 9:14 (#1)</w:t>
       </w:r>
       <w:r>
         <w:rPr>
@@ -12029,7 +12029,7 @@
         <w:rPr>
           <w:lang w:val="en_US" w:bidi="en_US"/>
         </w:rPr>
-        <w:t>John 9:15</w:t>
+        <w:t>John 9:15 (#1)</w:t>
       </w:r>
       <w:r>
         <w:rPr>
@@ -12092,7 +12092,7 @@
         <w:rPr>
           <w:lang w:val="en_US" w:bidi="en_US"/>
         </w:rPr>
-        <w:t>John 9:16</w:t>
+        <w:t>John 9:16 (#1)</w:t>
       </w:r>
       <w:r>
         <w:rPr>
@@ -12126,36 +12126,36 @@
         <w:rPr>
           <w:lang w:val="en_US" w:bidi="en_US"/>
         </w:rPr>
-        <w:t>Some Pharisees said Jesus wasn’t from God because he didn’t keep the Sabbath (he healed on the Sabbath) and some of the Pharisees said how could a man that is a sinner do such signs.</w:t>
-      </w:r>
-      <w:r>
-        <w:rPr>
-          <w:lang w:val="en_US" w:bidi="en_US"/>
-        </w:rPr>
-      </w:r>
-      <w:r>
-        <w:rPr>
-          <w:lang w:val="en_US" w:bidi="en_US"/>
-        </w:rPr>
-      </w:r>
-    </w:p>
-    <w:p>
-      <w:pPr/>
-      <w:r>
-        <w:rPr>
-          <w:lang w:val="en_US" w:bidi="en_US"/>
-        </w:rPr>
-      </w:r>
-    </w:p>
-    <w:p>
-      <w:pPr>
-        <w:pStyle w:val="Heading2"/>
-      </w:pPr>
-      <w:r>
-        <w:rPr>
-          <w:lang w:val="en_US" w:bidi="en_US"/>
-        </w:rPr>
-        <w:t>John 9:17</w:t>
+        <w:t>Some Pharisees said Jesus was not from God because he did not keep the Sabbath (he healed on the Sabbath) and some of the Pharisees said how could a man that is a sinner do such signs.</w:t>
+      </w:r>
+      <w:r>
+        <w:rPr>
+          <w:lang w:val="en_US" w:bidi="en_US"/>
+        </w:rPr>
+      </w:r>
+      <w:r>
+        <w:rPr>
+          <w:lang w:val="en_US" w:bidi="en_US"/>
+        </w:rPr>
+      </w:r>
+    </w:p>
+    <w:p>
+      <w:pPr/>
+      <w:r>
+        <w:rPr>
+          <w:lang w:val="en_US" w:bidi="en_US"/>
+        </w:rPr>
+      </w:r>
+    </w:p>
+    <w:p>
+      <w:pPr>
+        <w:pStyle w:val="Heading2"/>
+      </w:pPr>
+      <w:r>
+        <w:rPr>
+          <w:lang w:val="en_US" w:bidi="en_US"/>
+        </w:rPr>
+        <w:t>John 9:17 (#1)</w:t>
       </w:r>
       <w:r>
         <w:rPr>
@@ -12218,7 +12218,7 @@
         <w:rPr>
           <w:lang w:val="en_US" w:bidi="en_US"/>
         </w:rPr>
-        <w:t>John 9:18</w:t>
+        <w:t>John 9:18 (#1)</w:t>
       </w:r>
       <w:r>
         <w:rPr>
@@ -12281,7 +12281,7 @@
         <w:rPr>
           <w:lang w:val="en_US" w:bidi="en_US"/>
         </w:rPr>
-        <w:t>John 9:20</w:t>
+        <w:t>John 9:20 (#1)</w:t>
       </w:r>
       <w:r>
         <w:rPr>
@@ -12344,90 +12344,90 @@
         <w:rPr>
           <w:lang w:val="en_US" w:bidi="en_US"/>
         </w:rPr>
-        <w:t>John 9:21</w:t>
-      </w:r>
-      <w:r>
-        <w:rPr>
-          <w:lang w:val="en_US" w:bidi="en_US"/>
-        </w:rPr>
-      </w:r>
-    </w:p>
-    <w:p>
-      <w:pPr/>
-      <w:r>
-        <w:rPr>
-          <w:lang w:val="en_US" w:bidi="en_US"/>
-        </w:rPr>
-      </w:r>
-      <w:r>
-        <w:rPr>
-          <w:b/>
-          <w:lang w:val="en_US" w:bidi="en_US"/>
-        </w:rPr>
-        <w:t>What did the man’s parents say they didn’t know?</w:t>
-      </w:r>
-    </w:p>
-    <w:p>
-      <w:pPr/>
-      <w:r>
-        <w:rPr>
-          <w:lang w:val="en_US" w:bidi="en_US"/>
-        </w:rPr>
-      </w:r>
-      <w:r>
-        <w:rPr>
-          <w:lang w:val="en_US" w:bidi="en_US"/>
-        </w:rPr>
-        <w:t>They said they didn’t know how he could now see, or who opened his eyes.</w:t>
-      </w:r>
-      <w:r>
-        <w:rPr>
-          <w:lang w:val="en_US" w:bidi="en_US"/>
-        </w:rPr>
-      </w:r>
-      <w:r>
-        <w:rPr>
-          <w:lang w:val="en_US" w:bidi="en_US"/>
-        </w:rPr>
-      </w:r>
-    </w:p>
-    <w:p>
-      <w:pPr/>
-      <w:r>
-        <w:rPr>
-          <w:lang w:val="en_US" w:bidi="en_US"/>
-        </w:rPr>
-      </w:r>
-    </w:p>
-    <w:p>
-      <w:pPr>
-        <w:pStyle w:val="Heading2"/>
-      </w:pPr>
-      <w:r>
-        <w:rPr>
-          <w:lang w:val="en_US" w:bidi="en_US"/>
-        </w:rPr>
-        <w:t>John 9:22</w:t>
-      </w:r>
-      <w:r>
-        <w:rPr>
-          <w:lang w:val="en_US" w:bidi="en_US"/>
-        </w:rPr>
-      </w:r>
-    </w:p>
-    <w:p>
-      <w:pPr/>
-      <w:r>
-        <w:rPr>
-          <w:lang w:val="en_US" w:bidi="en_US"/>
-        </w:rPr>
-      </w:r>
-      <w:r>
-        <w:rPr>
-          <w:b/>
-          <w:lang w:val="en_US" w:bidi="en_US"/>
-        </w:rPr>
-        <w:t>Why did the man’s parents say, “He is an adult. Ask him.”</w:t>
+        <w:t>John 9:21 (#1)</w:t>
+      </w:r>
+      <w:r>
+        <w:rPr>
+          <w:lang w:val="en_US" w:bidi="en_US"/>
+        </w:rPr>
+      </w:r>
+    </w:p>
+    <w:p>
+      <w:pPr/>
+      <w:r>
+        <w:rPr>
+          <w:lang w:val="en_US" w:bidi="en_US"/>
+        </w:rPr>
+      </w:r>
+      <w:r>
+        <w:rPr>
+          <w:b/>
+          <w:lang w:val="en_US" w:bidi="en_US"/>
+        </w:rPr>
+        <w:t>What did the man’s parents say they did not know?</w:t>
+      </w:r>
+    </w:p>
+    <w:p>
+      <w:pPr/>
+      <w:r>
+        <w:rPr>
+          <w:lang w:val="en_US" w:bidi="en_US"/>
+        </w:rPr>
+      </w:r>
+      <w:r>
+        <w:rPr>
+          <w:lang w:val="en_US" w:bidi="en_US"/>
+        </w:rPr>
+        <w:t>They said they did not know how he could now see, or who opened his eyes.</w:t>
+      </w:r>
+      <w:r>
+        <w:rPr>
+          <w:lang w:val="en_US" w:bidi="en_US"/>
+        </w:rPr>
+      </w:r>
+      <w:r>
+        <w:rPr>
+          <w:lang w:val="en_US" w:bidi="en_US"/>
+        </w:rPr>
+      </w:r>
+    </w:p>
+    <w:p>
+      <w:pPr/>
+      <w:r>
+        <w:rPr>
+          <w:lang w:val="en_US" w:bidi="en_US"/>
+        </w:rPr>
+      </w:r>
+    </w:p>
+    <w:p>
+      <w:pPr>
+        <w:pStyle w:val="Heading2"/>
+      </w:pPr>
+      <w:r>
+        <w:rPr>
+          <w:lang w:val="en_US" w:bidi="en_US"/>
+        </w:rPr>
+        <w:t>John 9:22 (#1)</w:t>
+      </w:r>
+      <w:r>
+        <w:rPr>
+          <w:lang w:val="en_US" w:bidi="en_US"/>
+        </w:rPr>
+      </w:r>
+    </w:p>
+    <w:p>
+      <w:pPr/>
+      <w:r>
+        <w:rPr>
+          <w:lang w:val="en_US" w:bidi="en_US"/>
+        </w:rPr>
+      </w:r>
+      <w:r>
+        <w:rPr>
+          <w:b/>
+          <w:lang w:val="en_US" w:bidi="en_US"/>
+        </w:rPr>
+        <w:t>Why did the man’s parents say, “He is an adult. Ask him”?</w:t>
       </w:r>
     </w:p>
     <w:p>
@@ -12470,7 +12470,7 @@
         <w:rPr>
           <w:lang w:val="en_US" w:bidi="en_US"/>
         </w:rPr>
-        <w:t>John 9:24</w:t>
+        <w:t>John 9:24 (#1)</w:t>
       </w:r>
       <w:r>
         <w:rPr>
@@ -12533,7 +12533,7 @@
         <w:rPr>
           <w:lang w:val="en_US" w:bidi="en_US"/>
         </w:rPr>
-        <w:t>John 9:25</w:t>
+        <w:t>John 9:25 (#1)</w:t>
       </w:r>
       <w:r>
         <w:rPr>
@@ -12596,7 +12596,7 @@
         <w:rPr>
           <w:lang w:val="en_US" w:bidi="en_US"/>
         </w:rPr>
-        <w:t>John 9:27</w:t>
+        <w:t>John 9:27 (#1)</w:t>
       </w:r>
       <w:r>
         <w:rPr>
@@ -12659,7 +12659,7 @@
         <w:rPr>
           <w:lang w:val="en_US" w:bidi="en_US"/>
         </w:rPr>
-        <w:t>John 9:31</w:t>
+        <w:t>John 9:31 (#1)</w:t>
       </w:r>
       <w:r>
         <w:rPr>
@@ -12693,36 +12693,36 @@
         <w:rPr>
           <w:lang w:val="en_US" w:bidi="en_US"/>
         </w:rPr>
-        <w:t>The formerly blind man said that everyone knew God does not listen to sinners</w:t>
-      </w:r>
-      <w:r>
-        <w:rPr>
-          <w:lang w:val="en_US" w:bidi="en_US"/>
-        </w:rPr>
-      </w:r>
-      <w:r>
-        <w:rPr>
-          <w:lang w:val="en_US" w:bidi="en_US"/>
-        </w:rPr>
-      </w:r>
-    </w:p>
-    <w:p>
-      <w:pPr/>
-      <w:r>
-        <w:rPr>
-          <w:lang w:val="en_US" w:bidi="en_US"/>
-        </w:rPr>
-      </w:r>
-    </w:p>
-    <w:p>
-      <w:pPr>
-        <w:pStyle w:val="Heading2"/>
-      </w:pPr>
-      <w:r>
-        <w:rPr>
-          <w:lang w:val="en_US" w:bidi="en_US"/>
-        </w:rPr>
-        <w:t>John 9:34</w:t>
+        <w:t>The formerly blind man said that everyone knew God does not listen to sinners.</w:t>
+      </w:r>
+      <w:r>
+        <w:rPr>
+          <w:lang w:val="en_US" w:bidi="en_US"/>
+        </w:rPr>
+      </w:r>
+      <w:r>
+        <w:rPr>
+          <w:lang w:val="en_US" w:bidi="en_US"/>
+        </w:rPr>
+      </w:r>
+    </w:p>
+    <w:p>
+      <w:pPr/>
+      <w:r>
+        <w:rPr>
+          <w:lang w:val="en_US" w:bidi="en_US"/>
+        </w:rPr>
+      </w:r>
+    </w:p>
+    <w:p>
+      <w:pPr>
+        <w:pStyle w:val="Heading2"/>
+      </w:pPr>
+      <w:r>
+        <w:rPr>
+          <w:lang w:val="en_US" w:bidi="en_US"/>
+        </w:rPr>
+        <w:t>John 9:34 (#1)</w:t>
       </w:r>
       <w:r>
         <w:rPr>
@@ -12785,7 +12785,7 @@
         <w:rPr>
           <w:lang w:val="en_US" w:bidi="en_US"/>
         </w:rPr>
-        <w:t>John 9:35</w:t>
+        <w:t>John 9:35 (#1)</w:t>
       </w:r>
       <w:r>
         <w:rPr>
@@ -12848,7 +12848,7 @@
         <w:rPr>
           <w:lang w:val="en_US" w:bidi="en_US"/>
         </w:rPr>
-        <w:t>John 9:35–36</w:t>
+        <w:t>John 9:35–36 (#1)</w:t>
       </w:r>
       <w:r>
         <w:rPr>
@@ -12911,7 +12911,7 @@
         <w:rPr>
           <w:lang w:val="en_US" w:bidi="en_US"/>
         </w:rPr>
-        <w:t>John 9:38</w:t>
+        <w:t>John 9:38 (#1)</w:t>
       </w:r>
       <w:r>
         <w:rPr>
@@ -12974,7 +12974,7 @@
         <w:rPr>
           <w:lang w:val="en_US" w:bidi="en_US"/>
         </w:rPr>
-        <w:t>John 9:41</w:t>
+        <w:t>John 9:41 (#1)</w:t>
       </w:r>
       <w:r>
         <w:rPr>
@@ -13037,7 +13037,7 @@
         <w:rPr>
           <w:lang w:val="en_US" w:bidi="en_US"/>
         </w:rPr>
-        <w:t>John 10:1</w:t>
+        <w:t>John 10:1 (#1)</w:t>
       </w:r>
       <w:r>
         <w:rPr>
@@ -13100,7 +13100,7 @@
         <w:rPr>
           <w:lang w:val="en_US" w:bidi="en_US"/>
         </w:rPr>
-        <w:t>John 10:2</w:t>
+        <w:t>John 10:2 (#1)</w:t>
       </w:r>
       <w:r>
         <w:rPr>
@@ -13163,7 +13163,7 @@
         <w:rPr>
           <w:lang w:val="en_US" w:bidi="en_US"/>
         </w:rPr>
-        <w:t>John 10:3–4</w:t>
+        <w:t>John 10:3–4 (#1)</w:t>
       </w:r>
       <w:r>
         <w:rPr>
@@ -13226,7 +13226,7 @@
         <w:rPr>
           <w:lang w:val="en_US" w:bidi="en_US"/>
         </w:rPr>
-        <w:t>John 10:5</w:t>
+        <w:t>John 10:5 (#1)</w:t>
       </w:r>
       <w:r>
         <w:rPr>
@@ -13289,7 +13289,7 @@
         <w:rPr>
           <w:lang w:val="en_US" w:bidi="en_US"/>
         </w:rPr>
-        <w:t>John 10:7–8</w:t>
+        <w:t>John 10:7–8 (#1)</w:t>
       </w:r>
       <w:r>
         <w:rPr>
@@ -13352,7 +13352,7 @@
         <w:rPr>
           <w:lang w:val="en_US" w:bidi="en_US"/>
         </w:rPr>
-        <w:t>John 10:9</w:t>
+        <w:t>John 10:9 (#1)</w:t>
       </w:r>
       <w:r>
         <w:rPr>
@@ -13415,7 +13415,7 @@
         <w:rPr>
           <w:lang w:val="en_US" w:bidi="en_US"/>
         </w:rPr>
-        <w:t>John 10:11</w:t>
+        <w:t>John 10:11 (#1)</w:t>
       </w:r>
       <w:r>
         <w:rPr>
@@ -13478,7 +13478,7 @@
         <w:rPr>
           <w:lang w:val="en_US" w:bidi="en_US"/>
         </w:rPr>
-        <w:t>John 10:16</w:t>
+        <w:t>John 10:16 (#1)</w:t>
       </w:r>
       <w:r>
         <w:rPr>
@@ -13541,7 +13541,7 @@
         <w:rPr>
           <w:lang w:val="en_US" w:bidi="en_US"/>
         </w:rPr>
-        <w:t>John 10:17</w:t>
+        <w:t>John 10:17 (#1)</w:t>
       </w:r>
       <w:r>
         <w:rPr>
@@ -13604,7 +13604,70 @@
         <w:rPr>
           <w:lang w:val="en_US" w:bidi="en_US"/>
         </w:rPr>
-        <w:t>John 10:18</w:t>
+        <w:t>John 10:18 (#2)</w:t>
+      </w:r>
+      <w:r>
+        <w:rPr>
+          <w:lang w:val="en_US" w:bidi="en_US"/>
+        </w:rPr>
+      </w:r>
+    </w:p>
+    <w:p>
+      <w:pPr/>
+      <w:r>
+        <w:rPr>
+          <w:lang w:val="en_US" w:bidi="en_US"/>
+        </w:rPr>
+      </w:r>
+      <w:r>
+        <w:rPr>
+          <w:b/>
+          <w:lang w:val="en_US" w:bidi="en_US"/>
+        </w:rPr>
+        <w:t>Where did Jesus get the authority to lay down his life and to take it again?</w:t>
+      </w:r>
+    </w:p>
+    <w:p>
+      <w:pPr/>
+      <w:r>
+        <w:rPr>
+          <w:lang w:val="en_US" w:bidi="en_US"/>
+        </w:rPr>
+      </w:r>
+      <w:r>
+        <w:rPr>
+          <w:lang w:val="en_US" w:bidi="en_US"/>
+        </w:rPr>
+        <w:t>Jesus received this command from his Father.</w:t>
+      </w:r>
+      <w:r>
+        <w:rPr>
+          <w:lang w:val="en_US" w:bidi="en_US"/>
+        </w:rPr>
+      </w:r>
+      <w:r>
+        <w:rPr>
+          <w:lang w:val="en_US" w:bidi="en_US"/>
+        </w:rPr>
+      </w:r>
+    </w:p>
+    <w:p>
+      <w:pPr/>
+      <w:r>
+        <w:rPr>
+          <w:lang w:val="en_US" w:bidi="en_US"/>
+        </w:rPr>
+      </w:r>
+    </w:p>
+    <w:p>
+      <w:pPr>
+        <w:pStyle w:val="Heading2"/>
+      </w:pPr>
+      <w:r>
+        <w:rPr>
+          <w:lang w:val="en_US" w:bidi="en_US"/>
+        </w:rPr>
+        <w:t>John 10:18 (#1)</w:t>
       </w:r>
       <w:r>
         <w:rPr>
@@ -13667,70 +13730,7 @@
         <w:rPr>
           <w:lang w:val="en_US" w:bidi="en_US"/>
         </w:rPr>
-        <w:t>John 10:18 (#2)</w:t>
-      </w:r>
-      <w:r>
-        <w:rPr>
-          <w:lang w:val="en_US" w:bidi="en_US"/>
-        </w:rPr>
-      </w:r>
-    </w:p>
-    <w:p>
-      <w:pPr/>
-      <w:r>
-        <w:rPr>
-          <w:lang w:val="en_US" w:bidi="en_US"/>
-        </w:rPr>
-      </w:r>
-      <w:r>
-        <w:rPr>
-          <w:b/>
-          <w:lang w:val="en_US" w:bidi="en_US"/>
-        </w:rPr>
-        <w:t>Where did Jesus get the authority to lay down his life and to take it again?</w:t>
-      </w:r>
-    </w:p>
-    <w:p>
-      <w:pPr/>
-      <w:r>
-        <w:rPr>
-          <w:lang w:val="en_US" w:bidi="en_US"/>
-        </w:rPr>
-      </w:r>
-      <w:r>
-        <w:rPr>
-          <w:lang w:val="en_US" w:bidi="en_US"/>
-        </w:rPr>
-        <w:t>Jesus received this command from his Father.</w:t>
-      </w:r>
-      <w:r>
-        <w:rPr>
-          <w:lang w:val="en_US" w:bidi="en_US"/>
-        </w:rPr>
-      </w:r>
-      <w:r>
-        <w:rPr>
-          <w:lang w:val="en_US" w:bidi="en_US"/>
-        </w:rPr>
-      </w:r>
-    </w:p>
-    <w:p>
-      <w:pPr/>
-      <w:r>
-        <w:rPr>
-          <w:lang w:val="en_US" w:bidi="en_US"/>
-        </w:rPr>
-      </w:r>
-    </w:p>
-    <w:p>
-      <w:pPr>
-        <w:pStyle w:val="Heading2"/>
-      </w:pPr>
-      <w:r>
-        <w:rPr>
-          <w:lang w:val="en_US" w:bidi="en_US"/>
-        </w:rPr>
-        <w:t>John 10:19–21</w:t>
+        <w:t>John 10:19–21 (#1)</w:t>
       </w:r>
       <w:r>
         <w:rPr>
@@ -13793,7 +13793,7 @@
         <w:rPr>
           <w:lang w:val="en_US" w:bidi="en_US"/>
         </w:rPr>
-        <w:t>John 10:24</w:t>
+        <w:t>John 10:24 (#1)</w:t>
       </w:r>
       <w:r>
         <w:rPr>
@@ -13856,7 +13856,7 @@
         <w:rPr>
           <w:lang w:val="en_US" w:bidi="en_US"/>
         </w:rPr>
-        <w:t>John 10:25–26</w:t>
+        <w:t>John 10:25–26 (#1)</w:t>
       </w:r>
       <w:r>
         <w:rPr>
@@ -13890,36 +13890,36 @@
         <w:rPr>
           <w:lang w:val="en_US" w:bidi="en_US"/>
         </w:rPr>
-        <w:t>Jesus said he had already told them (that he was the Christ) and they did not believe him because they weren’t his sheep.</w:t>
-      </w:r>
-      <w:r>
-        <w:rPr>
-          <w:lang w:val="en_US" w:bidi="en_US"/>
-        </w:rPr>
-      </w:r>
-      <w:r>
-        <w:rPr>
-          <w:lang w:val="en_US" w:bidi="en_US"/>
-        </w:rPr>
-      </w:r>
-    </w:p>
-    <w:p>
-      <w:pPr/>
-      <w:r>
-        <w:rPr>
-          <w:lang w:val="en_US" w:bidi="en_US"/>
-        </w:rPr>
-      </w:r>
-    </w:p>
-    <w:p>
-      <w:pPr>
-        <w:pStyle w:val="Heading2"/>
-      </w:pPr>
-      <w:r>
-        <w:rPr>
-          <w:lang w:val="en_US" w:bidi="en_US"/>
-        </w:rPr>
-        <w:t>John 10:28</w:t>
+        <w:t>Jesus said he had already told them (that he was the Christ) and they did not believe him because they were not his sheep.</w:t>
+      </w:r>
+      <w:r>
+        <w:rPr>
+          <w:lang w:val="en_US" w:bidi="en_US"/>
+        </w:rPr>
+      </w:r>
+      <w:r>
+        <w:rPr>
+          <w:lang w:val="en_US" w:bidi="en_US"/>
+        </w:rPr>
+      </w:r>
+    </w:p>
+    <w:p>
+      <w:pPr/>
+      <w:r>
+        <w:rPr>
+          <w:lang w:val="en_US" w:bidi="en_US"/>
+        </w:rPr>
+      </w:r>
+    </w:p>
+    <w:p>
+      <w:pPr>
+        <w:pStyle w:val="Heading2"/>
+      </w:pPr>
+      <w:r>
+        <w:rPr>
+          <w:lang w:val="en_US" w:bidi="en_US"/>
+        </w:rPr>
+        <w:t>John 10:28 (#1)</w:t>
       </w:r>
       <w:r>
         <w:rPr>
@@ -13982,7 +13982,7 @@
         <w:rPr>
           <w:lang w:val="en_US" w:bidi="en_US"/>
         </w:rPr>
-        <w:t>John 10:29</w:t>
+        <w:t>John 10:29 (#1)</w:t>
       </w:r>
       <w:r>
         <w:rPr>
@@ -14108,7 +14108,7 @@
         <w:rPr>
           <w:lang w:val="en_US" w:bidi="en_US"/>
         </w:rPr>
-        <w:t>John 10:33</w:t>
+        <w:t>John 10:33 (#1)</w:t>
       </w:r>
       <w:r>
         <w:rPr>
@@ -14171,7 +14171,7 @@
         <w:rPr>
           <w:lang w:val="en_US" w:bidi="en_US"/>
         </w:rPr>
-        <w:t>John 10:34–36</w:t>
+        <w:t>John 10:34–36 (#1)</w:t>
       </w:r>
       <w:r>
         <w:rPr>
@@ -14205,36 +14205,36 @@
         <w:rPr>
           <w:lang w:val="en_US" w:bidi="en_US"/>
         </w:rPr>
-        <w:t>Jesus defends himself by saying, “Is it not written in your law, ‘I said, “You are gods’”? If he called them gods, to whom the word of God came (and the scripture cannot be broken), do you say about him whom the Father sanctified and sent into the world, ‘You are blaspheming,’ because I said, ‘I am the Son of God’?”</w:t>
-      </w:r>
-      <w:r>
-        <w:rPr>
-          <w:lang w:val="en_US" w:bidi="en_US"/>
-        </w:rPr>
-      </w:r>
-      <w:r>
-        <w:rPr>
-          <w:lang w:val="en_US" w:bidi="en_US"/>
-        </w:rPr>
-      </w:r>
-    </w:p>
-    <w:p>
-      <w:pPr/>
-      <w:r>
-        <w:rPr>
-          <w:lang w:val="en_US" w:bidi="en_US"/>
-        </w:rPr>
-      </w:r>
-    </w:p>
-    <w:p>
-      <w:pPr>
-        <w:pStyle w:val="Heading2"/>
-      </w:pPr>
-      <w:r>
-        <w:rPr>
-          <w:lang w:val="en_US" w:bidi="en_US"/>
-        </w:rPr>
-        <w:t>John 10:37–38</w:t>
+        <w:t>Jesus defends himself by saying, “Is it not written in your law, ‘I said, “You are gods’”? If he called them gods, to whom the word of God came (and the scripture cannot be broken), do you say about him whom the Father sanctified and sent into the world, “You are blaspheming,” because I said, ‘I am the Son of God’?”</w:t>
+      </w:r>
+      <w:r>
+        <w:rPr>
+          <w:lang w:val="en_US" w:bidi="en_US"/>
+        </w:rPr>
+      </w:r>
+      <w:r>
+        <w:rPr>
+          <w:lang w:val="en_US" w:bidi="en_US"/>
+        </w:rPr>
+      </w:r>
+    </w:p>
+    <w:p>
+      <w:pPr/>
+      <w:r>
+        <w:rPr>
+          <w:lang w:val="en_US" w:bidi="en_US"/>
+        </w:rPr>
+      </w:r>
+    </w:p>
+    <w:p>
+      <w:pPr>
+        <w:pStyle w:val="Heading2"/>
+      </w:pPr>
+      <w:r>
+        <w:rPr>
+          <w:lang w:val="en_US" w:bidi="en_US"/>
+        </w:rPr>
+        <w:t>John 10:37–38 (#1)</w:t>
       </w:r>
       <w:r>
         <w:rPr>
@@ -14268,36 +14268,36 @@
         <w:rPr>
           <w:lang w:val="en_US" w:bidi="en_US"/>
         </w:rPr>
-        <w:t>Jesus tell the Jews to look at his works. If Jesus isn’t doing the works of his Father, don’t believe him.</w:t>
-      </w:r>
-      <w:r>
-        <w:rPr>
-          <w:lang w:val="en_US" w:bidi="en_US"/>
-        </w:rPr>
-      </w:r>
-      <w:r>
-        <w:rPr>
-          <w:lang w:val="en_US" w:bidi="en_US"/>
-        </w:rPr>
-      </w:r>
-    </w:p>
-    <w:p>
-      <w:pPr/>
-      <w:r>
-        <w:rPr>
-          <w:lang w:val="en_US" w:bidi="en_US"/>
-        </w:rPr>
-      </w:r>
-    </w:p>
-    <w:p>
-      <w:pPr>
-        <w:pStyle w:val="Heading2"/>
-      </w:pPr>
-      <w:r>
-        <w:rPr>
-          <w:lang w:val="en_US" w:bidi="en_US"/>
-        </w:rPr>
-        <w:t>John 10:38</w:t>
+        <w:t>Jesus tell the Jews to look at his works. If Jesus is not doing the works of his Father, do not believe him.</w:t>
+      </w:r>
+      <w:r>
+        <w:rPr>
+          <w:lang w:val="en_US" w:bidi="en_US"/>
+        </w:rPr>
+      </w:r>
+      <w:r>
+        <w:rPr>
+          <w:lang w:val="en_US" w:bidi="en_US"/>
+        </w:rPr>
+      </w:r>
+    </w:p>
+    <w:p>
+      <w:pPr/>
+      <w:r>
+        <w:rPr>
+          <w:lang w:val="en_US" w:bidi="en_US"/>
+        </w:rPr>
+      </w:r>
+    </w:p>
+    <w:p>
+      <w:pPr>
+        <w:pStyle w:val="Heading2"/>
+      </w:pPr>
+      <w:r>
+        <w:rPr>
+          <w:lang w:val="en_US" w:bidi="en_US"/>
+        </w:rPr>
+        <w:t>John 10:38 (#1)</w:t>
       </w:r>
       <w:r>
         <w:rPr>
@@ -14360,7 +14360,7 @@
         <w:rPr>
           <w:lang w:val="en_US" w:bidi="en_US"/>
         </w:rPr>
-        <w:t>John 10:39</w:t>
+        <w:t>John 10:39 (#1)</w:t>
       </w:r>
       <w:r>
         <w:rPr>
@@ -14423,7 +14423,7 @@
         <w:rPr>
           <w:lang w:val="en_US" w:bidi="en_US"/>
         </w:rPr>
-        <w:t>John 10:40</w:t>
+        <w:t>John 10:40 (#1)</w:t>
       </w:r>
       <w:r>
         <w:rPr>
@@ -14457,36 +14457,36 @@
         <w:rPr>
           <w:lang w:val="en_US" w:bidi="en_US"/>
         </w:rPr>
-        <w:t>Jesus went away again beyond the Jordon to the place where John had been baptizing at first.</w:t>
-      </w:r>
-      <w:r>
-        <w:rPr>
-          <w:lang w:val="en_US" w:bidi="en_US"/>
-        </w:rPr>
-      </w:r>
-      <w:r>
-        <w:rPr>
-          <w:lang w:val="en_US" w:bidi="en_US"/>
-        </w:rPr>
-      </w:r>
-    </w:p>
-    <w:p>
-      <w:pPr/>
-      <w:r>
-        <w:rPr>
-          <w:lang w:val="en_US" w:bidi="en_US"/>
-        </w:rPr>
-      </w:r>
-    </w:p>
-    <w:p>
-      <w:pPr>
-        <w:pStyle w:val="Heading2"/>
-      </w:pPr>
-      <w:r>
-        <w:rPr>
-          <w:lang w:val="en_US" w:bidi="en_US"/>
-        </w:rPr>
-        <w:t>John 10:41–42</w:t>
+        <w:t>Jesus went away again beyond the Jordan to the place where John had been baptizing at first.</w:t>
+      </w:r>
+      <w:r>
+        <w:rPr>
+          <w:lang w:val="en_US" w:bidi="en_US"/>
+        </w:rPr>
+      </w:r>
+      <w:r>
+        <w:rPr>
+          <w:lang w:val="en_US" w:bidi="en_US"/>
+        </w:rPr>
+      </w:r>
+    </w:p>
+    <w:p>
+      <w:pPr/>
+      <w:r>
+        <w:rPr>
+          <w:lang w:val="en_US" w:bidi="en_US"/>
+        </w:rPr>
+      </w:r>
+    </w:p>
+    <w:p>
+      <w:pPr>
+        <w:pStyle w:val="Heading2"/>
+      </w:pPr>
+      <w:r>
+        <w:rPr>
+          <w:lang w:val="en_US" w:bidi="en_US"/>
+        </w:rPr>
+        <w:t>John 10:41–42 (#1)</w:t>
       </w:r>
       <w:r>
         <w:rPr>
@@ -14549,7 +14549,7 @@
         <w:rPr>
           <w:lang w:val="en_US" w:bidi="en_US"/>
         </w:rPr>
-        <w:t>John 11:1–2</w:t>
+        <w:t>John 11:1–2 (#1)</w:t>
       </w:r>
       <w:r>
         <w:rPr>
@@ -14612,7 +14612,7 @@
         <w:rPr>
           <w:lang w:val="en_US" w:bidi="en_US"/>
         </w:rPr>
-        <w:t>John 11:4</w:t>
+        <w:t>John 11:4 (#1)</w:t>
       </w:r>
       <w:r>
         <w:rPr>
@@ -14675,7 +14675,7 @@
         <w:rPr>
           <w:lang w:val="en_US" w:bidi="en_US"/>
         </w:rPr>
-        <w:t>John 11:6</w:t>
+        <w:t>John 11:6 (#1)</w:t>
       </w:r>
       <w:r>
         <w:rPr>
@@ -14738,7 +14738,7 @@
         <w:rPr>
           <w:lang w:val="en_US" w:bidi="en_US"/>
         </w:rPr>
-        <w:t>John 11:8</w:t>
+        <w:t>John 11:8 (#1)</w:t>
       </w:r>
       <w:r>
         <w:rPr>
@@ -14801,7 +14801,7 @@
         <w:rPr>
           <w:lang w:val="en_US" w:bidi="en_US"/>
         </w:rPr>
-        <w:t>John 11:9</w:t>
+        <w:t>John 11:9 (#1)</w:t>
       </w:r>
       <w:r>
         <w:rPr>
@@ -14864,7 +14864,7 @@
         <w:rPr>
           <w:lang w:val="en_US" w:bidi="en_US"/>
         </w:rPr>
-        <w:t>John 11:10</w:t>
+        <w:t>John 11:10 (#1)</w:t>
       </w:r>
       <w:r>
         <w:rPr>
@@ -14927,7 +14927,7 @@
         <w:rPr>
           <w:lang w:val="en_US" w:bidi="en_US"/>
         </w:rPr>
-        <w:t>John 11:12–13</w:t>
+        <w:t>John 11:12–13 (#1)</w:t>
       </w:r>
       <w:r>
         <w:rPr>
@@ -14990,7 +14990,7 @@
         <w:rPr>
           <w:lang w:val="en_US" w:bidi="en_US"/>
         </w:rPr>
-        <w:t>John 11:13</w:t>
+        <w:t>John 11:13 (#1)</w:t>
       </w:r>
       <w:r>
         <w:rPr>
@@ -15053,27 +15053,27 @@
         <w:rPr>
           <w:lang w:val="en_US" w:bidi="en_US"/>
         </w:rPr>
-        <w:t>John 11:15</w:t>
-      </w:r>
-      <w:r>
-        <w:rPr>
-          <w:lang w:val="en_US" w:bidi="en_US"/>
-        </w:rPr>
-      </w:r>
-    </w:p>
-    <w:p>
-      <w:pPr/>
-      <w:r>
-        <w:rPr>
-          <w:lang w:val="en_US" w:bidi="en_US"/>
-        </w:rPr>
-      </w:r>
-      <w:r>
-        <w:rPr>
-          <w:b/>
-          <w:lang w:val="en_US" w:bidi="en_US"/>
-        </w:rPr>
-        <w:t>Why was Jesus glad that he wasn’t there when Lazarus died?</w:t>
+        <w:t>John 11:15 (#1)</w:t>
+      </w:r>
+      <w:r>
+        <w:rPr>
+          <w:lang w:val="en_US" w:bidi="en_US"/>
+        </w:rPr>
+      </w:r>
+    </w:p>
+    <w:p>
+      <w:pPr/>
+      <w:r>
+        <w:rPr>
+          <w:lang w:val="en_US" w:bidi="en_US"/>
+        </w:rPr>
+      </w:r>
+      <w:r>
+        <w:rPr>
+          <w:b/>
+          <w:lang w:val="en_US" w:bidi="en_US"/>
+        </w:rPr>
+        <w:t>Why was Jesus glad that he was not there when Lazarus died?</w:t>
       </w:r>
     </w:p>
     <w:p>
@@ -15116,7 +15116,7 @@
         <w:rPr>
           <w:lang w:val="en_US" w:bidi="en_US"/>
         </w:rPr>
-        <w:t>John 11:16</w:t>
+        <w:t>John 11:16 (#1)</w:t>
       </w:r>
       <w:r>
         <w:rPr>
@@ -15179,7 +15179,7 @@
         <w:rPr>
           <w:lang w:val="en_US" w:bidi="en_US"/>
         </w:rPr>
-        <w:t>John 11:17</w:t>
+        <w:t>John 11:17 (#1)</w:t>
       </w:r>
       <w:r>
         <w:rPr>
@@ -15242,7 +15242,7 @@
         <w:rPr>
           <w:lang w:val="en_US" w:bidi="en_US"/>
         </w:rPr>
-        <w:t>John 11:20</w:t>
+        <w:t>John 11:20 (#1)</w:t>
       </w:r>
       <w:r>
         <w:rPr>
@@ -15305,7 +15305,7 @@
         <w:rPr>
           <w:lang w:val="en_US" w:bidi="en_US"/>
         </w:rPr>
-        <w:t>John 11:22</w:t>
+        <w:t>John 11:22 (#1)</w:t>
       </w:r>
       <w:r>
         <w:rPr>
@@ -15368,7 +15368,7 @@
         <w:rPr>
           <w:lang w:val="en_US" w:bidi="en_US"/>
         </w:rPr>
-        <w:t>John 11:24</w:t>
+        <w:t>John 11:24 (#1)</w:t>
       </w:r>
       <w:r>
         <w:rPr>
@@ -15431,7 +15431,7 @@
         <w:rPr>
           <w:lang w:val="en_US" w:bidi="en_US"/>
         </w:rPr>
-        <w:t>John 11:25–26</w:t>
+        <w:t>John 11:25–26 (#1)</w:t>
       </w:r>
       <w:r>
         <w:rPr>
@@ -15494,7 +15494,7 @@
         <w:rPr>
           <w:lang w:val="en_US" w:bidi="en_US"/>
         </w:rPr>
-        <w:t>John 11:27</w:t>
+        <w:t>John 11:27 (#1)</w:t>
       </w:r>
       <w:r>
         <w:rPr>
@@ -15557,7 +15557,7 @@
         <w:rPr>
           <w:lang w:val="en_US" w:bidi="en_US"/>
         </w:rPr>
-        <w:t>John 11:29</w:t>
+        <w:t>John 11:29 (#1)</w:t>
       </w:r>
       <w:r>
         <w:rPr>
@@ -15620,7 +15620,7 @@
         <w:rPr>
           <w:lang w:val="en_US" w:bidi="en_US"/>
         </w:rPr>
-        <w:t>John 11:31</w:t>
+        <w:t>John 11:31 (#1)</w:t>
       </w:r>
       <w:r>
         <w:rPr>
@@ -15683,7 +15683,7 @@
         <w:rPr>
           <w:lang w:val="en_US" w:bidi="en_US"/>
         </w:rPr>
-        <w:t>John 11:33–35</w:t>
+        <w:t>John 11:33–35 (#1)</w:t>
       </w:r>
       <w:r>
         <w:rPr>
@@ -15746,7 +15746,7 @@
         <w:rPr>
           <w:lang w:val="en_US" w:bidi="en_US"/>
         </w:rPr>
-        <w:t>John 11:36</w:t>
+        <w:t>John 11:36 (#1)</w:t>
       </w:r>
       <w:r>
         <w:rPr>
@@ -15809,7 +15809,7 @@
         <w:rPr>
           <w:lang w:val="en_US" w:bidi="en_US"/>
         </w:rPr>
-        <w:t>John 11:39</w:t>
+        <w:t>John 11:39 (#1)</w:t>
       </w:r>
       <w:r>
         <w:rPr>
@@ -15872,7 +15872,7 @@
         <w:rPr>
           <w:lang w:val="en_US" w:bidi="en_US"/>
         </w:rPr>
-        <w:t>John 11:40</w:t>
+        <w:t>John 11:40 (#1)</w:t>
       </w:r>
       <w:r>
         <w:rPr>
@@ -15935,7 +15935,7 @@
         <w:rPr>
           <w:lang w:val="en_US" w:bidi="en_US"/>
         </w:rPr>
-        <w:t>John 11:41</w:t>
+        <w:t>John 11:41 (#1)</w:t>
       </w:r>
       <w:r>
         <w:rPr>
@@ -15998,7 +15998,7 @@
         <w:rPr>
           <w:lang w:val="en_US" w:bidi="en_US"/>
         </w:rPr>
-        <w:t>John 11:42</w:t>
+        <w:t>John 11:42 (#1)</w:t>
       </w:r>
       <w:r>
         <w:rPr>
@@ -16061,7 +16061,7 @@
         <w:rPr>
           <w:lang w:val="en_US" w:bidi="en_US"/>
         </w:rPr>
-        <w:t>John 11:44</w:t>
+        <w:t>John 11:44 (#1)</w:t>
       </w:r>
       <w:r>
         <w:rPr>
@@ -16124,7 +16124,7 @@
         <w:rPr>
           <w:lang w:val="en_US" w:bidi="en_US"/>
         </w:rPr>
-        <w:t>John 11:45–46</w:t>
+        <w:t>John 11:45–46 (#1)</w:t>
       </w:r>
       <w:r>
         <w:rPr>
@@ -16187,7 +16187,7 @@
         <w:rPr>
           <w:lang w:val="en_US" w:bidi="en_US"/>
         </w:rPr>
-        <w:t>John 11:50</w:t>
+        <w:t>John 11:50 (#1)</w:t>
       </w:r>
       <w:r>
         <w:rPr>
@@ -16250,7 +16250,7 @@
         <w:rPr>
           <w:lang w:val="en_US" w:bidi="en_US"/>
         </w:rPr>
-        <w:t>John 11:53</w:t>
+        <w:t>John 11:53 (#1)</w:t>
       </w:r>
       <w:r>
         <w:rPr>
@@ -16313,7 +16313,7 @@
         <w:rPr>
           <w:lang w:val="en_US" w:bidi="en_US"/>
         </w:rPr>
-        <w:t>John 11:54</w:t>
+        <w:t>John 11:54 (#1)</w:t>
       </w:r>
       <w:r>
         <w:rPr>
@@ -16376,7 +16376,7 @@
         <w:rPr>
           <w:lang w:val="en_US" w:bidi="en_US"/>
         </w:rPr>
-        <w:t>John 11:57</w:t>
+        <w:t>John 11:57 (#1)</w:t>
       </w:r>
       <w:r>
         <w:rPr>
@@ -16439,7 +16439,7 @@
         <w:rPr>
           <w:lang w:val="en_US" w:bidi="en_US"/>
         </w:rPr>
-        <w:t>John 12:1</w:t>
+        <w:t>John 12:1 (#1)</w:t>
       </w:r>
       <w:r>
         <w:rPr>
@@ -16502,7 +16502,7 @@
         <w:rPr>
           <w:lang w:val="en_US" w:bidi="en_US"/>
         </w:rPr>
-        <w:t>John 12:3</w:t>
+        <w:t>John 12:3 (#1)</w:t>
       </w:r>
       <w:r>
         <w:rPr>
@@ -16565,7 +16565,7 @@
         <w:rPr>
           <w:lang w:val="en_US" w:bidi="en_US"/>
         </w:rPr>
-        <w:t>John 12:4–6</w:t>
+        <w:t>John 12:4–6 (#1)</w:t>
       </w:r>
       <w:r>
         <w:rPr>
@@ -16628,7 +16628,7 @@
         <w:rPr>
           <w:lang w:val="en_US" w:bidi="en_US"/>
         </w:rPr>
-        <w:t>John 12:7–8</w:t>
+        <w:t>John 12:7–8 (#1)</w:t>
       </w:r>
       <w:r>
         <w:rPr>
@@ -16691,7 +16691,7 @@
         <w:rPr>
           <w:lang w:val="en_US" w:bidi="en_US"/>
         </w:rPr>
-        <w:t>John 12:9</w:t>
+        <w:t>John 12:9 (#1)</w:t>
       </w:r>
       <w:r>
         <w:rPr>
@@ -16754,7 +16754,7 @@
         <w:rPr>
           <w:lang w:val="en_US" w:bidi="en_US"/>
         </w:rPr>
-        <w:t>John 12:10–11</w:t>
+        <w:t>John 12:10–11 (#1)</w:t>
       </w:r>
       <w:r>
         <w:rPr>
@@ -16817,7 +16817,7 @@
         <w:rPr>
           <w:lang w:val="en_US" w:bidi="en_US"/>
         </w:rPr>
-        <w:t>John 12:13</w:t>
+        <w:t>John 12:13 (#1)</w:t>
       </w:r>
       <w:r>
         <w:rPr>
@@ -16880,7 +16880,7 @@
         <w:rPr>
           <w:lang w:val="en_US" w:bidi="en_US"/>
         </w:rPr>
-        <w:t>John 12:14–15</w:t>
+        <w:t>John 12:14–15 (#1)</w:t>
       </w:r>
       <w:r>
         <w:rPr>
@@ -16943,7 +16943,7 @@
         <w:rPr>
           <w:lang w:val="en_US" w:bidi="en_US"/>
         </w:rPr>
-        <w:t>John 12:17–18</w:t>
+        <w:t>John 12:17–18 (#1)</w:t>
       </w:r>
       <w:r>
         <w:rPr>
@@ -17006,7 +17006,7 @@
         <w:rPr>
           <w:lang w:val="en_US" w:bidi="en_US"/>
         </w:rPr>
-        <w:t>John 12:23</w:t>
+        <w:t>John 12:23 (#1)</w:t>
       </w:r>
       <w:r>
         <w:rPr>
@@ -17069,7 +17069,7 @@
         <w:rPr>
           <w:lang w:val="en_US" w:bidi="en_US"/>
         </w:rPr>
-        <w:t>John 12:24</w:t>
+        <w:t>John 12:24 (#1)</w:t>
       </w:r>
       <w:r>
         <w:rPr>
@@ -17132,7 +17132,7 @@
         <w:rPr>
           <w:lang w:val="en_US" w:bidi="en_US"/>
         </w:rPr>
-        <w:t>John 12:25</w:t>
+        <w:t>John 12:25 (#1)</w:t>
       </w:r>
       <w:r>
         <w:rPr>
@@ -17195,7 +17195,7 @@
         <w:rPr>
           <w:lang w:val="en_US" w:bidi="en_US"/>
         </w:rPr>
-        <w:t>John 12:26</w:t>
+        <w:t>John 12:26 (#1)</w:t>
       </w:r>
       <w:r>
         <w:rPr>
@@ -17258,7 +17258,7 @@
         <w:rPr>
           <w:lang w:val="en_US" w:bidi="en_US"/>
         </w:rPr>
-        <w:t>John 12:28</w:t>
+        <w:t>John 12:28 (#1)</w:t>
       </w:r>
       <w:r>
         <w:rPr>
@@ -17321,7 +17321,7 @@
         <w:rPr>
           <w:lang w:val="en_US" w:bidi="en_US"/>
         </w:rPr>
-        <w:t>John 12:30</w:t>
+        <w:t>John 12:30 (#1)</w:t>
       </w:r>
       <w:r>
         <w:rPr>
@@ -17384,7 +17384,7 @@
         <w:rPr>
           <w:lang w:val="en_US" w:bidi="en_US"/>
         </w:rPr>
-        <w:t>John 12:31</w:t>
+        <w:t>John 12:31 (#1)</w:t>
       </w:r>
       <w:r>
         <w:rPr>
@@ -17447,27 +17447,27 @@
         <w:rPr>
           <w:lang w:val="en_US" w:bidi="en_US"/>
         </w:rPr>
-        <w:t>John 12:32–33</w:t>
-      </w:r>
-      <w:r>
-        <w:rPr>
-          <w:lang w:val="en_US" w:bidi="en_US"/>
-        </w:rPr>
-      </w:r>
-    </w:p>
-    <w:p>
-      <w:pPr/>
-      <w:r>
-        <w:rPr>
-          <w:lang w:val="en_US" w:bidi="en_US"/>
-        </w:rPr>
-      </w:r>
-      <w:r>
-        <w:rPr>
-          <w:b/>
-          <w:lang w:val="en_US" w:bidi="en_US"/>
-        </w:rPr>
-        <w:t>Why did Jesus say, “And I, if I am lifted up from the earth, will draw all people to myself.”</w:t>
+        <w:t>John 12:32–33 (#1)</w:t>
+      </w:r>
+      <w:r>
+        <w:rPr>
+          <w:lang w:val="en_US" w:bidi="en_US"/>
+        </w:rPr>
+      </w:r>
+    </w:p>
+    <w:p>
+      <w:pPr/>
+      <w:r>
+        <w:rPr>
+          <w:lang w:val="en_US" w:bidi="en_US"/>
+        </w:rPr>
+      </w:r>
+      <w:r>
+        <w:rPr>
+          <w:b/>
+          <w:lang w:val="en_US" w:bidi="en_US"/>
+        </w:rPr>
+        <w:t>Why did Jesus say, “And I, if I am lifted up from the earth, will draw all people to myself”?</w:t>
       </w:r>
     </w:p>
     <w:p>
@@ -17510,7 +17510,7 @@
         <w:rPr>
           <w:lang w:val="en_US" w:bidi="en_US"/>
         </w:rPr>
-        <w:t>John 12:34–35</w:t>
+        <w:t>John 12:34–35 (#1)</w:t>
       </w:r>
       <w:r>
         <w:rPr>
@@ -17573,7 +17573,7 @@
         <w:rPr>
           <w:lang w:val="en_US" w:bidi="en_US"/>
         </w:rPr>
-        <w:t>John 12:35–36</w:t>
+        <w:t>John 12:35–36 (#1)</w:t>
       </w:r>
       <w:r>
         <w:rPr>
@@ -17636,7 +17636,7 @@
         <w:rPr>
           <w:lang w:val="en_US" w:bidi="en_US"/>
         </w:rPr>
-        <w:t>John 12:37–38</w:t>
+        <w:t>John 12:37–38 (#1)</w:t>
       </w:r>
       <w:r>
         <w:rPr>
@@ -17670,99 +17670,99 @@
         <w:rPr>
           <w:lang w:val="en_US" w:bidi="en_US"/>
         </w:rPr>
-        <w:t>They didn’t believe so that the word of Isaiah the prophet might be fulfilled, which he said: “Lord, who has believed our report? And to whom has the arm of the Lord been revealed?”</w:t>
-      </w:r>
-      <w:r>
-        <w:rPr>
-          <w:lang w:val="en_US" w:bidi="en_US"/>
-        </w:rPr>
-      </w:r>
-      <w:r>
-        <w:rPr>
-          <w:lang w:val="en_US" w:bidi="en_US"/>
-        </w:rPr>
-      </w:r>
-    </w:p>
-    <w:p>
-      <w:pPr/>
-      <w:r>
-        <w:rPr>
-          <w:lang w:val="en_US" w:bidi="en_US"/>
-        </w:rPr>
-      </w:r>
-    </w:p>
-    <w:p>
-      <w:pPr>
-        <w:pStyle w:val="Heading2"/>
-      </w:pPr>
-      <w:r>
-        <w:rPr>
-          <w:lang w:val="en_US" w:bidi="en_US"/>
-        </w:rPr>
-        <w:t>John 12:39–40</w:t>
-      </w:r>
-      <w:r>
-        <w:rPr>
-          <w:lang w:val="en_US" w:bidi="en_US"/>
-        </w:rPr>
-      </w:r>
-    </w:p>
-    <w:p>
-      <w:pPr/>
-      <w:r>
-        <w:rPr>
-          <w:lang w:val="en_US" w:bidi="en_US"/>
-        </w:rPr>
-      </w:r>
-      <w:r>
-        <w:rPr>
-          <w:b/>
-          <w:lang w:val="en_US" w:bidi="en_US"/>
-        </w:rPr>
-        <w:t>Why couldn’t the people believe in Jesus?</w:t>
-      </w:r>
-    </w:p>
-    <w:p>
-      <w:pPr/>
-      <w:r>
-        <w:rPr>
-          <w:lang w:val="en_US" w:bidi="en_US"/>
-        </w:rPr>
-      </w:r>
-      <w:r>
-        <w:rPr>
-          <w:lang w:val="en_US" w:bidi="en_US"/>
-        </w:rPr>
-        <w:t>They couldn’t believe because as Isaiah said, “He has blinded their eyes, and he has hardened their hearts; otherwise they would see with their eyes and would perceive with their hearts, and would turn, and I would heal them.”</w:t>
-      </w:r>
-      <w:r>
-        <w:rPr>
-          <w:lang w:val="en_US" w:bidi="en_US"/>
-        </w:rPr>
-      </w:r>
-      <w:r>
-        <w:rPr>
-          <w:lang w:val="en_US" w:bidi="en_US"/>
-        </w:rPr>
-      </w:r>
-    </w:p>
-    <w:p>
-      <w:pPr/>
-      <w:r>
-        <w:rPr>
-          <w:lang w:val="en_US" w:bidi="en_US"/>
-        </w:rPr>
-      </w:r>
-    </w:p>
-    <w:p>
-      <w:pPr>
-        <w:pStyle w:val="Heading2"/>
-      </w:pPr>
-      <w:r>
-        <w:rPr>
-          <w:lang w:val="en_US" w:bidi="en_US"/>
-        </w:rPr>
-        <w:t>John 12:41</w:t>
+        <w:t>They did not believe so that the word of Isaiah the prophet might be fulfilled, which he said: “Lord, who has believed our report? And to whom has the arm of the Lord been revealed?”</w:t>
+      </w:r>
+      <w:r>
+        <w:rPr>
+          <w:lang w:val="en_US" w:bidi="en_US"/>
+        </w:rPr>
+      </w:r>
+      <w:r>
+        <w:rPr>
+          <w:lang w:val="en_US" w:bidi="en_US"/>
+        </w:rPr>
+      </w:r>
+    </w:p>
+    <w:p>
+      <w:pPr/>
+      <w:r>
+        <w:rPr>
+          <w:lang w:val="en_US" w:bidi="en_US"/>
+        </w:rPr>
+      </w:r>
+    </w:p>
+    <w:p>
+      <w:pPr>
+        <w:pStyle w:val="Heading2"/>
+      </w:pPr>
+      <w:r>
+        <w:rPr>
+          <w:lang w:val="en_US" w:bidi="en_US"/>
+        </w:rPr>
+        <w:t>John 12:39–40 (#1)</w:t>
+      </w:r>
+      <w:r>
+        <w:rPr>
+          <w:lang w:val="en_US" w:bidi="en_US"/>
+        </w:rPr>
+      </w:r>
+    </w:p>
+    <w:p>
+      <w:pPr/>
+      <w:r>
+        <w:rPr>
+          <w:lang w:val="en_US" w:bidi="en_US"/>
+        </w:rPr>
+      </w:r>
+      <w:r>
+        <w:rPr>
+          <w:b/>
+          <w:lang w:val="en_US" w:bidi="en_US"/>
+        </w:rPr>
+        <w:t>Why were the people not able to believe in Jesus?</w:t>
+      </w:r>
+    </w:p>
+    <w:p>
+      <w:pPr/>
+      <w:r>
+        <w:rPr>
+          <w:lang w:val="en_US" w:bidi="en_US"/>
+        </w:rPr>
+      </w:r>
+      <w:r>
+        <w:rPr>
+          <w:lang w:val="en_US" w:bidi="en_US"/>
+        </w:rPr>
+        <w:t>They were not able to believe because as Isaiah said, “He has blinded their eyes, and he has hardened their hearts; otherwise they would see with their eyes and would perceive with their hearts, and would turn, and I would heal them.”</w:t>
+      </w:r>
+      <w:r>
+        <w:rPr>
+          <w:lang w:val="en_US" w:bidi="en_US"/>
+        </w:rPr>
+      </w:r>
+      <w:r>
+        <w:rPr>
+          <w:lang w:val="en_US" w:bidi="en_US"/>
+        </w:rPr>
+      </w:r>
+    </w:p>
+    <w:p>
+      <w:pPr/>
+      <w:r>
+        <w:rPr>
+          <w:lang w:val="en_US" w:bidi="en_US"/>
+        </w:rPr>
+      </w:r>
+    </w:p>
+    <w:p>
+      <w:pPr>
+        <w:pStyle w:val="Heading2"/>
+      </w:pPr>
+      <w:r>
+        <w:rPr>
+          <w:lang w:val="en_US" w:bidi="en_US"/>
+        </w:rPr>
+        <w:t>John 12:41 (#1)</w:t>
       </w:r>
       <w:r>
         <w:rPr>
@@ -17825,70 +17825,70 @@
         <w:rPr>
           <w:lang w:val="en_US" w:bidi="en_US"/>
         </w:rPr>
-        <w:t>John 12:42–43</w:t>
-      </w:r>
-      <w:r>
-        <w:rPr>
-          <w:lang w:val="en_US" w:bidi="en_US"/>
-        </w:rPr>
-      </w:r>
-    </w:p>
-    <w:p>
-      <w:pPr/>
-      <w:r>
-        <w:rPr>
-          <w:lang w:val="en_US" w:bidi="en_US"/>
-        </w:rPr>
-      </w:r>
-      <w:r>
-        <w:rPr>
-          <w:b/>
-          <w:lang w:val="en_US" w:bidi="en_US"/>
-        </w:rPr>
-        <w:t>Why didn’t the rulers who did believe in Jesus admit it?</w:t>
-      </w:r>
-    </w:p>
-    <w:p>
-      <w:pPr/>
-      <w:r>
-        <w:rPr>
-          <w:lang w:val="en_US" w:bidi="en_US"/>
-        </w:rPr>
-      </w:r>
-      <w:r>
-        <w:rPr>
-          <w:lang w:val="en_US" w:bidi="en_US"/>
-        </w:rPr>
-        <w:t>They wouldn’t admit it, because they were afraid of the Pharisees and did not want to be banned from the synagogue. They loved the praise that comes from people more than the praise that comes from God.</w:t>
-      </w:r>
-      <w:r>
-        <w:rPr>
-          <w:lang w:val="en_US" w:bidi="en_US"/>
-        </w:rPr>
-      </w:r>
-      <w:r>
-        <w:rPr>
-          <w:lang w:val="en_US" w:bidi="en_US"/>
-        </w:rPr>
-      </w:r>
-    </w:p>
-    <w:p>
-      <w:pPr/>
-      <w:r>
-        <w:rPr>
-          <w:lang w:val="en_US" w:bidi="en_US"/>
-        </w:rPr>
-      </w:r>
-    </w:p>
-    <w:p>
-      <w:pPr>
-        <w:pStyle w:val="Heading2"/>
-      </w:pPr>
-      <w:r>
-        <w:rPr>
-          <w:lang w:val="en_US" w:bidi="en_US"/>
-        </w:rPr>
-        <w:t>John 12:44–45</w:t>
+        <w:t>John 12:42–43 (#1)</w:t>
+      </w:r>
+      <w:r>
+        <w:rPr>
+          <w:lang w:val="en_US" w:bidi="en_US"/>
+        </w:rPr>
+      </w:r>
+    </w:p>
+    <w:p>
+      <w:pPr/>
+      <w:r>
+        <w:rPr>
+          <w:lang w:val="en_US" w:bidi="en_US"/>
+        </w:rPr>
+      </w:r>
+      <w:r>
+        <w:rPr>
+          <w:b/>
+          <w:lang w:val="en_US" w:bidi="en_US"/>
+        </w:rPr>
+        <w:t>Why did the rulers who did believe in Jesus not admit it?</w:t>
+      </w:r>
+    </w:p>
+    <w:p>
+      <w:pPr/>
+      <w:r>
+        <w:rPr>
+          <w:lang w:val="en_US" w:bidi="en_US"/>
+        </w:rPr>
+      </w:r>
+      <w:r>
+        <w:rPr>
+          <w:lang w:val="en_US" w:bidi="en_US"/>
+        </w:rPr>
+        <w:t>They would not admit it, because they were afraid of the Pharisees and did not want to be banned from the synagogue. They loved the praise that comes from people more than the praise that comes from God.</w:t>
+      </w:r>
+      <w:r>
+        <w:rPr>
+          <w:lang w:val="en_US" w:bidi="en_US"/>
+        </w:rPr>
+      </w:r>
+      <w:r>
+        <w:rPr>
+          <w:lang w:val="en_US" w:bidi="en_US"/>
+        </w:rPr>
+      </w:r>
+    </w:p>
+    <w:p>
+      <w:pPr/>
+      <w:r>
+        <w:rPr>
+          <w:lang w:val="en_US" w:bidi="en_US"/>
+        </w:rPr>
+      </w:r>
+    </w:p>
+    <w:p>
+      <w:pPr>
+        <w:pStyle w:val="Heading2"/>
+      </w:pPr>
+      <w:r>
+        <w:rPr>
+          <w:lang w:val="en_US" w:bidi="en_US"/>
+        </w:rPr>
+        <w:t>John 12:44–45 (#1)</w:t>
       </w:r>
       <w:r>
         <w:rPr>
@@ -17951,7 +17951,7 @@
         <w:rPr>
           <w:lang w:val="en_US" w:bidi="en_US"/>
         </w:rPr>
-        <w:t>John 12:47</w:t>
+        <w:t>John 12:47 (#1)</w:t>
       </w:r>
       <w:r>
         <w:rPr>
@@ -18014,7 +18014,7 @@
         <w:rPr>
           <w:lang w:val="en_US" w:bidi="en_US"/>
         </w:rPr>
-        <w:t>John 12:48</w:t>
+        <w:t>John 12:48 (#1)</w:t>
       </w:r>
       <w:r>
         <w:rPr>
@@ -18077,7 +18077,7 @@
         <w:rPr>
           <w:lang w:val="en_US" w:bidi="en_US"/>
         </w:rPr>
-        <w:t>John 12:49</w:t>
+        <w:t>John 12:49 (#1)</w:t>
       </w:r>
       <w:r>
         <w:rPr>
@@ -18140,7 +18140,7 @@
         <w:rPr>
           <w:lang w:val="en_US" w:bidi="en_US"/>
         </w:rPr>
-        <w:t>John 12:50</w:t>
+        <w:t>John 12:50 (#1)</w:t>
       </w:r>
       <w:r>
         <w:rPr>
@@ -18203,7 +18203,7 @@
         <w:rPr>
           <w:lang w:val="en_US" w:bidi="en_US"/>
         </w:rPr>
-        <w:t>John 13:1</w:t>
+        <w:t>John 13:1 (#1)</w:t>
       </w:r>
       <w:r>
         <w:rPr>
@@ -18266,7 +18266,7 @@
         <w:rPr>
           <w:lang w:val="en_US" w:bidi="en_US"/>
         </w:rPr>
-        <w:t>John 13:2</w:t>
+        <w:t>John 13:2 (#1)</w:t>
       </w:r>
       <w:r>
         <w:rPr>
@@ -18329,7 +18329,7 @@
         <w:rPr>
           <w:lang w:val="en_US" w:bidi="en_US"/>
         </w:rPr>
-        <w:t>John 13:3</w:t>
+        <w:t>John 13:3 (#1)</w:t>
       </w:r>
       <w:r>
         <w:rPr>
@@ -18455,7 +18455,7 @@
         <w:rPr>
           <w:lang w:val="en_US" w:bidi="en_US"/>
         </w:rPr>
-        <w:t>John 13:4–5</w:t>
+        <w:t>John 13:4–5 (#1)</w:t>
       </w:r>
       <w:r>
         <w:rPr>
@@ -18518,7 +18518,7 @@
         <w:rPr>
           <w:lang w:val="en_US" w:bidi="en_US"/>
         </w:rPr>
-        <w:t>John 13:8</w:t>
+        <w:t>John 13:8 (#1)</w:t>
       </w:r>
       <w:r>
         <w:rPr>
@@ -18581,7 +18581,7 @@
         <w:rPr>
           <w:lang w:val="en_US" w:bidi="en_US"/>
         </w:rPr>
-        <w:t>John 13:11</w:t>
+        <w:t>John 13:11 (#1)</w:t>
       </w:r>
       <w:r>
         <w:rPr>
@@ -18644,7 +18644,7 @@
         <w:rPr>
           <w:lang w:val="en_US" w:bidi="en_US"/>
         </w:rPr>
-        <w:t>John 13:14–15</w:t>
+        <w:t>John 13:14–15 (#1)</w:t>
       </w:r>
       <w:r>
         <w:rPr>
@@ -18707,7 +18707,7 @@
         <w:rPr>
           <w:lang w:val="en_US" w:bidi="en_US"/>
         </w:rPr>
-        <w:t>John 13:16</w:t>
+        <w:t>John 13:16 (#1)</w:t>
       </w:r>
       <w:r>
         <w:rPr>
@@ -18770,7 +18770,7 @@
         <w:rPr>
           <w:lang w:val="en_US" w:bidi="en_US"/>
         </w:rPr>
-        <w:t>John 13:18</w:t>
+        <w:t>John 13:18 (#1)</w:t>
       </w:r>
       <w:r>
         <w:rPr>
@@ -18833,7 +18833,7 @@
         <w:rPr>
           <w:lang w:val="en_US" w:bidi="en_US"/>
         </w:rPr>
-        <w:t>John 13:19</w:t>
+        <w:t>John 13:19 (#1)</w:t>
       </w:r>
       <w:r>
         <w:rPr>
@@ -18896,7 +18896,7 @@
         <w:rPr>
           <w:lang w:val="en_US" w:bidi="en_US"/>
         </w:rPr>
-        <w:t>John 13:20</w:t>
+        <w:t>John 13:20 (#1)</w:t>
       </w:r>
       <w:r>
         <w:rPr>
@@ -18959,7 +18959,7 @@
         <w:rPr>
           <w:lang w:val="en_US" w:bidi="en_US"/>
         </w:rPr>
-        <w:t>John 13:24</w:t>
+        <w:t>John 13:24 (#1)</w:t>
       </w:r>
       <w:r>
         <w:rPr>
@@ -19022,7 +19022,7 @@
         <w:rPr>
           <w:lang w:val="en_US" w:bidi="en_US"/>
         </w:rPr>
-        <w:t>John 13:26</w:t>
+        <w:t>John 13:26 (#1)</w:t>
       </w:r>
       <w:r>
         <w:rPr>
@@ -19085,7 +19085,7 @@
         <w:rPr>
           <w:lang w:val="en_US" w:bidi="en_US"/>
         </w:rPr>
-        <w:t>John 13:27</w:t>
+        <w:t>John 13:27 (#1)</w:t>
       </w:r>
       <w:r>
         <w:rPr>
@@ -19119,6 +19119,69 @@
         <w:rPr>
           <w:lang w:val="en_US" w:bidi="en_US"/>
         </w:rPr>
+        <w:t>After Judas took the bread, Satan entered into him, and he went out immediately.</w:t>
+      </w:r>
+      <w:r>
+        <w:rPr>
+          <w:lang w:val="en_US" w:bidi="en_US"/>
+        </w:rPr>
+      </w:r>
+      <w:r>
+        <w:rPr>
+          <w:lang w:val="en_US" w:bidi="en_US"/>
+        </w:rPr>
+      </w:r>
+    </w:p>
+    <w:p>
+      <w:pPr/>
+      <w:r>
+        <w:rPr>
+          <w:lang w:val="en_US" w:bidi="en_US"/>
+        </w:rPr>
+      </w:r>
+    </w:p>
+    <w:p>
+      <w:pPr>
+        <w:pStyle w:val="Heading2"/>
+      </w:pPr>
+      <w:r>
+        <w:rPr>
+          <w:lang w:val="en_US" w:bidi="en_US"/>
+        </w:rPr>
+        <w:t>John 13:30 (#1)</w:t>
+      </w:r>
+      <w:r>
+        <w:rPr>
+          <w:lang w:val="en_US" w:bidi="en_US"/>
+        </w:rPr>
+      </w:r>
+    </w:p>
+    <w:p>
+      <w:pPr/>
+      <w:r>
+        <w:rPr>
+          <w:lang w:val="en_US" w:bidi="en_US"/>
+        </w:rPr>
+      </w:r>
+      <w:r>
+        <w:rPr>
+          <w:b/>
+          <w:lang w:val="en_US" w:bidi="en_US"/>
+        </w:rPr>
+        <w:t>What happened to Judas and what did he do after Jesus gave Judas the bread?</w:t>
+      </w:r>
+    </w:p>
+    <w:p>
+      <w:pPr/>
+      <w:r>
+        <w:rPr>
+          <w:lang w:val="en_US" w:bidi="en_US"/>
+        </w:rPr>
+      </w:r>
+      <w:r>
+        <w:rPr>
+          <w:lang w:val="en_US" w:bidi="en_US"/>
+        </w:rPr>
         <w:t>After Judas took the bread, Satan entered into him and he went out immediately.</w:t>
       </w:r>
       <w:r>
@@ -19148,70 +19211,7 @@
         <w:rPr>
           <w:lang w:val="en_US" w:bidi="en_US"/>
         </w:rPr>
-        <w:t>John 13:30</w:t>
-      </w:r>
-      <w:r>
-        <w:rPr>
-          <w:lang w:val="en_US" w:bidi="en_US"/>
-        </w:rPr>
-      </w:r>
-    </w:p>
-    <w:p>
-      <w:pPr/>
-      <w:r>
-        <w:rPr>
-          <w:lang w:val="en_US" w:bidi="en_US"/>
-        </w:rPr>
-      </w:r>
-      <w:r>
-        <w:rPr>
-          <w:b/>
-          <w:lang w:val="en_US" w:bidi="en_US"/>
-        </w:rPr>
-        <w:t>What happened to Judas and what did he do after Jesus gave Judas the bread?</w:t>
-      </w:r>
-    </w:p>
-    <w:p>
-      <w:pPr/>
-      <w:r>
-        <w:rPr>
-          <w:lang w:val="en_US" w:bidi="en_US"/>
-        </w:rPr>
-      </w:r>
-      <w:r>
-        <w:rPr>
-          <w:lang w:val="en_US" w:bidi="en_US"/>
-        </w:rPr>
-        <w:t>After Judas took the bread, Satan entered into him and he went out immediately.</w:t>
-      </w:r>
-      <w:r>
-        <w:rPr>
-          <w:lang w:val="en_US" w:bidi="en_US"/>
-        </w:rPr>
-      </w:r>
-      <w:r>
-        <w:rPr>
-          <w:lang w:val="en_US" w:bidi="en_US"/>
-        </w:rPr>
-      </w:r>
-    </w:p>
-    <w:p>
-      <w:pPr/>
-      <w:r>
-        <w:rPr>
-          <w:lang w:val="en_US" w:bidi="en_US"/>
-        </w:rPr>
-      </w:r>
-    </w:p>
-    <w:p>
-      <w:pPr>
-        <w:pStyle w:val="Heading2"/>
-      </w:pPr>
-      <w:r>
-        <w:rPr>
-          <w:lang w:val="en_US" w:bidi="en_US"/>
-        </w:rPr>
-        <w:t>John 13:31</w:t>
+        <w:t>John 13:31 (#1)</w:t>
       </w:r>
       <w:r>
         <w:rPr>
@@ -19274,7 +19274,7 @@
         <w:rPr>
           <w:lang w:val="en_US" w:bidi="en_US"/>
         </w:rPr>
-        <w:t>John 13:33</w:t>
+        <w:t>John 13:33 (#1)</w:t>
       </w:r>
       <w:r>
         <w:rPr>
@@ -19337,7 +19337,7 @@
         <w:rPr>
           <w:lang w:val="en_US" w:bidi="en_US"/>
         </w:rPr>
-        <w:t>John 13:34</w:t>
+        <w:t>John 13:34 (#1)</w:t>
       </w:r>
       <w:r>
         <w:rPr>
@@ -19400,7 +19400,7 @@
         <w:rPr>
           <w:lang w:val="en_US" w:bidi="en_US"/>
         </w:rPr>
-        <w:t>John 13:35</w:t>
+        <w:t>John 13:35 (#1)</w:t>
       </w:r>
       <w:r>
         <w:rPr>
@@ -19463,7 +19463,7 @@
         <w:rPr>
           <w:lang w:val="en_US" w:bidi="en_US"/>
         </w:rPr>
-        <w:t>John 13:38</w:t>
+        <w:t>John 13:38 (#1)</w:t>
       </w:r>
       <w:r>
         <w:rPr>
@@ -19526,7 +19526,7 @@
         <w:rPr>
           <w:lang w:val="en_US" w:bidi="en_US"/>
         </w:rPr>
-        <w:t>John 14:1–3</w:t>
+        <w:t>John 14:1–3 (#1)</w:t>
       </w:r>
       <w:r>
         <w:rPr>
@@ -19589,7 +19589,7 @@
         <w:rPr>
           <w:lang w:val="en_US" w:bidi="en_US"/>
         </w:rPr>
-        <w:t>John 14:2</w:t>
+        <w:t>John 14:2 (#1)</w:t>
       </w:r>
       <w:r>
         <w:rPr>
@@ -19652,7 +19652,7 @@
         <w:rPr>
           <w:lang w:val="en_US" w:bidi="en_US"/>
         </w:rPr>
-        <w:t>John 14:3</w:t>
+        <w:t>John 14:3 (#1)</w:t>
       </w:r>
       <w:r>
         <w:rPr>
@@ -19715,7 +19715,7 @@
         <w:rPr>
           <w:lang w:val="en_US" w:bidi="en_US"/>
         </w:rPr>
-        <w:t>John 14:6</w:t>
+        <w:t>John 14:6 (#1)</w:t>
       </w:r>
       <w:r>
         <w:rPr>
@@ -19778,7 +19778,7 @@
         <w:rPr>
           <w:lang w:val="en_US" w:bidi="en_US"/>
         </w:rPr>
-        <w:t>John 14:8</w:t>
+        <w:t>John 14:8 (#1)</w:t>
       </w:r>
       <w:r>
         <w:rPr>
@@ -19841,7 +19841,7 @@
         <w:rPr>
           <w:lang w:val="en_US" w:bidi="en_US"/>
         </w:rPr>
-        <w:t>John 14:10</w:t>
+        <w:t>John 14:10 (#1)</w:t>
       </w:r>
       <w:r>
         <w:rPr>
@@ -19904,7 +19904,7 @@
         <w:rPr>
           <w:lang w:val="en_US" w:bidi="en_US"/>
         </w:rPr>
-        <w:t>John 14:11</w:t>
+        <w:t>John 14:11 (#1)</w:t>
       </w:r>
       <w:r>
         <w:rPr>
@@ -19967,7 +19967,7 @@
         <w:rPr>
           <w:lang w:val="en_US" w:bidi="en_US"/>
         </w:rPr>
-        <w:t>John 14:12</w:t>
+        <w:t>John 14:12 (#1)</w:t>
       </w:r>
       <w:r>
         <w:rPr>
@@ -20030,7 +20030,7 @@
         <w:rPr>
           <w:lang w:val="en_US" w:bidi="en_US"/>
         </w:rPr>
-        <w:t>John 14:13</w:t>
+        <w:t>John 14:13 (#1)</w:t>
       </w:r>
       <w:r>
         <w:rPr>
@@ -20093,7 +20093,7 @@
         <w:rPr>
           <w:lang w:val="en_US" w:bidi="en_US"/>
         </w:rPr>
-        <w:t>John 14:15</w:t>
+        <w:t>John 14:15 (#1)</w:t>
       </w:r>
       <w:r>
         <w:rPr>
@@ -20156,7 +20156,133 @@
         <w:rPr>
           <w:lang w:val="en_US" w:bidi="en_US"/>
         </w:rPr>
-        <w:t>John 14:17</w:t>
+        <w:t>John 14:17 (#3)</w:t>
+      </w:r>
+      <w:r>
+        <w:rPr>
+          <w:lang w:val="en_US" w:bidi="en_US"/>
+        </w:rPr>
+      </w:r>
+    </w:p>
+    <w:p>
+      <w:pPr/>
+      <w:r>
+        <w:rPr>
+          <w:lang w:val="en_US" w:bidi="en_US"/>
+        </w:rPr>
+      </w:r>
+      <w:r>
+        <w:rPr>
+          <w:b/>
+          <w:lang w:val="en_US" w:bidi="en_US"/>
+        </w:rPr>
+        <w:t>Where does Jesus say the Spirit of Truth will be?</w:t>
+      </w:r>
+    </w:p>
+    <w:p>
+      <w:pPr/>
+      <w:r>
+        <w:rPr>
+          <w:lang w:val="en_US" w:bidi="en_US"/>
+        </w:rPr>
+      </w:r>
+      <w:r>
+        <w:rPr>
+          <w:lang w:val="en_US" w:bidi="en_US"/>
+        </w:rPr>
+        <w:t>Jesus said the Spirit of Truth would remain with and be in the disciples.</w:t>
+      </w:r>
+      <w:r>
+        <w:rPr>
+          <w:lang w:val="en_US" w:bidi="en_US"/>
+        </w:rPr>
+      </w:r>
+      <w:r>
+        <w:rPr>
+          <w:lang w:val="en_US" w:bidi="en_US"/>
+        </w:rPr>
+      </w:r>
+    </w:p>
+    <w:p>
+      <w:pPr/>
+      <w:r>
+        <w:rPr>
+          <w:lang w:val="en_US" w:bidi="en_US"/>
+        </w:rPr>
+      </w:r>
+    </w:p>
+    <w:p>
+      <w:pPr>
+        <w:pStyle w:val="Heading2"/>
+      </w:pPr>
+      <w:r>
+        <w:rPr>
+          <w:lang w:val="en_US" w:bidi="en_US"/>
+        </w:rPr>
+        <w:t>John 14:17 (#2)</w:t>
+      </w:r>
+      <w:r>
+        <w:rPr>
+          <w:lang w:val="en_US" w:bidi="en_US"/>
+        </w:rPr>
+      </w:r>
+    </w:p>
+    <w:p>
+      <w:pPr/>
+      <w:r>
+        <w:rPr>
+          <w:lang w:val="en_US" w:bidi="en_US"/>
+        </w:rPr>
+      </w:r>
+      <w:r>
+        <w:rPr>
+          <w:b/>
+          <w:lang w:val="en_US" w:bidi="en_US"/>
+        </w:rPr>
+        <w:t>Why can the world not receive the Spirit of Truth?</w:t>
+      </w:r>
+    </w:p>
+    <w:p>
+      <w:pPr/>
+      <w:r>
+        <w:rPr>
+          <w:lang w:val="en_US" w:bidi="en_US"/>
+        </w:rPr>
+      </w:r>
+      <w:r>
+        <w:rPr>
+          <w:lang w:val="en_US" w:bidi="en_US"/>
+        </w:rPr>
+        <w:t>The world cannot receive the Spirit of Truth, because it does not see him or know him.</w:t>
+      </w:r>
+      <w:r>
+        <w:rPr>
+          <w:lang w:val="en_US" w:bidi="en_US"/>
+        </w:rPr>
+      </w:r>
+      <w:r>
+        <w:rPr>
+          <w:lang w:val="en_US" w:bidi="en_US"/>
+        </w:rPr>
+      </w:r>
+    </w:p>
+    <w:p>
+      <w:pPr/>
+      <w:r>
+        <w:rPr>
+          <w:lang w:val="en_US" w:bidi="en_US"/>
+        </w:rPr>
+      </w:r>
+    </w:p>
+    <w:p>
+      <w:pPr>
+        <w:pStyle w:val="Heading2"/>
+      </w:pPr>
+      <w:r>
+        <w:rPr>
+          <w:lang w:val="en_US" w:bidi="en_US"/>
+        </w:rPr>
+        <w:t>John 14:17 (#1)</w:t>
       </w:r>
       <w:r>
         <w:rPr>
@@ -20219,133 +20345,7 @@
         <w:rPr>
           <w:lang w:val="en_US" w:bidi="en_US"/>
         </w:rPr>
-        <w:t>John 14:17 (#2)</w:t>
-      </w:r>
-      <w:r>
-        <w:rPr>
-          <w:lang w:val="en_US" w:bidi="en_US"/>
-        </w:rPr>
-      </w:r>
-    </w:p>
-    <w:p>
-      <w:pPr/>
-      <w:r>
-        <w:rPr>
-          <w:lang w:val="en_US" w:bidi="en_US"/>
-        </w:rPr>
-      </w:r>
-      <w:r>
-        <w:rPr>
-          <w:b/>
-          <w:lang w:val="en_US" w:bidi="en_US"/>
-        </w:rPr>
-        <w:t>Why can the world not receive the Spirit of Truth?</w:t>
-      </w:r>
-    </w:p>
-    <w:p>
-      <w:pPr/>
-      <w:r>
-        <w:rPr>
-          <w:lang w:val="en_US" w:bidi="en_US"/>
-        </w:rPr>
-      </w:r>
-      <w:r>
-        <w:rPr>
-          <w:lang w:val="en_US" w:bidi="en_US"/>
-        </w:rPr>
-        <w:t>The world can’t receive the Spirit of Truth, because it does not see him or know him.</w:t>
-      </w:r>
-      <w:r>
-        <w:rPr>
-          <w:lang w:val="en_US" w:bidi="en_US"/>
-        </w:rPr>
-      </w:r>
-      <w:r>
-        <w:rPr>
-          <w:lang w:val="en_US" w:bidi="en_US"/>
-        </w:rPr>
-      </w:r>
-    </w:p>
-    <w:p>
-      <w:pPr/>
-      <w:r>
-        <w:rPr>
-          <w:lang w:val="en_US" w:bidi="en_US"/>
-        </w:rPr>
-      </w:r>
-    </w:p>
-    <w:p>
-      <w:pPr>
-        <w:pStyle w:val="Heading2"/>
-      </w:pPr>
-      <w:r>
-        <w:rPr>
-          <w:lang w:val="en_US" w:bidi="en_US"/>
-        </w:rPr>
-        <w:t>John 14:17 (#3)</w:t>
-      </w:r>
-      <w:r>
-        <w:rPr>
-          <w:lang w:val="en_US" w:bidi="en_US"/>
-        </w:rPr>
-      </w:r>
-    </w:p>
-    <w:p>
-      <w:pPr/>
-      <w:r>
-        <w:rPr>
-          <w:lang w:val="en_US" w:bidi="en_US"/>
-        </w:rPr>
-      </w:r>
-      <w:r>
-        <w:rPr>
-          <w:b/>
-          <w:lang w:val="en_US" w:bidi="en_US"/>
-        </w:rPr>
-        <w:t>Where does Jesus say the Spirit of Truth will be?</w:t>
-      </w:r>
-    </w:p>
-    <w:p>
-      <w:pPr/>
-      <w:r>
-        <w:rPr>
-          <w:lang w:val="en_US" w:bidi="en_US"/>
-        </w:rPr>
-      </w:r>
-      <w:r>
-        <w:rPr>
-          <w:lang w:val="en_US" w:bidi="en_US"/>
-        </w:rPr>
-        <w:t>Jesus said the Spirit of Truth would remain with and be in the disciples.</w:t>
-      </w:r>
-      <w:r>
-        <w:rPr>
-          <w:lang w:val="en_US" w:bidi="en_US"/>
-        </w:rPr>
-      </w:r>
-      <w:r>
-        <w:rPr>
-          <w:lang w:val="en_US" w:bidi="en_US"/>
-        </w:rPr>
-      </w:r>
-    </w:p>
-    <w:p>
-      <w:pPr/>
-      <w:r>
-        <w:rPr>
-          <w:lang w:val="en_US" w:bidi="en_US"/>
-        </w:rPr>
-      </w:r>
-    </w:p>
-    <w:p>
-      <w:pPr>
-        <w:pStyle w:val="Heading2"/>
-      </w:pPr>
-      <w:r>
-        <w:rPr>
-          <w:lang w:val="en_US" w:bidi="en_US"/>
-        </w:rPr>
-        <w:t>John 14:21</w:t>
+        <w:t>John 14:21 (#1)</w:t>
       </w:r>
       <w:r>
         <w:rPr>
@@ -20408,7 +20408,7 @@
         <w:rPr>
           <w:lang w:val="en_US" w:bidi="en_US"/>
         </w:rPr>
-        <w:t>John 14:26</w:t>
+        <w:t>John 14:26 (#1)</w:t>
       </w:r>
       <w:r>
         <w:rPr>
@@ -20471,7 +20471,7 @@
         <w:rPr>
           <w:lang w:val="en_US" w:bidi="en_US"/>
         </w:rPr>
-        <w:t>John 14:28</w:t>
+        <w:t>John 14:28 (#1)</w:t>
       </w:r>
       <w:r>
         <w:rPr>
@@ -20534,7 +20534,7 @@
         <w:rPr>
           <w:lang w:val="en_US" w:bidi="en_US"/>
         </w:rPr>
-        <w:t>John 14:30</w:t>
+        <w:t>John 14:30 (#1)</w:t>
       </w:r>
       <w:r>
         <w:rPr>
@@ -20597,7 +20597,7 @@
         <w:rPr>
           <w:lang w:val="en_US" w:bidi="en_US"/>
         </w:rPr>
-        <w:t>John 15:1</w:t>
+        <w:t>John 15:1 (#1)</w:t>
       </w:r>
       <w:r>
         <w:rPr>
@@ -20723,7 +20723,7 @@
         <w:rPr>
           <w:lang w:val="en_US" w:bidi="en_US"/>
         </w:rPr>
-        <w:t>John 15:2</w:t>
+        <w:t>John 15:2 (#1)</w:t>
       </w:r>
       <w:r>
         <w:rPr>
@@ -20786,7 +20786,7 @@
         <w:rPr>
           <w:lang w:val="en_US" w:bidi="en_US"/>
         </w:rPr>
-        <w:t>John 15:3</w:t>
+        <w:t>John 15:3 (#1)</w:t>
       </w:r>
       <w:r>
         <w:rPr>
@@ -20849,7 +20849,7 @@
         <w:rPr>
           <w:lang w:val="en_US" w:bidi="en_US"/>
         </w:rPr>
-        <w:t>John 15:5</w:t>
+        <w:t>John 15:5 (#1)</w:t>
       </w:r>
       <w:r>
         <w:rPr>
@@ -20975,27 +20975,27 @@
         <w:rPr>
           <w:lang w:val="en_US" w:bidi="en_US"/>
         </w:rPr>
-        <w:t>John 15:6</w:t>
-      </w:r>
-      <w:r>
-        <w:rPr>
-          <w:lang w:val="en_US" w:bidi="en_US"/>
-        </w:rPr>
-      </w:r>
-    </w:p>
-    <w:p>
-      <w:pPr/>
-      <w:r>
-        <w:rPr>
-          <w:lang w:val="en_US" w:bidi="en_US"/>
-        </w:rPr>
-      </w:r>
-      <w:r>
-        <w:rPr>
-          <w:b/>
-          <w:lang w:val="en_US" w:bidi="en_US"/>
-        </w:rPr>
-        <w:t>What happens if you don’t remain in Jesus?</w:t>
+        <w:t>John 15:6 (#1)</w:t>
+      </w:r>
+      <w:r>
+        <w:rPr>
+          <w:lang w:val="en_US" w:bidi="en_US"/>
+        </w:rPr>
+      </w:r>
+    </w:p>
+    <w:p>
+      <w:pPr/>
+      <w:r>
+        <w:rPr>
+          <w:lang w:val="en_US" w:bidi="en_US"/>
+        </w:rPr>
+      </w:r>
+      <w:r>
+        <w:rPr>
+          <w:b/>
+          <w:lang w:val="en_US" w:bidi="en_US"/>
+        </w:rPr>
+        <w:t>What happens if you do not remain in Jesus?</w:t>
       </w:r>
     </w:p>
     <w:p>
@@ -21038,7 +21038,7 @@
         <w:rPr>
           <w:lang w:val="en_US" w:bidi="en_US"/>
         </w:rPr>
-        <w:t>John 15:7</w:t>
+        <w:t>John 15:7 (#1)</w:t>
       </w:r>
       <w:r>
         <w:rPr>
@@ -21101,7 +21101,7 @@
         <w:rPr>
           <w:lang w:val="en_US" w:bidi="en_US"/>
         </w:rPr>
-        <w:t>John 15:8</w:t>
+        <w:t>John 15:8 (#1)</w:t>
       </w:r>
       <w:r>
         <w:rPr>
@@ -21164,7 +21164,7 @@
         <w:rPr>
           <w:lang w:val="en_US" w:bidi="en_US"/>
         </w:rPr>
-        <w:t>John 15:10</w:t>
+        <w:t>John 15:10 (#1)</w:t>
       </w:r>
       <w:r>
         <w:rPr>
@@ -21227,7 +21227,7 @@
         <w:rPr>
           <w:lang w:val="en_US" w:bidi="en_US"/>
         </w:rPr>
-        <w:t>John 15:13</w:t>
+        <w:t>John 15:13 (#1)</w:t>
       </w:r>
       <w:r>
         <w:rPr>
@@ -21290,7 +21290,7 @@
         <w:rPr>
           <w:lang w:val="en_US" w:bidi="en_US"/>
         </w:rPr>
-        <w:t>John 15:14</w:t>
+        <w:t>John 15:14 (#1)</w:t>
       </w:r>
       <w:r>
         <w:rPr>
@@ -21353,7 +21353,7 @@
         <w:rPr>
           <w:lang w:val="en_US" w:bidi="en_US"/>
         </w:rPr>
-        <w:t>John 15:15</w:t>
+        <w:t>John 15:15 (#1)</w:t>
       </w:r>
       <w:r>
         <w:rPr>
@@ -21416,7 +21416,7 @@
         <w:rPr>
           <w:lang w:val="en_US" w:bidi="en_US"/>
         </w:rPr>
-        <w:t>John 15:19</w:t>
+        <w:t>John 15:19 (#1)</w:t>
       </w:r>
       <w:r>
         <w:rPr>
@@ -21479,7 +21479,7 @@
         <w:rPr>
           <w:lang w:val="en_US" w:bidi="en_US"/>
         </w:rPr>
-        <w:t>John 15:24</w:t>
+        <w:t>John 15:24 (#1)</w:t>
       </w:r>
       <w:r>
         <w:rPr>
@@ -21542,7 +21542,7 @@
         <w:rPr>
           <w:lang w:val="en_US" w:bidi="en_US"/>
         </w:rPr>
-        <w:t>John 15:26–27</w:t>
+        <w:t>John 15:26–27 (#1)</w:t>
       </w:r>
       <w:r>
         <w:rPr>
@@ -21605,7 +21605,7 @@
         <w:rPr>
           <w:lang w:val="en_US" w:bidi="en_US"/>
         </w:rPr>
-        <w:t>John 15:27</w:t>
+        <w:t>John 15:27 (#1)</w:t>
       </w:r>
       <w:r>
         <w:rPr>
@@ -21668,7 +21668,7 @@
         <w:rPr>
           <w:lang w:val="en_US" w:bidi="en_US"/>
         </w:rPr>
-        <w:t>John 16:1</w:t>
+        <w:t>John 16:1 (#1)</w:t>
       </w:r>
       <w:r>
         <w:rPr>
@@ -21731,7 +21731,7 @@
         <w:rPr>
           <w:lang w:val="en_US" w:bidi="en_US"/>
         </w:rPr>
-        <w:t>John 16:3</w:t>
+        <w:t>John 16:3 (#1)</w:t>
       </w:r>
       <w:r>
         <w:rPr>
@@ -21794,7 +21794,7 @@
         <w:rPr>
           <w:lang w:val="en_US" w:bidi="en_US"/>
         </w:rPr>
-        <w:t>John 16:4</w:t>
+        <w:t>John 16:4 (#1)</w:t>
       </w:r>
       <w:r>
         <w:rPr>
@@ -21828,36 +21828,36 @@
         <w:rPr>
           <w:lang w:val="en_US" w:bidi="en_US"/>
         </w:rPr>
-        <w:t>Jesus didn’t tell them in the beginning because he was with them.</w:t>
-      </w:r>
-      <w:r>
-        <w:rPr>
-          <w:lang w:val="en_US" w:bidi="en_US"/>
-        </w:rPr>
-      </w:r>
-      <w:r>
-        <w:rPr>
-          <w:lang w:val="en_US" w:bidi="en_US"/>
-        </w:rPr>
-      </w:r>
-    </w:p>
-    <w:p>
-      <w:pPr/>
-      <w:r>
-        <w:rPr>
-          <w:lang w:val="en_US" w:bidi="en_US"/>
-        </w:rPr>
-      </w:r>
-    </w:p>
-    <w:p>
-      <w:pPr>
-        <w:pStyle w:val="Heading2"/>
-      </w:pPr>
-      <w:r>
-        <w:rPr>
-          <w:lang w:val="en_US" w:bidi="en_US"/>
-        </w:rPr>
-        <w:t>John 16:7</w:t>
+        <w:t>Jesus did not tell them in the beginning because he was with them.</w:t>
+      </w:r>
+      <w:r>
+        <w:rPr>
+          <w:lang w:val="en_US" w:bidi="en_US"/>
+        </w:rPr>
+      </w:r>
+      <w:r>
+        <w:rPr>
+          <w:lang w:val="en_US" w:bidi="en_US"/>
+        </w:rPr>
+      </w:r>
+    </w:p>
+    <w:p>
+      <w:pPr/>
+      <w:r>
+        <w:rPr>
+          <w:lang w:val="en_US" w:bidi="en_US"/>
+        </w:rPr>
+      </w:r>
+    </w:p>
+    <w:p>
+      <w:pPr>
+        <w:pStyle w:val="Heading2"/>
+      </w:pPr>
+      <w:r>
+        <w:rPr>
+          <w:lang w:val="en_US" w:bidi="en_US"/>
+        </w:rPr>
+        <w:t>John 16:7 (#1)</w:t>
       </w:r>
       <w:r>
         <w:rPr>
@@ -21920,7 +21920,7 @@
         <w:rPr>
           <w:lang w:val="en_US" w:bidi="en_US"/>
         </w:rPr>
-        <w:t>John 16:8</w:t>
+        <w:t>John 16:8 (#1)</w:t>
       </w:r>
       <w:r>
         <w:rPr>
@@ -21983,7 +21983,7 @@
         <w:rPr>
           <w:lang w:val="en_US" w:bidi="en_US"/>
         </w:rPr>
-        <w:t>John 16:13</w:t>
+        <w:t>John 16:13 (#1)</w:t>
       </w:r>
       <w:r>
         <w:rPr>
@@ -22046,7 +22046,7 @@
         <w:rPr>
           <w:lang w:val="en_US" w:bidi="en_US"/>
         </w:rPr>
-        <w:t>John 16:14</w:t>
+        <w:t>John 16:14 (#1)</w:t>
       </w:r>
       <w:r>
         <w:rPr>
@@ -22109,7 +22109,7 @@
         <w:rPr>
           <w:lang w:val="en_US" w:bidi="en_US"/>
         </w:rPr>
-        <w:t>John 16:15</w:t>
+        <w:t>John 16:15 (#1)</w:t>
       </w:r>
       <w:r>
         <w:rPr>
@@ -22172,7 +22172,7 @@
         <w:rPr>
           <w:lang w:val="en_US" w:bidi="en_US"/>
         </w:rPr>
-        <w:t>John 16:17–18</w:t>
+        <w:t>John 16:17–18 (#1)</w:t>
       </w:r>
       <w:r>
         <w:rPr>
@@ -22235,27 +22235,27 @@
         <w:rPr>
           <w:lang w:val="en_US" w:bidi="en_US"/>
         </w:rPr>
-        <w:t>John 16:20</w:t>
-      </w:r>
-      <w:r>
-        <w:rPr>
-          <w:lang w:val="en_US" w:bidi="en_US"/>
-        </w:rPr>
-      </w:r>
-    </w:p>
-    <w:p>
-      <w:pPr/>
-      <w:r>
-        <w:rPr>
-          <w:lang w:val="en_US" w:bidi="en_US"/>
-        </w:rPr>
-      </w:r>
-      <w:r>
-        <w:rPr>
-          <w:b/>
-          <w:lang w:val="en_US" w:bidi="en_US"/>
-        </w:rPr>
-        <w:t>What will happen to the disciples' sorrow?</w:t>
+        <w:t>John 16:20 (#1)</w:t>
+      </w:r>
+      <w:r>
+        <w:rPr>
+          <w:lang w:val="en_US" w:bidi="en_US"/>
+        </w:rPr>
+      </w:r>
+    </w:p>
+    <w:p>
+      <w:pPr/>
+      <w:r>
+        <w:rPr>
+          <w:lang w:val="en_US" w:bidi="en_US"/>
+        </w:rPr>
+      </w:r>
+      <w:r>
+        <w:rPr>
+          <w:b/>
+          <w:lang w:val="en_US" w:bidi="en_US"/>
+        </w:rPr>
+        <w:t>What will happen to the disciples’ sorrow?</w:t>
       </w:r>
     </w:p>
     <w:p>
@@ -22298,7 +22298,7 @@
         <w:rPr>
           <w:lang w:val="en_US" w:bidi="en_US"/>
         </w:rPr>
-        <w:t>John 16:22</w:t>
+        <w:t>John 16:22 (#1)</w:t>
       </w:r>
       <w:r>
         <w:rPr>
@@ -22361,7 +22361,7 @@
         <w:rPr>
           <w:lang w:val="en_US" w:bidi="en_US"/>
         </w:rPr>
-        <w:t>John 16:24</w:t>
+        <w:t>John 16:24 (#1)</w:t>
       </w:r>
       <w:r>
         <w:rPr>
@@ -22424,7 +22424,7 @@
         <w:rPr>
           <w:lang w:val="en_US" w:bidi="en_US"/>
         </w:rPr>
-        <w:t>John 16:27</w:t>
+        <w:t>John 16:27 (#1)</w:t>
       </w:r>
       <w:r>
         <w:rPr>
@@ -22487,7 +22487,7 @@
         <w:rPr>
           <w:lang w:val="en_US" w:bidi="en_US"/>
         </w:rPr>
-        <w:t>John 16:28</w:t>
+        <w:t>John 16:28 (#1)</w:t>
       </w:r>
       <w:r>
         <w:rPr>
@@ -22550,7 +22550,7 @@
         <w:rPr>
           <w:lang w:val="en_US" w:bidi="en_US"/>
         </w:rPr>
-        <w:t>John 16:32</w:t>
+        <w:t>John 16:32 (#1)</w:t>
       </w:r>
       <w:r>
         <w:rPr>
@@ -22676,7 +22676,7 @@
         <w:rPr>
           <w:lang w:val="en_US" w:bidi="en_US"/>
         </w:rPr>
-        <w:t>John 16:33</w:t>
+        <w:t>John 16:33 (#1)</w:t>
       </w:r>
       <w:r>
         <w:rPr>
@@ -22739,7 +22739,7 @@
         <w:rPr>
           <w:lang w:val="en_US" w:bidi="en_US"/>
         </w:rPr>
-        <w:t>John 17:2</w:t>
+        <w:t>John 17:2 (#1)</w:t>
       </w:r>
       <w:r>
         <w:rPr>
@@ -22802,7 +22802,7 @@
         <w:rPr>
           <w:lang w:val="en_US" w:bidi="en_US"/>
         </w:rPr>
-        <w:t>John 17:3</w:t>
+        <w:t>John 17:3 (#1)</w:t>
       </w:r>
       <w:r>
         <w:rPr>
@@ -22865,27 +22865,27 @@
         <w:rPr>
           <w:lang w:val="en_US" w:bidi="en_US"/>
         </w:rPr>
-        <w:t>John 17:4</w:t>
-      </w:r>
-      <w:r>
-        <w:rPr>
-          <w:lang w:val="en_US" w:bidi="en_US"/>
-        </w:rPr>
-      </w:r>
-    </w:p>
-    <w:p>
-      <w:pPr/>
-      <w:r>
-        <w:rPr>
-          <w:lang w:val="en_US" w:bidi="en_US"/>
-        </w:rPr>
-      </w:r>
-      <w:r>
-        <w:rPr>
-          <w:b/>
-          <w:lang w:val="en_US" w:bidi="en_US"/>
-        </w:rPr>
-        <w:t>How did Jesus glorifiy God on the earth?</w:t>
+        <w:t>John 17:4 (#1)</w:t>
+      </w:r>
+      <w:r>
+        <w:rPr>
+          <w:lang w:val="en_US" w:bidi="en_US"/>
+        </w:rPr>
+      </w:r>
+    </w:p>
+    <w:p>
+      <w:pPr/>
+      <w:r>
+        <w:rPr>
+          <w:lang w:val="en_US" w:bidi="en_US"/>
+        </w:rPr>
+      </w:r>
+      <w:r>
+        <w:rPr>
+          <w:b/>
+          <w:lang w:val="en_US" w:bidi="en_US"/>
+        </w:rPr>
+        <w:t>How did Jesus glorify God on the earth?</w:t>
       </w:r>
     </w:p>
     <w:p>
@@ -22928,7 +22928,7 @@
         <w:rPr>
           <w:lang w:val="en_US" w:bidi="en_US"/>
         </w:rPr>
-        <w:t>John 17:5</w:t>
+        <w:t>John 17:5 (#1)</w:t>
       </w:r>
       <w:r>
         <w:rPr>
@@ -22991,7 +22991,7 @@
         <w:rPr>
           <w:lang w:val="en_US" w:bidi="en_US"/>
         </w:rPr>
-        <w:t>John 17:6</w:t>
+        <w:t>John 17:6 (#1)</w:t>
       </w:r>
       <w:r>
         <w:rPr>
@@ -23054,7 +23054,7 @@
         <w:rPr>
           <w:lang w:val="en_US" w:bidi="en_US"/>
         </w:rPr>
-        <w:t>John 17:8</w:t>
+        <w:t>John 17:8 (#1)</w:t>
       </w:r>
       <w:r>
         <w:rPr>
@@ -23117,7 +23117,7 @@
         <w:rPr>
           <w:lang w:val="en_US" w:bidi="en_US"/>
         </w:rPr>
-        <w:t>John 17:9</w:t>
+        <w:t>John 17:9 (#1)</w:t>
       </w:r>
       <w:r>
         <w:rPr>
@@ -23180,7 +23180,7 @@
         <w:rPr>
           <w:lang w:val="en_US" w:bidi="en_US"/>
         </w:rPr>
-        <w:t>John 17:11</w:t>
+        <w:t>John 17:11 (#1)</w:t>
       </w:r>
       <w:r>
         <w:rPr>
@@ -23243,7 +23243,7 @@
         <w:rPr>
           <w:lang w:val="en_US" w:bidi="en_US"/>
         </w:rPr>
-        <w:t>John 17:12</w:t>
+        <w:t>John 17:12 (#1)</w:t>
       </w:r>
       <w:r>
         <w:rPr>
@@ -23306,7 +23306,7 @@
         <w:rPr>
           <w:lang w:val="en_US" w:bidi="en_US"/>
         </w:rPr>
-        <w:t>John 17:15</w:t>
+        <w:t>John 17:15 (#1)</w:t>
       </w:r>
       <w:r>
         <w:rPr>
@@ -23369,7 +23369,7 @@
         <w:rPr>
           <w:lang w:val="en_US" w:bidi="en_US"/>
         </w:rPr>
-        <w:t>John 17:19</w:t>
+        <w:t>John 17:19 (#1)</w:t>
       </w:r>
       <w:r>
         <w:rPr>
@@ -23432,7 +23432,7 @@
         <w:rPr>
           <w:lang w:val="en_US" w:bidi="en_US"/>
         </w:rPr>
-        <w:t>John 17:20</w:t>
+        <w:t>John 17:20 (#1)</w:t>
       </w:r>
       <w:r>
         <w:rPr>
@@ -23495,7 +23495,7 @@
         <w:rPr>
           <w:lang w:val="en_US" w:bidi="en_US"/>
         </w:rPr>
-        <w:t>John 17:21</w:t>
+        <w:t>John 17:21 (#1)</w:t>
       </w:r>
       <w:r>
         <w:rPr>
@@ -23558,7 +23558,7 @@
         <w:rPr>
           <w:lang w:val="en_US" w:bidi="en_US"/>
         </w:rPr>
-        <w:t>John 17:23</w:t>
+        <w:t>John 17:23 (#1)</w:t>
       </w:r>
       <w:r>
         <w:rPr>
@@ -23621,7 +23621,7 @@
         <w:rPr>
           <w:lang w:val="en_US" w:bidi="en_US"/>
         </w:rPr>
-        <w:t>John 17:24</w:t>
+        <w:t>John 17:24 (#1)</w:t>
       </w:r>
       <w:r>
         <w:rPr>
@@ -23684,7 +23684,7 @@
         <w:rPr>
           <w:lang w:val="en_US" w:bidi="en_US"/>
         </w:rPr>
-        <w:t>John 17:26</w:t>
+        <w:t>John 17:26 (#1)</w:t>
       </w:r>
       <w:r>
         <w:rPr>
@@ -23747,7 +23747,7 @@
         <w:rPr>
           <w:lang w:val="en_US" w:bidi="en_US"/>
         </w:rPr>
-        <w:t>John 18:1</w:t>
+        <w:t>John 18:1 (#1)</w:t>
       </w:r>
       <w:r>
         <w:rPr>
@@ -23810,7 +23810,7 @@
         <w:rPr>
           <w:lang w:val="en_US" w:bidi="en_US"/>
         </w:rPr>
-        <w:t>John 18:2</w:t>
+        <w:t>John 18:2 (#1)</w:t>
       </w:r>
       <w:r>
         <w:rPr>
@@ -23873,7 +23873,7 @@
         <w:rPr>
           <w:lang w:val="en_US" w:bidi="en_US"/>
         </w:rPr>
-        <w:t>John 18:3</w:t>
+        <w:t>John 18:3 (#1)</w:t>
       </w:r>
       <w:r>
         <w:rPr>
@@ -23936,7 +23936,7 @@
         <w:rPr>
           <w:lang w:val="en_US" w:bidi="en_US"/>
         </w:rPr>
-        <w:t>John 18:4</w:t>
+        <w:t>John 18:4 (#1)</w:t>
       </w:r>
       <w:r>
         <w:rPr>
@@ -23999,7 +23999,7 @@
         <w:rPr>
           <w:lang w:val="en_US" w:bidi="en_US"/>
         </w:rPr>
-        <w:t>John 18:6</w:t>
+        <w:t>John 18:6 (#1)</w:t>
       </w:r>
       <w:r>
         <w:rPr>
@@ -24062,7 +24062,7 @@
         <w:rPr>
           <w:lang w:val="en_US" w:bidi="en_US"/>
         </w:rPr>
-        <w:t>John 18:8–9</w:t>
+        <w:t>John 18:8–9 (#1)</w:t>
       </w:r>
       <w:r>
         <w:rPr>
@@ -24125,7 +24125,7 @@
         <w:rPr>
           <w:lang w:val="en_US" w:bidi="en_US"/>
         </w:rPr>
-        <w:t>John 18:10–11</w:t>
+        <w:t>John 18:10–11 (#1)</w:t>
       </w:r>
       <w:r>
         <w:rPr>
@@ -24188,7 +24188,7 @@
         <w:rPr>
           <w:lang w:val="en_US" w:bidi="en_US"/>
         </w:rPr>
-        <w:t>John 18:13</w:t>
+        <w:t>John 18:13 (#1)</w:t>
       </w:r>
       <w:r>
         <w:rPr>
@@ -24314,7 +24314,7 @@
         <w:rPr>
           <w:lang w:val="en_US" w:bidi="en_US"/>
         </w:rPr>
-        <w:t>John 18:16</w:t>
+        <w:t>John 18:16 (#1)</w:t>
       </w:r>
       <w:r>
         <w:rPr>
@@ -24377,7 +24377,70 @@
         <w:rPr>
           <w:lang w:val="en_US" w:bidi="en_US"/>
         </w:rPr>
-        <w:t>John 18:19–21</w:t>
+        <w:t>John 18:17,25–26 (#1)</w:t>
+      </w:r>
+      <w:r>
+        <w:rPr>
+          <w:lang w:val="en_US" w:bidi="en_US"/>
+        </w:rPr>
+      </w:r>
+    </w:p>
+    <w:p>
+      <w:pPr/>
+      <w:r>
+        <w:rPr>
+          <w:lang w:val="en_US" w:bidi="en_US"/>
+        </w:rPr>
+      </w:r>
+      <w:r>
+        <w:rPr>
+          <w:b/>
+          <w:lang w:val="en_US" w:bidi="en_US"/>
+        </w:rPr>
+        <w:t>Who asked Peter if he was a disciple of Jesus?</w:t>
+      </w:r>
+    </w:p>
+    <w:p>
+      <w:pPr/>
+      <w:r>
+        <w:rPr>
+          <w:lang w:val="en_US" w:bidi="en_US"/>
+        </w:rPr>
+      </w:r>
+      <w:r>
+        <w:rPr>
+          <w:lang w:val="en_US" w:bidi="en_US"/>
+        </w:rPr>
+        <w:t>The woman guarding the door to the courtyard, the people standing around the fire of coals and one of the servants of the high priest, who was a relative of the man whose ear Peter had cut off, all asked Peter if he was with Jesus or a disciple of Jesus.</w:t>
+      </w:r>
+      <w:r>
+        <w:rPr>
+          <w:lang w:val="en_US" w:bidi="en_US"/>
+        </w:rPr>
+      </w:r>
+      <w:r>
+        <w:rPr>
+          <w:lang w:val="en_US" w:bidi="en_US"/>
+        </w:rPr>
+      </w:r>
+    </w:p>
+    <w:p>
+      <w:pPr/>
+      <w:r>
+        <w:rPr>
+          <w:lang w:val="en_US" w:bidi="en_US"/>
+        </w:rPr>
+      </w:r>
+    </w:p>
+    <w:p>
+      <w:pPr>
+        <w:pStyle w:val="Heading2"/>
+      </w:pPr>
+      <w:r>
+        <w:rPr>
+          <w:lang w:val="en_US" w:bidi="en_US"/>
+        </w:rPr>
+        <w:t>John 18:19–21 (#1)</w:t>
       </w:r>
       <w:r>
         <w:rPr>
@@ -24440,7 +24503,7 @@
         <w:rPr>
           <w:lang w:val="en_US" w:bidi="en_US"/>
         </w:rPr>
-        <w:t>John 18:24</w:t>
+        <w:t>John 18:24 (#1)</w:t>
       </w:r>
       <w:r>
         <w:rPr>
@@ -24503,70 +24566,7 @@
         <w:rPr>
           <w:lang w:val="en_US" w:bidi="en_US"/>
         </w:rPr>
-        <w:t>John 18:25–26</w:t>
-      </w:r>
-      <w:r>
-        <w:rPr>
-          <w:lang w:val="en_US" w:bidi="en_US"/>
-        </w:rPr>
-      </w:r>
-    </w:p>
-    <w:p>
-      <w:pPr/>
-      <w:r>
-        <w:rPr>
-          <w:lang w:val="en_US" w:bidi="en_US"/>
-        </w:rPr>
-      </w:r>
-      <w:r>
-        <w:rPr>
-          <w:b/>
-          <w:lang w:val="en_US" w:bidi="en_US"/>
-        </w:rPr>
-        <w:t>Who asked Peter if he was a disciple of Jesus?</w:t>
-      </w:r>
-    </w:p>
-    <w:p>
-      <w:pPr/>
-      <w:r>
-        <w:rPr>
-          <w:lang w:val="en_US" w:bidi="en_US"/>
-        </w:rPr>
-      </w:r>
-      <w:r>
-        <w:rPr>
-          <w:lang w:val="en_US" w:bidi="en_US"/>
-        </w:rPr>
-        <w:t>The woman guarding the door to the courtyard, the people standing around the fire of coals and one of the servants of the high priest, who was a relative of the man whose ear Peter had cut off, all asked Peter if he was with Jesus or a disciple of Jesus.</w:t>
-      </w:r>
-      <w:r>
-        <w:rPr>
-          <w:lang w:val="en_US" w:bidi="en_US"/>
-        </w:rPr>
-      </w:r>
-      <w:r>
-        <w:rPr>
-          <w:lang w:val="en_US" w:bidi="en_US"/>
-        </w:rPr>
-      </w:r>
-    </w:p>
-    <w:p>
-      <w:pPr/>
-      <w:r>
-        <w:rPr>
-          <w:lang w:val="en_US" w:bidi="en_US"/>
-        </w:rPr>
-      </w:r>
-    </w:p>
-    <w:p>
-      <w:pPr>
-        <w:pStyle w:val="Heading2"/>
-      </w:pPr>
-      <w:r>
-        <w:rPr>
-          <w:lang w:val="en_US" w:bidi="en_US"/>
-        </w:rPr>
-        <w:t>John 18:27</w:t>
+        <w:t>John 18:27 (#1)</w:t>
       </w:r>
       <w:r>
         <w:rPr>
@@ -24629,7 +24629,7 @@
         <w:rPr>
           <w:lang w:val="en_US" w:bidi="en_US"/>
         </w:rPr>
-        <w:t>John 18:28</w:t>
+        <w:t>John 18:28 (#1)</w:t>
       </w:r>
       <w:r>
         <w:rPr>
@@ -24692,27 +24692,27 @@
         <w:rPr>
           <w:lang w:val="en_US" w:bidi="en_US"/>
         </w:rPr>
-        <w:t>John 18:29–30</w:t>
-      </w:r>
-      <w:r>
-        <w:rPr>
-          <w:lang w:val="en_US" w:bidi="en_US"/>
-        </w:rPr>
-      </w:r>
-    </w:p>
-    <w:p>
-      <w:pPr/>
-      <w:r>
-        <w:rPr>
-          <w:lang w:val="en_US" w:bidi="en_US"/>
-        </w:rPr>
-      </w:r>
-      <w:r>
-        <w:rPr>
-          <w:b/>
-          <w:lang w:val="en_US" w:bidi="en_US"/>
-        </w:rPr>
-        <w:t>How did Jesus’ accusers answer Pilate when he asked them, “What accusation are you bringing against this man?”</w:t>
+        <w:t>John 18:29–30 (#1)</w:t>
+      </w:r>
+      <w:r>
+        <w:rPr>
+          <w:lang w:val="en_US" w:bidi="en_US"/>
+        </w:rPr>
+      </w:r>
+    </w:p>
+    <w:p>
+      <w:pPr/>
+      <w:r>
+        <w:rPr>
+          <w:lang w:val="en_US" w:bidi="en_US"/>
+        </w:rPr>
+      </w:r>
+      <w:r>
+        <w:rPr>
+          <w:b/>
+          <w:lang w:val="en_US" w:bidi="en_US"/>
+        </w:rPr>
+        <w:t>How did Jesus’ accusers answer Pilate when he asked them, “What accusation are you bringing against this man?”?</w:t>
       </w:r>
     </w:p>
     <w:p>
@@ -24755,7 +24755,7 @@
         <w:rPr>
           <w:lang w:val="en_US" w:bidi="en_US"/>
         </w:rPr>
-        <w:t>John 18:31</w:t>
+        <w:t>John 18:31 (#1)</w:t>
       </w:r>
       <w:r>
         <w:rPr>
@@ -24818,7 +24818,7 @@
         <w:rPr>
           <w:lang w:val="en_US" w:bidi="en_US"/>
         </w:rPr>
-        <w:t>John 18:33–35</w:t>
+        <w:t>John 18:33–35 (#1)</w:t>
       </w:r>
       <w:r>
         <w:rPr>
@@ -24852,36 +24852,36 @@
         <w:rPr>
           <w:lang w:val="en_US" w:bidi="en_US"/>
         </w:rPr>
-        <w:t>Pilate asked Jesus, "Are you the King of the Jews?"</w:t>
-      </w:r>
-      <w:r>
-        <w:rPr>
-          <w:lang w:val="en_US" w:bidi="en_US"/>
-        </w:rPr>
-      </w:r>
-      <w:r>
-        <w:rPr>
-          <w:lang w:val="en_US" w:bidi="en_US"/>
-        </w:rPr>
-      </w:r>
-    </w:p>
-    <w:p>
-      <w:pPr/>
-      <w:r>
-        <w:rPr>
-          <w:lang w:val="en_US" w:bidi="en_US"/>
-        </w:rPr>
-      </w:r>
-    </w:p>
-    <w:p>
-      <w:pPr>
-        <w:pStyle w:val="Heading2"/>
-      </w:pPr>
-      <w:r>
-        <w:rPr>
-          <w:lang w:val="en_US" w:bidi="en_US"/>
-        </w:rPr>
-        <w:t>John 18:36</w:t>
+        <w:t>Pilate asked Jesus, “Are you the King of the Jews?”</w:t>
+      </w:r>
+      <w:r>
+        <w:rPr>
+          <w:lang w:val="en_US" w:bidi="en_US"/>
+        </w:rPr>
+      </w:r>
+      <w:r>
+        <w:rPr>
+          <w:lang w:val="en_US" w:bidi="en_US"/>
+        </w:rPr>
+      </w:r>
+    </w:p>
+    <w:p>
+      <w:pPr/>
+      <w:r>
+        <w:rPr>
+          <w:lang w:val="en_US" w:bidi="en_US"/>
+        </w:rPr>
+      </w:r>
+    </w:p>
+    <w:p>
+      <w:pPr>
+        <w:pStyle w:val="Heading2"/>
+      </w:pPr>
+      <w:r>
+        <w:rPr>
+          <w:lang w:val="en_US" w:bidi="en_US"/>
+        </w:rPr>
+        <w:t>John 18:36 (#1)</w:t>
       </w:r>
       <w:r>
         <w:rPr>
@@ -24944,7 +24944,7 @@
         <w:rPr>
           <w:lang w:val="en_US" w:bidi="en_US"/>
         </w:rPr>
-        <w:t>John 18:37</w:t>
+        <w:t>John 18:37 (#1)</w:t>
       </w:r>
       <w:r>
         <w:rPr>
@@ -25007,7 +25007,7 @@
         <w:rPr>
           <w:lang w:val="en_US" w:bidi="en_US"/>
         </w:rPr>
-        <w:t>John 18:38</w:t>
+        <w:t>John 18:38 (#1)</w:t>
       </w:r>
       <w:r>
         <w:rPr>
@@ -25070,7 +25070,7 @@
         <w:rPr>
           <w:lang w:val="en_US" w:bidi="en_US"/>
         </w:rPr>
-        <w:t>John 18:39–40</w:t>
+        <w:t>John 18:39–40 (#1)</w:t>
       </w:r>
       <w:r>
         <w:rPr>
@@ -25133,7 +25133,7 @@
         <w:rPr>
           <w:lang w:val="en_US" w:bidi="en_US"/>
         </w:rPr>
-        <w:t>John 19:2–3</w:t>
+        <w:t>John 19:2–3 (#1)</w:t>
       </w:r>
       <w:r>
         <w:rPr>
@@ -25196,7 +25196,7 @@
         <w:rPr>
           <w:lang w:val="en_US" w:bidi="en_US"/>
         </w:rPr>
-        <w:t>John 19:4</w:t>
+        <w:t>John 19:4 (#1)</w:t>
       </w:r>
       <w:r>
         <w:rPr>
@@ -25259,7 +25259,7 @@
         <w:rPr>
           <w:lang w:val="en_US" w:bidi="en_US"/>
         </w:rPr>
-        <w:t>John 19:5</w:t>
+        <w:t>John 19:5 (#1)</w:t>
       </w:r>
       <w:r>
         <w:rPr>
@@ -25322,7 +25322,7 @@
         <w:rPr>
           <w:lang w:val="en_US" w:bidi="en_US"/>
         </w:rPr>
-        <w:t>John 19:6</w:t>
+        <w:t>John 19:6 (#1)</w:t>
       </w:r>
       <w:r>
         <w:rPr>
@@ -25385,7 +25385,7 @@
         <w:rPr>
           <w:lang w:val="en_US" w:bidi="en_US"/>
         </w:rPr>
-        <w:t>John 19:7–8</w:t>
+        <w:t>John 19:7–8 (#1)</w:t>
       </w:r>
       <w:r>
         <w:rPr>
@@ -25448,27 +25448,27 @@
         <w:rPr>
           <w:lang w:val="en_US" w:bidi="en_US"/>
         </w:rPr>
-        <w:t>John 19:9</w:t>
-      </w:r>
-      <w:r>
-        <w:rPr>
-          <w:lang w:val="en_US" w:bidi="en_US"/>
-        </w:rPr>
-      </w:r>
-    </w:p>
-    <w:p>
-      <w:pPr/>
-      <w:r>
-        <w:rPr>
-          <w:lang w:val="en_US" w:bidi="en_US"/>
-        </w:rPr>
-      </w:r>
-      <w:r>
-        <w:rPr>
-          <w:b/>
-          <w:lang w:val="en_US" w:bidi="en_US"/>
-        </w:rPr>
-        <w:t>What did Jesus say when Pilate asked Jesus, “From where do you come?”</w:t>
+        <w:t>John 19:9 (#1)</w:t>
+      </w:r>
+      <w:r>
+        <w:rPr>
+          <w:lang w:val="en_US" w:bidi="en_US"/>
+        </w:rPr>
+      </w:r>
+    </w:p>
+    <w:p>
+      <w:pPr/>
+      <w:r>
+        <w:rPr>
+          <w:lang w:val="en_US" w:bidi="en_US"/>
+        </w:rPr>
+      </w:r>
+      <w:r>
+        <w:rPr>
+          <w:b/>
+          <w:lang w:val="en_US" w:bidi="en_US"/>
+        </w:rPr>
+        <w:t>What did Jesus say when Pilate asked Jesus, “From where do you come?”?</w:t>
       </w:r>
     </w:p>
     <w:p>
@@ -25511,7 +25511,7 @@
         <w:rPr>
           <w:lang w:val="en_US" w:bidi="en_US"/>
         </w:rPr>
-        <w:t>John 19:11</w:t>
+        <w:t>John 19:11 (#1)</w:t>
       </w:r>
       <w:r>
         <w:rPr>
@@ -25574,7 +25574,7 @@
         <w:rPr>
           <w:lang w:val="en_US" w:bidi="en_US"/>
         </w:rPr>
-        <w:t>John 19:12</w:t>
+        <w:t>John 19:12 (#1)</w:t>
       </w:r>
       <w:r>
         <w:rPr>
@@ -25637,7 +25637,7 @@
         <w:rPr>
           <w:lang w:val="en_US" w:bidi="en_US"/>
         </w:rPr>
-        <w:t>John 19:15–16</w:t>
+        <w:t>John 19:15–16 (#1)</w:t>
       </w:r>
       <w:r>
         <w:rPr>
@@ -25700,7 +25700,7 @@
         <w:rPr>
           <w:lang w:val="en_US" w:bidi="en_US"/>
         </w:rPr>
-        <w:t>John 19:17–18</w:t>
+        <w:t>John 19:17–18 (#1)</w:t>
       </w:r>
       <w:r>
         <w:rPr>
@@ -25734,36 +25734,36 @@
         <w:rPr>
           <w:lang w:val="en_US" w:bidi="en_US"/>
         </w:rPr>
-        <w:t>They crucified Jesus at Golgotha, which means "The Place of a Skull."</w:t>
-      </w:r>
-      <w:r>
-        <w:rPr>
-          <w:lang w:val="en_US" w:bidi="en_US"/>
-        </w:rPr>
-      </w:r>
-      <w:r>
-        <w:rPr>
-          <w:lang w:val="en_US" w:bidi="en_US"/>
-        </w:rPr>
-      </w:r>
-    </w:p>
-    <w:p>
-      <w:pPr/>
-      <w:r>
-        <w:rPr>
-          <w:lang w:val="en_US" w:bidi="en_US"/>
-        </w:rPr>
-      </w:r>
-    </w:p>
-    <w:p>
-      <w:pPr>
-        <w:pStyle w:val="Heading2"/>
-      </w:pPr>
-      <w:r>
-        <w:rPr>
-          <w:lang w:val="en_US" w:bidi="en_US"/>
-        </w:rPr>
-        <w:t>John 19:18</w:t>
+        <w:t>They crucified Jesus at Golgotha, which means “The Place of a Skull.”</w:t>
+      </w:r>
+      <w:r>
+        <w:rPr>
+          <w:lang w:val="en_US" w:bidi="en_US"/>
+        </w:rPr>
+      </w:r>
+      <w:r>
+        <w:rPr>
+          <w:lang w:val="en_US" w:bidi="en_US"/>
+        </w:rPr>
+      </w:r>
+    </w:p>
+    <w:p>
+      <w:pPr/>
+      <w:r>
+        <w:rPr>
+          <w:lang w:val="en_US" w:bidi="en_US"/>
+        </w:rPr>
+      </w:r>
+    </w:p>
+    <w:p>
+      <w:pPr>
+        <w:pStyle w:val="Heading2"/>
+      </w:pPr>
+      <w:r>
+        <w:rPr>
+          <w:lang w:val="en_US" w:bidi="en_US"/>
+        </w:rPr>
+        <w:t>John 19:18 (#1)</w:t>
       </w:r>
       <w:r>
         <w:rPr>
@@ -25826,7 +25826,7 @@
         <w:rPr>
           <w:lang w:val="en_US" w:bidi="en_US"/>
         </w:rPr>
-        <w:t>John 19:19</w:t>
+        <w:t>John 19:19 (#1)</w:t>
       </w:r>
       <w:r>
         <w:rPr>
@@ -25860,36 +25860,36 @@
         <w:rPr>
           <w:lang w:val="en_US" w:bidi="en_US"/>
         </w:rPr>
-        <w:t>On the sign he wrote, “JESUS THF NAZARENE, THE KING OF THE JEWS.”</w:t>
-      </w:r>
-      <w:r>
-        <w:rPr>
-          <w:lang w:val="en_US" w:bidi="en_US"/>
-        </w:rPr>
-      </w:r>
-      <w:r>
-        <w:rPr>
-          <w:lang w:val="en_US" w:bidi="en_US"/>
-        </w:rPr>
-      </w:r>
-    </w:p>
-    <w:p>
-      <w:pPr/>
-      <w:r>
-        <w:rPr>
-          <w:lang w:val="en_US" w:bidi="en_US"/>
-        </w:rPr>
-      </w:r>
-    </w:p>
-    <w:p>
-      <w:pPr>
-        <w:pStyle w:val="Heading2"/>
-      </w:pPr>
-      <w:r>
-        <w:rPr>
-          <w:lang w:val="en_US" w:bidi="en_US"/>
-        </w:rPr>
-        <w:t>John 19:20</w:t>
+        <w:t>On the sign he wrote, “JESUS THE NAZARENE, THE KING OF THE JEWS.”</w:t>
+      </w:r>
+      <w:r>
+        <w:rPr>
+          <w:lang w:val="en_US" w:bidi="en_US"/>
+        </w:rPr>
+      </w:r>
+      <w:r>
+        <w:rPr>
+          <w:lang w:val="en_US" w:bidi="en_US"/>
+        </w:rPr>
+      </w:r>
+    </w:p>
+    <w:p>
+      <w:pPr/>
+      <w:r>
+        <w:rPr>
+          <w:lang w:val="en_US" w:bidi="en_US"/>
+        </w:rPr>
+      </w:r>
+    </w:p>
+    <w:p>
+      <w:pPr>
+        <w:pStyle w:val="Heading2"/>
+      </w:pPr>
+      <w:r>
+        <w:rPr>
+          <w:lang w:val="en_US" w:bidi="en_US"/>
+        </w:rPr>
+        <w:t>John 19:20 (#1)</w:t>
       </w:r>
       <w:r>
         <w:rPr>
@@ -25952,7 +25952,7 @@
         <w:rPr>
           <w:lang w:val="en_US" w:bidi="en_US"/>
         </w:rPr>
-        <w:t>John 19:23</w:t>
+        <w:t>John 19:23 (#1)</w:t>
       </w:r>
       <w:r>
         <w:rPr>
@@ -26015,7 +26015,7 @@
         <w:rPr>
           <w:lang w:val="en_US" w:bidi="en_US"/>
         </w:rPr>
-        <w:t>John 19:23–24</w:t>
+        <w:t>John 19:23–24 (#1)</w:t>
       </w:r>
       <w:r>
         <w:rPr>
@@ -26078,7 +26078,7 @@
         <w:rPr>
           <w:lang w:val="en_US" w:bidi="en_US"/>
         </w:rPr>
-        <w:t>John 19:24</w:t>
+        <w:t>John 19:24 (#1)</w:t>
       </w:r>
       <w:r>
         <w:rPr>
@@ -26141,7 +26141,7 @@
         <w:rPr>
           <w:lang w:val="en_US" w:bidi="en_US"/>
         </w:rPr>
-        <w:t>John 19:25–26</w:t>
+        <w:t>John 19:25–26 (#1)</w:t>
       </w:r>
       <w:r>
         <w:rPr>
@@ -26204,7 +26204,7 @@
         <w:rPr>
           <w:lang w:val="en_US" w:bidi="en_US"/>
         </w:rPr>
-        <w:t>John 19:26</w:t>
+        <w:t>John 19:26 (#1)</w:t>
       </w:r>
       <w:r>
         <w:rPr>
@@ -26267,7 +26267,7 @@
         <w:rPr>
           <w:lang w:val="en_US" w:bidi="en_US"/>
         </w:rPr>
-        <w:t>John 19:27</w:t>
+        <w:t>John 19:27 (#1)</w:t>
       </w:r>
       <w:r>
         <w:rPr>
@@ -26330,27 +26330,27 @@
         <w:rPr>
           <w:lang w:val="en_US" w:bidi="en_US"/>
         </w:rPr>
-        <w:t>John 19:28</w:t>
-      </w:r>
-      <w:r>
-        <w:rPr>
-          <w:lang w:val="en_US" w:bidi="en_US"/>
-        </w:rPr>
-      </w:r>
-    </w:p>
-    <w:p>
-      <w:pPr/>
-      <w:r>
-        <w:rPr>
-          <w:lang w:val="en_US" w:bidi="en_US"/>
-        </w:rPr>
-      </w:r>
-      <w:r>
-        <w:rPr>
-          <w:b/>
-          <w:lang w:val="en_US" w:bidi="en_US"/>
-        </w:rPr>
-        <w:t>Why did Jesus say, “I am thirsty.”</w:t>
+        <w:t>John 19:28 (#1)</w:t>
+      </w:r>
+      <w:r>
+        <w:rPr>
+          <w:lang w:val="en_US" w:bidi="en_US"/>
+        </w:rPr>
+      </w:r>
+    </w:p>
+    <w:p>
+      <w:pPr/>
+      <w:r>
+        <w:rPr>
+          <w:lang w:val="en_US" w:bidi="en_US"/>
+        </w:rPr>
+      </w:r>
+      <w:r>
+        <w:rPr>
+          <w:b/>
+          <w:lang w:val="en_US" w:bidi="en_US"/>
+        </w:rPr>
+        <w:t>Why did Jesus say, “I am thirsty”?</w:t>
       </w:r>
     </w:p>
     <w:p>
@@ -26393,7 +26393,7 @@
         <w:rPr>
           <w:lang w:val="en_US" w:bidi="en_US"/>
         </w:rPr>
-        <w:t>John 19:29–30</w:t>
+        <w:t>John 19:29–30 (#1)</w:t>
       </w:r>
       <w:r>
         <w:rPr>
@@ -26456,7 +26456,7 @@
         <w:rPr>
           <w:lang w:val="en_US" w:bidi="en_US"/>
         </w:rPr>
-        <w:t>John 19:31</w:t>
+        <w:t>John 19:31 (#1)</w:t>
       </w:r>
       <w:r>
         <w:rPr>
@@ -26519,7 +26519,7 @@
         <w:rPr>
           <w:lang w:val="en_US" w:bidi="en_US"/>
         </w:rPr>
-        <w:t>John 19:33</w:t>
+        <w:t>John 19:33 (#1)</w:t>
       </w:r>
       <w:r>
         <w:rPr>
@@ -26582,7 +26582,7 @@
         <w:rPr>
           <w:lang w:val="en_US" w:bidi="en_US"/>
         </w:rPr>
-        <w:t>John 19:34</w:t>
+        <w:t>John 19:34 (#1)</w:t>
       </w:r>
       <w:r>
         <w:rPr>
@@ -26645,27 +26645,27 @@
         <w:rPr>
           <w:lang w:val="en_US" w:bidi="en_US"/>
         </w:rPr>
-        <w:t>John 19:35</w:t>
-      </w:r>
-      <w:r>
-        <w:rPr>
-          <w:lang w:val="en_US" w:bidi="en_US"/>
-        </w:rPr>
-      </w:r>
-    </w:p>
-    <w:p>
-      <w:pPr/>
-      <w:r>
-        <w:rPr>
-          <w:lang w:val="en_US" w:bidi="en_US"/>
-        </w:rPr>
-      </w:r>
-      <w:r>
-        <w:rPr>
-          <w:b/>
-          <w:lang w:val="en_US" w:bidi="en_US"/>
-        </w:rPr>
-        <w:t>Why did the one who saw all these things concerning the crucifiction of Jesus bear witness to them?</w:t>
+        <w:t>John 19:35 (#1)</w:t>
+      </w:r>
+      <w:r>
+        <w:rPr>
+          <w:lang w:val="en_US" w:bidi="en_US"/>
+        </w:rPr>
+      </w:r>
+    </w:p>
+    <w:p>
+      <w:pPr/>
+      <w:r>
+        <w:rPr>
+          <w:lang w:val="en_US" w:bidi="en_US"/>
+        </w:rPr>
+      </w:r>
+      <w:r>
+        <w:rPr>
+          <w:b/>
+          <w:lang w:val="en_US" w:bidi="en_US"/>
+        </w:rPr>
+        <w:t>Why did the one who saw all these things concerning the crucifixion of Jesus bear witness to them?</w:t>
       </w:r>
     </w:p>
     <w:p>
@@ -26708,7 +26708,7 @@
         <w:rPr>
           <w:lang w:val="en_US" w:bidi="en_US"/>
         </w:rPr>
-        <w:t>John 19:36–37</w:t>
+        <w:t>John 19:36–37 (#1)</w:t>
       </w:r>
       <w:r>
         <w:rPr>
@@ -26771,7 +26771,7 @@
         <w:rPr>
           <w:lang w:val="en_US" w:bidi="en_US"/>
         </w:rPr>
-        <w:t>John 19:38</w:t>
+        <w:t>John 19:38 (#1)</w:t>
       </w:r>
       <w:r>
         <w:rPr>
@@ -26834,7 +26834,7 @@
         <w:rPr>
           <w:lang w:val="en_US" w:bidi="en_US"/>
         </w:rPr>
-        <w:t>John 19:39</w:t>
+        <w:t>John 19:39 (#1)</w:t>
       </w:r>
       <w:r>
         <w:rPr>
@@ -26897,7 +26897,7 @@
         <w:rPr>
           <w:lang w:val="en_US" w:bidi="en_US"/>
         </w:rPr>
-        <w:t>John 19:40–41</w:t>
+        <w:t>John 19:40–41 (#1)</w:t>
       </w:r>
       <w:r>
         <w:rPr>
@@ -26931,36 +26931,36 @@
         <w:rPr>
           <w:lang w:val="en_US" w:bidi="en_US"/>
         </w:rPr>
-        <w:t>They wrapped Jesus' body in linen cloths with spices. Then they laid Jesus’ body in a new tomb which was in a garden.</w:t>
-      </w:r>
-      <w:r>
-        <w:rPr>
-          <w:lang w:val="en_US" w:bidi="en_US"/>
-        </w:rPr>
-      </w:r>
-      <w:r>
-        <w:rPr>
-          <w:lang w:val="en_US" w:bidi="en_US"/>
-        </w:rPr>
-      </w:r>
-    </w:p>
-    <w:p>
-      <w:pPr/>
-      <w:r>
-        <w:rPr>
-          <w:lang w:val="en_US" w:bidi="en_US"/>
-        </w:rPr>
-      </w:r>
-    </w:p>
-    <w:p>
-      <w:pPr>
-        <w:pStyle w:val="Heading2"/>
-      </w:pPr>
-      <w:r>
-        <w:rPr>
-          <w:lang w:val="en_US" w:bidi="en_US"/>
-        </w:rPr>
-        <w:t>John 20:1</w:t>
+        <w:t>They wrapped Jesus’ body in linen cloths with spices. Then they laid Jesus’ body in a new tomb which was in a garden.</w:t>
+      </w:r>
+      <w:r>
+        <w:rPr>
+          <w:lang w:val="en_US" w:bidi="en_US"/>
+        </w:rPr>
+      </w:r>
+      <w:r>
+        <w:rPr>
+          <w:lang w:val="en_US" w:bidi="en_US"/>
+        </w:rPr>
+      </w:r>
+    </w:p>
+    <w:p>
+      <w:pPr/>
+      <w:r>
+        <w:rPr>
+          <w:lang w:val="en_US" w:bidi="en_US"/>
+        </w:rPr>
+      </w:r>
+    </w:p>
+    <w:p>
+      <w:pPr>
+        <w:pStyle w:val="Heading2"/>
+      </w:pPr>
+      <w:r>
+        <w:rPr>
+          <w:lang w:val="en_US" w:bidi="en_US"/>
+        </w:rPr>
+        <w:t>John 20:1 (#1)</w:t>
       </w:r>
       <w:r>
         <w:rPr>
@@ -27086,7 +27086,7 @@
         <w:rPr>
           <w:lang w:val="en_US" w:bidi="en_US"/>
         </w:rPr>
-        <w:t>John 20:2</w:t>
+        <w:t>John 20:2 (#1)</w:t>
       </w:r>
       <w:r>
         <w:rPr>
@@ -27149,7 +27149,7 @@
         <w:rPr>
           <w:lang w:val="en_US" w:bidi="en_US"/>
         </w:rPr>
-        <w:t>John 20:3–4</w:t>
+        <w:t>John 20:3–4 (#1)</w:t>
       </w:r>
       <w:r>
         <w:rPr>
@@ -27212,7 +27212,7 @@
         <w:rPr>
           <w:lang w:val="en_US" w:bidi="en_US"/>
         </w:rPr>
-        <w:t>John 20:6–7</w:t>
+        <w:t>John 20:6–7 (#1)</w:t>
       </w:r>
       <w:r>
         <w:rPr>
@@ -27275,7 +27275,7 @@
         <w:rPr>
           <w:lang w:val="en_US" w:bidi="en_US"/>
         </w:rPr>
-        <w:t>John 20:8</w:t>
+        <w:t>John 20:8 (#1)</w:t>
       </w:r>
       <w:r>
         <w:rPr>
@@ -27338,7 +27338,7 @@
         <w:rPr>
           <w:lang w:val="en_US" w:bidi="en_US"/>
         </w:rPr>
-        <w:t>John 20:12</w:t>
+        <w:t>John 20:12 (#1)</w:t>
       </w:r>
       <w:r>
         <w:rPr>
@@ -27401,7 +27401,7 @@
         <w:rPr>
           <w:lang w:val="en_US" w:bidi="en_US"/>
         </w:rPr>
-        <w:t>John 20:13</w:t>
+        <w:t>John 20:13 (#1)</w:t>
       </w:r>
       <w:r>
         <w:rPr>
@@ -27464,7 +27464,7 @@
         <w:rPr>
           <w:lang w:val="en_US" w:bidi="en_US"/>
         </w:rPr>
-        <w:t>John 20:14</w:t>
+        <w:t>John 20:14 (#1)</w:t>
       </w:r>
       <w:r>
         <w:rPr>
@@ -27527,7 +27527,7 @@
         <w:rPr>
           <w:lang w:val="en_US" w:bidi="en_US"/>
         </w:rPr>
-        <w:t>John 20:15</w:t>
+        <w:t>John 20:15 (#1)</w:t>
       </w:r>
       <w:r>
         <w:rPr>
@@ -27590,7 +27590,7 @@
         <w:rPr>
           <w:lang w:val="en_US" w:bidi="en_US"/>
         </w:rPr>
-        <w:t>John 20:16</w:t>
+        <w:t>John 20:16 (#1)</w:t>
       </w:r>
       <w:r>
         <w:rPr>
@@ -27653,7 +27653,70 @@
         <w:rPr>
           <w:lang w:val="en_US" w:bidi="en_US"/>
         </w:rPr>
-        <w:t>John 20:17</w:t>
+        <w:t>John 20:17 (#2)</w:t>
+      </w:r>
+      <w:r>
+        <w:rPr>
+          <w:lang w:val="en_US" w:bidi="en_US"/>
+        </w:rPr>
+      </w:r>
+    </w:p>
+    <w:p>
+      <w:pPr/>
+      <w:r>
+        <w:rPr>
+          <w:lang w:val="en_US" w:bidi="en_US"/>
+        </w:rPr>
+      </w:r>
+      <w:r>
+        <w:rPr>
+          <w:b/>
+          <w:lang w:val="en_US" w:bidi="en_US"/>
+        </w:rPr>
+        <w:t>What did Jesus tell Mary to say to his brothers?</w:t>
+      </w:r>
+    </w:p>
+    <w:p>
+      <w:pPr/>
+      <w:r>
+        <w:rPr>
+          <w:lang w:val="en_US" w:bidi="en_US"/>
+        </w:rPr>
+      </w:r>
+      <w:r>
+        <w:rPr>
+          <w:lang w:val="en_US" w:bidi="en_US"/>
+        </w:rPr>
+        <w:t>Jesus told her to say to his brothers, that he will ascend to his Father and their Father, and his God and their God.</w:t>
+      </w:r>
+      <w:r>
+        <w:rPr>
+          <w:lang w:val="en_US" w:bidi="en_US"/>
+        </w:rPr>
+      </w:r>
+      <w:r>
+        <w:rPr>
+          <w:lang w:val="en_US" w:bidi="en_US"/>
+        </w:rPr>
+      </w:r>
+    </w:p>
+    <w:p>
+      <w:pPr/>
+      <w:r>
+        <w:rPr>
+          <w:lang w:val="en_US" w:bidi="en_US"/>
+        </w:rPr>
+      </w:r>
+    </w:p>
+    <w:p>
+      <w:pPr>
+        <w:pStyle w:val="Heading2"/>
+      </w:pPr>
+      <w:r>
+        <w:rPr>
+          <w:lang w:val="en_US" w:bidi="en_US"/>
+        </w:rPr>
+        <w:t>John 20:17 (#1)</w:t>
       </w:r>
       <w:r>
         <w:rPr>
@@ -27687,99 +27750,36 @@
         <w:rPr>
           <w:lang w:val="en_US" w:bidi="en_US"/>
         </w:rPr>
-        <w:t>Jesus told her not to hold on to him because he hadn’t yet ascended to the Father.</w:t>
-      </w:r>
-      <w:r>
-        <w:rPr>
-          <w:lang w:val="en_US" w:bidi="en_US"/>
-        </w:rPr>
-      </w:r>
-      <w:r>
-        <w:rPr>
-          <w:lang w:val="en_US" w:bidi="en_US"/>
-        </w:rPr>
-      </w:r>
-    </w:p>
-    <w:p>
-      <w:pPr/>
-      <w:r>
-        <w:rPr>
-          <w:lang w:val="en_US" w:bidi="en_US"/>
-        </w:rPr>
-      </w:r>
-    </w:p>
-    <w:p>
-      <w:pPr>
-        <w:pStyle w:val="Heading2"/>
-      </w:pPr>
-      <w:r>
-        <w:rPr>
-          <w:lang w:val="en_US" w:bidi="en_US"/>
-        </w:rPr>
-        <w:t>John 20:17 (#2)</w:t>
-      </w:r>
-      <w:r>
-        <w:rPr>
-          <w:lang w:val="en_US" w:bidi="en_US"/>
-        </w:rPr>
-      </w:r>
-    </w:p>
-    <w:p>
-      <w:pPr/>
-      <w:r>
-        <w:rPr>
-          <w:lang w:val="en_US" w:bidi="en_US"/>
-        </w:rPr>
-      </w:r>
-      <w:r>
-        <w:rPr>
-          <w:b/>
-          <w:lang w:val="en_US" w:bidi="en_US"/>
-        </w:rPr>
-        <w:t>What did Jesus tell Mary to say to his brothers?</w:t>
-      </w:r>
-    </w:p>
-    <w:p>
-      <w:pPr/>
-      <w:r>
-        <w:rPr>
-          <w:lang w:val="en_US" w:bidi="en_US"/>
-        </w:rPr>
-      </w:r>
-      <w:r>
-        <w:rPr>
-          <w:lang w:val="en_US" w:bidi="en_US"/>
-        </w:rPr>
-        <w:t>Jesus told her to say to his brothers, that he will ascend to his Father and their Father, and his God and their God.</w:t>
-      </w:r>
-      <w:r>
-        <w:rPr>
-          <w:lang w:val="en_US" w:bidi="en_US"/>
-        </w:rPr>
-      </w:r>
-      <w:r>
-        <w:rPr>
-          <w:lang w:val="en_US" w:bidi="en_US"/>
-        </w:rPr>
-      </w:r>
-    </w:p>
-    <w:p>
-      <w:pPr/>
-      <w:r>
-        <w:rPr>
-          <w:lang w:val="en_US" w:bidi="en_US"/>
-        </w:rPr>
-      </w:r>
-    </w:p>
-    <w:p>
-      <w:pPr>
-        <w:pStyle w:val="Heading2"/>
-      </w:pPr>
-      <w:r>
-        <w:rPr>
-          <w:lang w:val="en_US" w:bidi="en_US"/>
-        </w:rPr>
-        <w:t>John 20:18</w:t>
+        <w:t>Jesus told her not to hold on to him because he had not yet ascended to the Father.</w:t>
+      </w:r>
+      <w:r>
+        <w:rPr>
+          <w:lang w:val="en_US" w:bidi="en_US"/>
+        </w:rPr>
+      </w:r>
+      <w:r>
+        <w:rPr>
+          <w:lang w:val="en_US" w:bidi="en_US"/>
+        </w:rPr>
+      </w:r>
+    </w:p>
+    <w:p>
+      <w:pPr/>
+      <w:r>
+        <w:rPr>
+          <w:lang w:val="en_US" w:bidi="en_US"/>
+        </w:rPr>
+      </w:r>
+    </w:p>
+    <w:p>
+      <w:pPr>
+        <w:pStyle w:val="Heading2"/>
+      </w:pPr>
+      <w:r>
+        <w:rPr>
+          <w:lang w:val="en_US" w:bidi="en_US"/>
+        </w:rPr>
+        <w:t>John 20:18 (#1)</w:t>
       </w:r>
       <w:r>
         <w:rPr>
@@ -27813,36 +27813,36 @@
         <w:rPr>
           <w:lang w:val="en_US" w:bidi="en_US"/>
         </w:rPr>
-        <w:t>She ran and told the other disciples Jesus' message for them.</w:t>
-      </w:r>
-      <w:r>
-        <w:rPr>
-          <w:lang w:val="en_US" w:bidi="en_US"/>
-        </w:rPr>
-      </w:r>
-      <w:r>
-        <w:rPr>
-          <w:lang w:val="en_US" w:bidi="en_US"/>
-        </w:rPr>
-      </w:r>
-    </w:p>
-    <w:p>
-      <w:pPr/>
-      <w:r>
-        <w:rPr>
-          <w:lang w:val="en_US" w:bidi="en_US"/>
-        </w:rPr>
-      </w:r>
-    </w:p>
-    <w:p>
-      <w:pPr>
-        <w:pStyle w:val="Heading2"/>
-      </w:pPr>
-      <w:r>
-        <w:rPr>
-          <w:lang w:val="en_US" w:bidi="en_US"/>
-        </w:rPr>
-        <w:t>John 20:19</w:t>
+        <w:t>She ran and told the other disciples Jesus’ message for them.</w:t>
+      </w:r>
+      <w:r>
+        <w:rPr>
+          <w:lang w:val="en_US" w:bidi="en_US"/>
+        </w:rPr>
+      </w:r>
+      <w:r>
+        <w:rPr>
+          <w:lang w:val="en_US" w:bidi="en_US"/>
+        </w:rPr>
+      </w:r>
+    </w:p>
+    <w:p>
+      <w:pPr/>
+      <w:r>
+        <w:rPr>
+          <w:lang w:val="en_US" w:bidi="en_US"/>
+        </w:rPr>
+      </w:r>
+    </w:p>
+    <w:p>
+      <w:pPr>
+        <w:pStyle w:val="Heading2"/>
+      </w:pPr>
+      <w:r>
+        <w:rPr>
+          <w:lang w:val="en_US" w:bidi="en_US"/>
+        </w:rPr>
+        <w:t>John 20:19 (#1)</w:t>
       </w:r>
       <w:r>
         <w:rPr>
@@ -27905,7 +27905,7 @@
         <w:rPr>
           <w:lang w:val="en_US" w:bidi="en_US"/>
         </w:rPr>
-        <w:t>John 20:20</w:t>
+        <w:t>John 20:20 (#1)</w:t>
       </w:r>
       <w:r>
         <w:rPr>
@@ -27968,7 +27968,7 @@
         <w:rPr>
           <w:lang w:val="en_US" w:bidi="en_US"/>
         </w:rPr>
-        <w:t>John 20:21</w:t>
+        <w:t>John 20:21 (#1)</w:t>
       </w:r>
       <w:r>
         <w:rPr>
@@ -28031,7 +28031,7 @@
         <w:rPr>
           <w:lang w:val="en_US" w:bidi="en_US"/>
         </w:rPr>
-        <w:t>John 20:22–23</w:t>
+        <w:t>John 20:22–23 (#1)</w:t>
       </w:r>
       <w:r>
         <w:rPr>
@@ -28094,7 +28094,7 @@
         <w:rPr>
           <w:lang w:val="en_US" w:bidi="en_US"/>
         </w:rPr>
-        <w:t>John 20:24</w:t>
+        <w:t>John 20:24 (#1)</w:t>
       </w:r>
       <w:r>
         <w:rPr>
@@ -28157,7 +28157,7 @@
         <w:rPr>
           <w:lang w:val="en_US" w:bidi="en_US"/>
         </w:rPr>
-        <w:t>John 20:25</w:t>
+        <w:t>John 20:25 (#1)</w:t>
       </w:r>
       <w:r>
         <w:rPr>
@@ -28220,7 +28220,7 @@
         <w:rPr>
           <w:lang w:val="en_US" w:bidi="en_US"/>
         </w:rPr>
-        <w:t>John 20:26</w:t>
+        <w:t>John 20:26 (#1)</w:t>
       </w:r>
       <w:r>
         <w:rPr>
@@ -28283,7 +28283,7 @@
         <w:rPr>
           <w:lang w:val="en_US" w:bidi="en_US"/>
         </w:rPr>
-        <w:t>John 20:27</w:t>
+        <w:t>John 20:27 (#1)</w:t>
       </w:r>
       <w:r>
         <w:rPr>
@@ -28346,7 +28346,7 @@
         <w:rPr>
           <w:lang w:val="en_US" w:bidi="en_US"/>
         </w:rPr>
-        <w:t>John 20:28</w:t>
+        <w:t>John 20:28 (#1)</w:t>
       </w:r>
       <w:r>
         <w:rPr>
@@ -28409,7 +28409,7 @@
         <w:rPr>
           <w:lang w:val="en_US" w:bidi="en_US"/>
         </w:rPr>
-        <w:t>John 20:29</w:t>
+        <w:t>John 20:29 (#1)</w:t>
       </w:r>
       <w:r>
         <w:rPr>
@@ -28472,27 +28472,27 @@
         <w:rPr>
           <w:lang w:val="en_US" w:bidi="en_US"/>
         </w:rPr>
-        <w:t>John 20:30</w:t>
-      </w:r>
-      <w:r>
-        <w:rPr>
-          <w:lang w:val="en_US" w:bidi="en_US"/>
-        </w:rPr>
-      </w:r>
-    </w:p>
-    <w:p>
-      <w:pPr/>
-      <w:r>
-        <w:rPr>
-          <w:lang w:val="en_US" w:bidi="en_US"/>
-        </w:rPr>
-      </w:r>
-      <w:r>
-        <w:rPr>
-          <w:b/>
-          <w:lang w:val="en_US" w:bidi="en_US"/>
-        </w:rPr>
-        <w:t>Did Jesus do other signs that weren’t written in the book?</w:t>
+        <w:t>John 20:30 (#1)</w:t>
+      </w:r>
+      <w:r>
+        <w:rPr>
+          <w:lang w:val="en_US" w:bidi="en_US"/>
+        </w:rPr>
+      </w:r>
+    </w:p>
+    <w:p>
+      <w:pPr/>
+      <w:r>
+        <w:rPr>
+          <w:lang w:val="en_US" w:bidi="en_US"/>
+        </w:rPr>
+      </w:r>
+      <w:r>
+        <w:rPr>
+          <w:b/>
+          <w:lang w:val="en_US" w:bidi="en_US"/>
+        </w:rPr>
+        <w:t>Did Jesus do other signs that were not written in the book?</w:t>
       </w:r>
     </w:p>
     <w:p>
@@ -28535,7 +28535,7 @@
         <w:rPr>
           <w:lang w:val="en_US" w:bidi="en_US"/>
         </w:rPr>
-        <w:t>John 20:31</w:t>
+        <w:t>John 20:31 (#1)</w:t>
       </w:r>
       <w:r>
         <w:rPr>
@@ -28598,7 +28598,7 @@
         <w:rPr>
           <w:lang w:val="en_US" w:bidi="en_US"/>
         </w:rPr>
-        <w:t>John 21:1</w:t>
+        <w:t>John 21:1 (#1)</w:t>
       </w:r>
       <w:r>
         <w:rPr>
@@ -28661,7 +28661,7 @@
         <w:rPr>
           <w:lang w:val="en_US" w:bidi="en_US"/>
         </w:rPr>
-        <w:t>John 21:2</w:t>
+        <w:t>John 21:2 (#1)</w:t>
       </w:r>
       <w:r>
         <w:rPr>
@@ -28724,7 +28724,7 @@
         <w:rPr>
           <w:lang w:val="en_US" w:bidi="en_US"/>
         </w:rPr>
-        <w:t>John 21:3</w:t>
+        <w:t>John 21:3 (#1)</w:t>
       </w:r>
       <w:r>
         <w:rPr>
@@ -28787,7 +28787,7 @@
         <w:rPr>
           <w:lang w:val="en_US" w:bidi="en_US"/>
         </w:rPr>
-        <w:t>John 21:6</w:t>
+        <w:t>John 21:6 (#1)</w:t>
       </w:r>
       <w:r>
         <w:rPr>
@@ -28913,27 +28913,27 @@
         <w:rPr>
           <w:lang w:val="en_US" w:bidi="en_US"/>
         </w:rPr>
-        <w:t>John 21:7</w:t>
-      </w:r>
-      <w:r>
-        <w:rPr>
-          <w:lang w:val="en_US" w:bidi="en_US"/>
-        </w:rPr>
-      </w:r>
-    </w:p>
-    <w:p>
-      <w:pPr/>
-      <w:r>
-        <w:rPr>
-          <w:lang w:val="en_US" w:bidi="en_US"/>
-        </w:rPr>
-      </w:r>
-      <w:r>
-        <w:rPr>
-          <w:b/>
-          <w:lang w:val="en_US" w:bidi="en_US"/>
-        </w:rPr>
-        <w:t>What did Simon Peter do when the disciple Jesus loved said, “It is the Lord.”</w:t>
+        <w:t>John 21:7 (#1)</w:t>
+      </w:r>
+      <w:r>
+        <w:rPr>
+          <w:lang w:val="en_US" w:bidi="en_US"/>
+        </w:rPr>
+      </w:r>
+    </w:p>
+    <w:p>
+      <w:pPr/>
+      <w:r>
+        <w:rPr>
+          <w:lang w:val="en_US" w:bidi="en_US"/>
+        </w:rPr>
+      </w:r>
+      <w:r>
+        <w:rPr>
+          <w:b/>
+          <w:lang w:val="en_US" w:bidi="en_US"/>
+        </w:rPr>
+        <w:t>What did Simon Peter do when the disciple Jesus loved said, “It is the Lord”?</w:t>
       </w:r>
     </w:p>
     <w:p>
@@ -28976,7 +28976,7 @@
         <w:rPr>
           <w:lang w:val="en_US" w:bidi="en_US"/>
         </w:rPr>
-        <w:t>John 21:8</w:t>
+        <w:t>John 21:8 (#1)</w:t>
       </w:r>
       <w:r>
         <w:rPr>
@@ -29039,7 +29039,7 @@
         <w:rPr>
           <w:lang w:val="en_US" w:bidi="en_US"/>
         </w:rPr>
-        <w:t>John 21:10</w:t>
+        <w:t>John 21:10 (#1)</w:t>
       </w:r>
       <w:r>
         <w:rPr>
@@ -29102,7 +29102,7 @@
         <w:rPr>
           <w:lang w:val="en_US" w:bidi="en_US"/>
         </w:rPr>
-        <w:t>John 21:14</w:t>
+        <w:t>John 21:14 (#1)</w:t>
       </w:r>
       <w:r>
         <w:rPr>
@@ -29165,7 +29165,7 @@
         <w:rPr>
           <w:lang w:val="en_US" w:bidi="en_US"/>
         </w:rPr>
-        <w:t>John 21:15</w:t>
+        <w:t>John 21:15 (#1)</w:t>
       </w:r>
       <w:r>
         <w:rPr>
@@ -29228,7 +29228,70 @@
         <w:rPr>
           <w:lang w:val="en_US" w:bidi="en_US"/>
         </w:rPr>
-        <w:t>John 21:17</w:t>
+        <w:t>John 21:17 (#2)</w:t>
+      </w:r>
+      <w:r>
+        <w:rPr>
+          <w:lang w:val="en_US" w:bidi="en_US"/>
+        </w:rPr>
+      </w:r>
+    </w:p>
+    <w:p>
+      <w:pPr/>
+      <w:r>
+        <w:rPr>
+          <w:lang w:val="en_US" w:bidi="en_US"/>
+        </w:rPr>
+      </w:r>
+      <w:r>
+        <w:rPr>
+          <w:b/>
+          <w:lang w:val="en_US" w:bidi="en_US"/>
+        </w:rPr>
+        <w:t>The third time Peter responds to Jesus’ question, “Do you love me?” what does Jesus tell Peter to do?</w:t>
+      </w:r>
+    </w:p>
+    <w:p>
+      <w:pPr/>
+      <w:r>
+        <w:rPr>
+          <w:lang w:val="en_US" w:bidi="en_US"/>
+        </w:rPr>
+      </w:r>
+      <w:r>
+        <w:rPr>
+          <w:lang w:val="en_US" w:bidi="en_US"/>
+        </w:rPr>
+        <w:t>The third time, Jesus told him, “Feed my sheep.”</w:t>
+      </w:r>
+      <w:r>
+        <w:rPr>
+          <w:lang w:val="en_US" w:bidi="en_US"/>
+        </w:rPr>
+      </w:r>
+      <w:r>
+        <w:rPr>
+          <w:lang w:val="en_US" w:bidi="en_US"/>
+        </w:rPr>
+      </w:r>
+    </w:p>
+    <w:p>
+      <w:pPr/>
+      <w:r>
+        <w:rPr>
+          <w:lang w:val="en_US" w:bidi="en_US"/>
+        </w:rPr>
+      </w:r>
+    </w:p>
+    <w:p>
+      <w:pPr>
+        <w:pStyle w:val="Heading2"/>
+      </w:pPr>
+      <w:r>
+        <w:rPr>
+          <w:lang w:val="en_US" w:bidi="en_US"/>
+        </w:rPr>
+        <w:t>John 21:17 (#1)</w:t>
       </w:r>
       <w:r>
         <w:rPr>
@@ -29291,70 +29354,7 @@
         <w:rPr>
           <w:lang w:val="en_US" w:bidi="en_US"/>
         </w:rPr>
-        <w:t>John 21:17 (#2)</w:t>
-      </w:r>
-      <w:r>
-        <w:rPr>
-          <w:lang w:val="en_US" w:bidi="en_US"/>
-        </w:rPr>
-      </w:r>
-    </w:p>
-    <w:p>
-      <w:pPr/>
-      <w:r>
-        <w:rPr>
-          <w:lang w:val="en_US" w:bidi="en_US"/>
-        </w:rPr>
-      </w:r>
-      <w:r>
-        <w:rPr>
-          <w:b/>
-          <w:lang w:val="en_US" w:bidi="en_US"/>
-        </w:rPr>
-        <w:t>The third time Peter responds to Jesus’ question, “Do you love me?” what does Jesus tell Peter to do?</w:t>
-      </w:r>
-    </w:p>
-    <w:p>
-      <w:pPr/>
-      <w:r>
-        <w:rPr>
-          <w:lang w:val="en_US" w:bidi="en_US"/>
-        </w:rPr>
-      </w:r>
-      <w:r>
-        <w:rPr>
-          <w:lang w:val="en_US" w:bidi="en_US"/>
-        </w:rPr>
-        <w:t>The third time, Jesus told him, “Feed my sheep.”</w:t>
-      </w:r>
-      <w:r>
-        <w:rPr>
-          <w:lang w:val="en_US" w:bidi="en_US"/>
-        </w:rPr>
-      </w:r>
-      <w:r>
-        <w:rPr>
-          <w:lang w:val="en_US" w:bidi="en_US"/>
-        </w:rPr>
-      </w:r>
-    </w:p>
-    <w:p>
-      <w:pPr/>
-      <w:r>
-        <w:rPr>
-          <w:lang w:val="en_US" w:bidi="en_US"/>
-        </w:rPr>
-      </w:r>
-    </w:p>
-    <w:p>
-      <w:pPr>
-        <w:pStyle w:val="Heading2"/>
-      </w:pPr>
-      <w:r>
-        <w:rPr>
-          <w:lang w:val="en_US" w:bidi="en_US"/>
-        </w:rPr>
-        <w:t>John 21:18</w:t>
+        <w:t>John 21:18 (#1)</w:t>
       </w:r>
       <w:r>
         <w:rPr>
@@ -29417,7 +29417,7 @@
         <w:rPr>
           <w:lang w:val="en_US" w:bidi="en_US"/>
         </w:rPr>
-        <w:t>John 21:19</w:t>
+        <w:t>John 21:19 (#1)</w:t>
       </w:r>
       <w:r>
         <w:rPr>
@@ -29480,7 +29480,7 @@
         <w:rPr>
           <w:lang w:val="en_US" w:bidi="en_US"/>
         </w:rPr>
-        <w:t>John 21:21</w:t>
+        <w:t>John 21:21 (#1)</w:t>
       </w:r>
       <w:r>
         <w:rPr>
@@ -29543,27 +29543,27 @@
         <w:rPr>
           <w:lang w:val="en_US" w:bidi="en_US"/>
         </w:rPr>
-        <w:t>John 21:22</w:t>
-      </w:r>
-      <w:r>
-        <w:rPr>
-          <w:lang w:val="en_US" w:bidi="en_US"/>
-        </w:rPr>
-      </w:r>
-    </w:p>
-    <w:p>
-      <w:pPr/>
-      <w:r>
-        <w:rPr>
-          <w:lang w:val="en_US" w:bidi="en_US"/>
-        </w:rPr>
-      </w:r>
-      <w:r>
-        <w:rPr>
-          <w:b/>
-          <w:lang w:val="en_US" w:bidi="en_US"/>
-        </w:rPr>
-        <w:t>How did Jesus respond to Peter’s question, “Lord, what will this man do?”</w:t>
+        <w:t>John 21:22 (#1)</w:t>
+      </w:r>
+      <w:r>
+        <w:rPr>
+          <w:lang w:val="en_US" w:bidi="en_US"/>
+        </w:rPr>
+      </w:r>
+    </w:p>
+    <w:p>
+      <w:pPr/>
+      <w:r>
+        <w:rPr>
+          <w:lang w:val="en_US" w:bidi="en_US"/>
+        </w:rPr>
+      </w:r>
+      <w:r>
+        <w:rPr>
+          <w:b/>
+          <w:lang w:val="en_US" w:bidi="en_US"/>
+        </w:rPr>
+        <w:t>How did Jesus respond to Peter’s question, “Lord, what will this man do?”?</w:t>
       </w:r>
     </w:p>
     <w:p>
@@ -29606,7 +29606,7 @@
         <w:rPr>
           <w:lang w:val="en_US" w:bidi="en_US"/>
         </w:rPr>
-        <w:t>John 21:24</w:t>
+        <w:t>John 21:24 (#1)</w:t>
       </w:r>
       <w:r>
         <w:rPr>
